--- a/submit/code/GEME_MANUAL.docx
+++ b/submit/code/GEME_MANUAL.docx
@@ -10,7 +10,7 @@
         <w:t xml:space="preserve">GEME Manual</w:t>
       </w:r>
     </w:p>
-    <w:bookmarkStart w:id="45" w:name="geme-使用说明书"/>
+    <w:bookmarkStart w:id="52" w:name="geme-使用说明书"/>
     <w:p>
       <w:pPr>
         <w:pStyle w:val="Heading1"/>
@@ -3711,16 +3711,16 @@
         <w:rPr>
           <w:rFonts w:hint="eastAsia"/>
         </w:rPr>
-        <w:t xml:space="preserve">维向量（数字数组）。L4</w:t>
-      </w:r>
-      <w:r>
-        <w:t xml:space="preserve"> </w:t>
-      </w:r>
-      <w:r>
-        <w:rPr>
-          <w:rFonts w:hint="eastAsia"/>
-        </w:rPr>
-        <w:t xml:space="preserve">处理的是统计表格。如果</w:t>
+        <w:t xml:space="preserve">维向量（浮点数组成的数组）。L4</w:t>
+      </w:r>
+      <w:r>
+        <w:t xml:space="preserve"> </w:t>
+      </w:r>
+      <w:r>
+        <w:rPr>
+          <w:rFonts w:hint="eastAsia"/>
+        </w:rPr>
+        <w:t xml:space="preserve">处理的是共现统计表。如果</w:t>
       </w:r>
       <w:r>
         <w:t xml:space="preserve"> L1 </w:t>
@@ -3756,18 +3756,7 @@
         <w:rPr>
           <w:rFonts w:hint="eastAsia"/>
         </w:rPr>
-        <w:t xml:space="preserve">不懂向量几何。</w:t>
-      </w:r>
-    </w:p>
-    <w:p>
-      <w:pPr>
-        <w:pStyle w:val="BodyText"/>
-      </w:pPr>
-      <w:r>
-        <w:rPr>
-          <w:rFonts w:hint="eastAsia"/>
-        </w:rPr>
-        <w:t xml:space="preserve">这里的解决方案就是</w:t>
+        <w:t xml:space="preserve">的统计引擎不懂向量几何。它需要的是一个它可以索引、查询、匹配的</w:t>
       </w:r>
       <w:r>
         <w:rPr>
@@ -3775,6 +3764,28 @@
           <w:b/>
           <w:bCs/>
         </w:rPr>
+        <w:t xml:space="preserve">离散符号</w:t>
+      </w:r>
+      <w:r>
+        <w:t xml:space="preserve">。</w:t>
+      </w:r>
+    </w:p>
+    <w:p>
+      <w:pPr>
+        <w:pStyle w:val="BodyText"/>
+      </w:pPr>
+      <w:r>
+        <w:rPr>
+          <w:rFonts w:hint="eastAsia"/>
+        </w:rPr>
+        <w:t xml:space="preserve">这个离散符号就是</w:t>
+      </w:r>
+      <w:r>
+        <w:rPr>
+          <w:rFonts w:hint="eastAsia"/>
+          <w:b/>
+          <w:bCs/>
+        </w:rPr>
         <w:t xml:space="preserve">桥签名</w:t>
       </w:r>
       <w:r>
@@ -3805,7 +3816,7 @@
         <w:rPr>
           <w:rFonts w:hint="eastAsia"/>
         </w:rPr>
-        <w:t xml:space="preserve">每个帧在创建时被赋予一个简短的文本名字（桥签名</w:t>
+        <w:t xml:space="preserve">每个帧在创建时被赋予一个简短的文本字符串，称为桥签名（记为</w:t>
       </w:r>
       <w:r>
         <w:t xml:space="preserve"> </w:t>
@@ -3834,239 +3845,1679 @@
         <w:rPr>
           <w:rFonts w:hint="eastAsia"/>
         </w:rPr>
-        <w:t xml:space="preserve">）。这个名字是帧的”身份标签”，用于在不同层之间传递信息。</w:t>
+        <w:t xml:space="preserve">）。</w:t>
+      </w:r>
+      <m:oMath>
+        <m:r>
+          <m:t>σ</m:t>
+        </m:r>
+      </m:oMath>
+      <w:r>
+        <w:t xml:space="preserve"> </w:t>
+      </w:r>
+      <w:r>
+        <w:rPr>
+          <w:rFonts w:hint="eastAsia"/>
+        </w:rPr>
+        <w:t xml:space="preserve">有三个关键特性：</w:t>
       </w:r>
     </w:p>
     <w:p>
       <w:pPr>
         <w:pStyle w:val="BodyText"/>
       </w:pPr>
-      <w:r>
-        <w:rPr>
-          <w:rFonts w:hint="eastAsia"/>
-        </w:rPr>
-        <w:t xml:space="preserve">桥签名的格式在不同层中不同：</w:t>
-      </w:r>
-      <w:r>
-        <w:t xml:space="preserve"> </w:t>
-      </w:r>
-      <w:r>
-        <w:t xml:space="preserve">- L1 </w:t>
-      </w:r>
-      <w:r>
-        <w:rPr>
-          <w:rFonts w:hint="eastAsia"/>
-        </w:rPr>
-        <w:t xml:space="preserve">的桥签名：</w:t>
-      </w:r>
-      <w:r>
-        <w:rPr>
-          <w:rStyle w:val="VerbatimChar"/>
-        </w:rPr>
-        <w:t xml:space="preserve">cat</w:t>
-      </w:r>
-      <w:r>
-        <w:t xml:space="preserve">、</w:t>
-      </w:r>
-      <w:r>
-        <w:rPr>
-          <w:rStyle w:val="VerbatimChar"/>
-        </w:rPr>
-        <w:t xml:space="preserve">ext_42</w:t>
-      </w:r>
-      <w:r>
-        <w:rPr>
-          <w:rFonts w:hint="eastAsia"/>
-        </w:rPr>
-        <w:t xml:space="preserve">（简单的输入源名称）</w:t>
-      </w:r>
-      <w:r>
-        <w:t xml:space="preserve"> </w:t>
-      </w:r>
-      <w:r>
-        <w:t xml:space="preserve">- L2 </w:t>
-      </w:r>
-      <w:r>
-        <w:rPr>
-          <w:rFonts w:hint="eastAsia"/>
-        </w:rPr>
-        <w:t xml:space="preserve">的桥签名：</w:t>
-      </w:r>
-      <w:r>
-        <w:rPr>
-          <w:rStyle w:val="VerbatimChar"/>
-        </w:rPr>
-        <w:t xml:space="preserve">cat──mat</w:t>
-      </w:r>
-      <w:r>
-        <w:rPr>
-          <w:rFonts w:hint="eastAsia"/>
-        </w:rPr>
-        <w:t xml:space="preserve">（用</w:t>
-      </w:r>
-      <w:r>
-        <w:t xml:space="preserve"> </w:t>
-      </w:r>
-      <w:r>
-        <w:rPr>
-          <w:rStyle w:val="VerbatimChar"/>
-        </w:rPr>
-        <w:t xml:space="preserve">──</w:t>
-      </w:r>
-      <w:r>
-        <w:t xml:space="preserve"> </w:t>
-      </w:r>
-      <w:r>
-        <w:rPr>
-          <w:rFonts w:hint="eastAsia"/>
-        </w:rPr>
-        <w:t xml:space="preserve">连接两个共现帧的名字）</w:t>
-      </w:r>
-      <w:r>
-        <w:t xml:space="preserve"> </w:t>
-      </w:r>
-      <w:r>
-        <w:t xml:space="preserve">- L3 </w:t>
-      </w:r>
-      <w:r>
-        <w:rPr>
-          <w:rFonts w:hint="eastAsia"/>
-        </w:rPr>
-        <w:t xml:space="preserve">的桥签名：</w:t>
-      </w:r>
-      <w:r>
-        <w:rPr>
-          <w:rStyle w:val="VerbatimChar"/>
-        </w:rPr>
-        <w:t xml:space="preserve">f3══f1</w:t>
-      </w:r>
-      <w:r>
-        <w:rPr>
-          <w:rFonts w:hint="eastAsia"/>
-        </w:rPr>
-        <w:t xml:space="preserve">（用</w:t>
-      </w:r>
-      <w:r>
-        <w:t xml:space="preserve"> </w:t>
-      </w:r>
-      <w:r>
-        <w:rPr>
-          <w:rStyle w:val="VerbatimChar"/>
-        </w:rPr>
-        <w:t xml:space="preserve">◯◯</w:t>
-      </w:r>
-      <w:r>
-        <w:t xml:space="preserve"> </w:t>
-      </w:r>
-      <w:r>
-        <w:rPr>
-          <w:rFonts w:hint="eastAsia"/>
-        </w:rPr>
-        <w:t xml:space="preserve">连接两个稳定桥接的帧）</w:t>
-      </w:r>
-      <w:r>
-        <w:t xml:space="preserve"> </w:t>
-      </w:r>
-      <w:r>
-        <w:t xml:space="preserve">- L4 </w:t>
-      </w:r>
-      <w:r>
-        <w:rPr>
-          <w:rFonts w:hint="eastAsia"/>
-        </w:rPr>
-        <w:t xml:space="preserve">的桥签名：</w:t>
-      </w:r>
-      <w:r>
-        <w:rPr>
-          <w:rStyle w:val="VerbatimChar"/>
-        </w:rPr>
-        <w:t xml:space="preserve">pred_err_cat</w:t>
-      </w:r>
-      <w:r>
-        <w:rPr>
-          <w:rFonts w:hint="eastAsia"/>
-        </w:rPr>
-        <w:t xml:space="preserve">（以</w:t>
-      </w:r>
-      <w:r>
-        <w:t xml:space="preserve"> </w:t>
-      </w:r>
-      <w:r>
-        <w:rPr>
-          <w:rStyle w:val="VerbatimChar"/>
-        </w:rPr>
-        <w:t xml:space="preserve">pred_</w:t>
-      </w:r>
-      <w:r>
-        <w:t xml:space="preserve"> </w:t>
-      </w:r>
-      <w:r>
-        <w:rPr>
-          <w:rFonts w:hint="eastAsia"/>
-        </w:rPr>
-        <w:t xml:space="preserve">开头，标记预测结果）</w:t>
-      </w:r>
-      <w:r>
-        <w:t xml:space="preserve"> </w:t>
-      </w:r>
-      <w:r>
-        <w:t xml:space="preserve">- L6 </w:t>
-      </w:r>
-      <w:r>
-        <w:rPr>
-          <w:rFonts w:hint="eastAsia"/>
-        </w:rPr>
-        <w:t xml:space="preserve">的桥签名：</w:t>
-      </w:r>
-      <w:r>
-        <w:rPr>
-          <w:rStyle w:val="VerbatimChar"/>
-        </w:rPr>
-        <w:t xml:space="preserve">sys_doubt</w:t>
-      </w:r>
-      <w:r>
-        <w:rPr>
-          <w:rFonts w:hint="eastAsia"/>
-        </w:rPr>
-        <w:t xml:space="preserve">（系统怀疑信号）</w:t>
-      </w:r>
-    </w:p>
-    <w:bookmarkEnd w:id="33"/>
-    <w:bookmarkStart w:id="34" w:name="桥签名为什么重要"/>
-    <w:p>
-      <w:pPr>
-        <w:pStyle w:val="Heading3"/>
-      </w:pPr>
-      <w:r>
-        <w:t xml:space="preserve">5.3 </w:t>
-      </w:r>
-      <w:r>
-        <w:rPr>
-          <w:rFonts w:hint="eastAsia"/>
-        </w:rPr>
-        <w:t xml:space="preserve">桥签名为什么重要</w:t>
-      </w:r>
-    </w:p>
-    <w:p>
-      <w:pPr>
-        <w:pStyle w:val="FirstParagraph"/>
-      </w:pPr>
-      <w:r>
-        <w:rPr>
-          <w:rFonts w:hint="eastAsia"/>
-        </w:rPr>
-        <w:t xml:space="preserve">桥签名的重要之处在于：</w:t>
-      </w:r>
       <w:r>
         <w:rPr>
           <w:rFonts w:hint="eastAsia"/>
           <w:b/>
           <w:bCs/>
         </w:rPr>
-        <w:t xml:space="preserve">它不是帧的”介绍信”——它是上一层分析器的”数据接口”</w:t>
+        <w:t xml:space="preserve">特性一：</w:t>
+      </w:r>
+      <m:oMath>
+        <m:r>
+          <m:t>σ</m:t>
+        </m:r>
+      </m:oMath>
+      <w:r>
+        <w:rPr>
+          <w:b/>
+          <w:bCs/>
+        </w:rPr>
+        <w:t xml:space="preserve"> </w:t>
+      </w:r>
+      <w:r>
+        <w:rPr>
+          <w:rFonts w:hint="eastAsia"/>
+          <w:b/>
+          <w:bCs/>
+        </w:rPr>
+        <w:t xml:space="preserve">是帧的全局标识</w:t>
+      </w:r>
+      <w:r>
+        <w:rPr>
+          <w:rFonts w:hint="eastAsia"/>
+        </w:rPr>
+        <w:t xml:space="preserve">。在系统内，</w:t>
+      </w:r>
+      <m:oMath>
+        <m:r>
+          <m:t>σ</m:t>
+        </m:r>
+      </m:oMath>
+      <w:r>
+        <w:t xml:space="preserve"> </w:t>
+      </w:r>
+      <w:r>
+        <w:rPr>
+          <w:rFonts w:hint="eastAsia"/>
+        </w:rPr>
+        <w:t xml:space="preserve">是帧</w:t>
+      </w:r>
+      <w:r>
+        <w:t xml:space="preserve"> </w:t>
+      </w:r>
+      <m:oMath>
+        <m:r>
+          <m:t>f</m:t>
+        </m:r>
+      </m:oMath>
+      <w:r>
+        <w:t xml:space="preserve"> </w:t>
+      </w:r>
+      <w:r>
+        <w:rPr>
+          <w:rFonts w:hint="eastAsia"/>
+        </w:rPr>
+        <w:t xml:space="preserve">的唯一身份。不同</w:t>
+      </w:r>
+      <w:r>
+        <w:t xml:space="preserve"> </w:t>
+      </w:r>
+      <m:oMath>
+        <m:r>
+          <m:t>σ</m:t>
+        </m:r>
+      </m:oMath>
+      <w:r>
+        <w:t xml:space="preserve"> </w:t>
+      </w:r>
+      <w:r>
+        <w:rPr>
+          <w:rFonts w:hint="eastAsia"/>
+        </w:rPr>
+        <w:t xml:space="preserve">的两个帧不能合并，即使它们的内容向量非常接近。这保护了已建立的概念边界：输入”猫的图片”不会意外地改变”狗”的帧。</w:t>
+      </w:r>
+    </w:p>
+    <w:p>
+      <w:pPr>
+        <w:pStyle w:val="BodyText"/>
+      </w:pPr>
+      <w:r>
+        <w:rPr>
+          <w:rFonts w:hint="eastAsia"/>
+          <w:b/>
+          <w:bCs/>
+        </w:rPr>
+        <w:t xml:space="preserve">特性二：</w:t>
+      </w:r>
+      <m:oMath>
+        <m:r>
+          <m:t>σ</m:t>
+        </m:r>
+      </m:oMath>
+      <w:r>
+        <w:rPr>
+          <w:b/>
+          <w:bCs/>
+        </w:rPr>
+        <w:t xml:space="preserve"> </w:t>
+      </w:r>
+      <w:r>
+        <w:rPr>
+          <w:rFonts w:hint="eastAsia"/>
+          <w:b/>
+          <w:bCs/>
+        </w:rPr>
+        <w:t xml:space="preserve">是上一层分析器的解析对象</w:t>
       </w:r>
       <w:r>
         <w:t xml:space="preserve">。</w:t>
+      </w:r>
+      <m:oMath>
+        <m:r>
+          <m:t>σ</m:t>
+        </m:r>
+      </m:oMath>
+      <w:r>
+        <w:t xml:space="preserve"> </w:t>
+      </w:r>
+      <w:r>
+        <w:rPr>
+          <w:rFonts w:hint="eastAsia"/>
+        </w:rPr>
+        <w:t xml:space="preserve">的格式不是随意定的——它是由上一层的分析算法决定的。L2</w:t>
+      </w:r>
+      <w:r>
+        <w:t xml:space="preserve"> </w:t>
+      </w:r>
+      <w:r>
+        <w:rPr>
+          <w:rFonts w:hint="eastAsia"/>
+        </w:rPr>
+        <w:t xml:space="preserve">的分析器会解析</w:t>
+      </w:r>
+      <w:r>
+        <w:t xml:space="preserve"> </w:t>
+      </w:r>
+      <w:r>
+        <w:rPr>
+          <w:rStyle w:val="VerbatimChar"/>
+        </w:rPr>
+        <w:t xml:space="preserve">──</w:t>
+      </w:r>
+      <w:r>
+        <w:t xml:space="preserve"> </w:t>
+      </w:r>
+      <w:r>
+        <w:rPr>
+          <w:rFonts w:hint="eastAsia"/>
+        </w:rPr>
+        <w:t xml:space="preserve">符号，L3</w:t>
+      </w:r>
+      <w:r>
+        <w:t xml:space="preserve"> </w:t>
+      </w:r>
+      <w:r>
+        <w:rPr>
+          <w:rFonts w:hint="eastAsia"/>
+        </w:rPr>
+        <w:t xml:space="preserve">的分析器会解析</w:t>
+      </w:r>
+      <w:r>
+        <w:t xml:space="preserve"> </w:t>
+      </w:r>
+      <w:r>
+        <w:rPr>
+          <w:rStyle w:val="VerbatimChar"/>
+        </w:rPr>
+        <w:t xml:space="preserve">◯◯</w:t>
+      </w:r>
+      <w:r>
+        <w:t xml:space="preserve"> </w:t>
+      </w:r>
+      <w:r>
+        <w:rPr>
+          <w:rFonts w:hint="eastAsia"/>
+        </w:rPr>
+        <w:t xml:space="preserve">符号，L4</w:t>
+      </w:r>
+      <w:r>
+        <w:t xml:space="preserve"> </w:t>
+      </w:r>
+      <w:r>
+        <w:rPr>
+          <w:rFonts w:hint="eastAsia"/>
+        </w:rPr>
+        <w:t xml:space="preserve">的预测引擎会查询</w:t>
+      </w:r>
+      <w:r>
+        <w:t xml:space="preserve"> </w:t>
+      </w:r>
+      <m:oMath>
+        <m:r>
+          <m:t>σ</m:t>
+        </m:r>
+      </m:oMath>
+      <w:r>
+        <w:t xml:space="preserve"> </w:t>
+      </w:r>
+      <w:r>
+        <w:rPr>
+          <w:rFonts w:hint="eastAsia"/>
+        </w:rPr>
+        <w:t xml:space="preserve">的共现频率。</w:t>
+      </w:r>
+      <m:oMath>
+        <m:r>
+          <m:t>σ</m:t>
+        </m:r>
+      </m:oMath>
+      <w:r>
+        <w:t xml:space="preserve"> </w:t>
+      </w:r>
+      <w:r>
+        <w:rPr>
+          <w:rFonts w:hint="eastAsia"/>
+        </w:rPr>
+        <w:t xml:space="preserve">的格式就是层间的通信协议。</w:t>
+      </w:r>
+    </w:p>
+    <w:p>
+      <w:pPr>
+        <w:pStyle w:val="BodyText"/>
+      </w:pPr>
+      <w:r>
+        <w:rPr>
+          <w:rFonts w:hint="eastAsia"/>
+          <w:b/>
+          <w:bCs/>
+        </w:rPr>
+        <w:t xml:space="preserve">特性三：</w:t>
+      </w:r>
+      <m:oMath>
+        <m:r>
+          <m:t>σ</m:t>
+        </m:r>
+      </m:oMath>
+      <w:r>
+        <w:rPr>
+          <w:b/>
+          <w:bCs/>
+        </w:rPr>
+        <w:t xml:space="preserve"> </w:t>
+      </w:r>
+      <w:r>
+        <w:rPr>
+          <w:rFonts w:hint="eastAsia"/>
+          <w:b/>
+          <w:bCs/>
+        </w:rPr>
+        <w:t xml:space="preserve">在不同层有不同格式</w:t>
+      </w:r>
+      <w:r>
+        <w:rPr>
+          <w:rFonts w:hint="eastAsia"/>
+        </w:rPr>
+        <w:t xml:space="preserve">：</w:t>
+      </w:r>
+    </w:p>
+    <w:tbl>
+      <w:tblPr>
+        <w:tblStyle w:val="Table"/>
+        <w:tblW w:type="pct" w:w="5000"/>
+        <w:tblLayout w:type="fixed"/>
+        <w:tblLook w:firstRow="1" w:lastRow="0" w:firstColumn="0" w:lastColumn="0" w:noHBand="0" w:noVBand="0" w:val="0020"/>
+      </w:tblPr>
+      <w:tblGrid>
+        <w:gridCol w:w="1260"/>
+        <w:gridCol w:w="1980"/>
+        <w:gridCol w:w="2340"/>
+        <w:gridCol w:w="2340"/>
+      </w:tblGrid>
+      <w:tr>
+        <w:trPr>
+          <w:tblHeader w:val="on"/>
+        </w:trPr>
+        <w:tc>
+          <w:tcPr/>
+          <w:p>
+            <w:pPr>
+              <w:pStyle w:val="Compact"/>
+            </w:pPr>
+            <w:r>
+              <w:rPr>
+                <w:rFonts w:hint="eastAsia"/>
+              </w:rPr>
+              <w:t xml:space="preserve">所属层</w:t>
+            </w:r>
+          </w:p>
+        </w:tc>
+        <w:tc>
+          <w:tcPr/>
+          <w:p>
+            <w:pPr>
+              <w:pStyle w:val="Compact"/>
+            </w:pPr>
+            <w:r>
+              <w:rPr>
+                <w:rFonts w:hint="eastAsia"/>
+              </w:rPr>
+              <w:t xml:space="preserve">桥签名示例</w:t>
+            </w:r>
+          </w:p>
+        </w:tc>
+        <w:tc>
+          <w:tcPr/>
+          <w:p>
+            <w:pPr>
+              <w:pStyle w:val="Compact"/>
+            </w:pPr>
+            <w:r>
+              <w:rPr>
+                <w:rFonts w:hint="eastAsia"/>
+              </w:rPr>
+              <w:t xml:space="preserve">格式设计意图</w:t>
+            </w:r>
+          </w:p>
+        </w:tc>
+        <w:tc>
+          <w:tcPr/>
+          <w:p>
+            <w:pPr>
+              <w:pStyle w:val="Compact"/>
+            </w:pPr>
+            <w:r>
+              <w:rPr>
+                <w:rFonts w:hint="eastAsia"/>
+              </w:rPr>
+              <w:t xml:space="preserve">被谁如何消费</w:t>
+            </w:r>
+          </w:p>
+        </w:tc>
+      </w:tr>
+      <w:tr>
+        <w:tc>
+          <w:tcPr/>
+          <w:p>
+            <w:pPr>
+              <w:pStyle w:val="Compact"/>
+            </w:pPr>
+            <w:r>
+              <w:t xml:space="preserve">L1</w:t>
+            </w:r>
+          </w:p>
+        </w:tc>
+        <w:tc>
+          <w:tcPr/>
+          <w:p>
+            <w:pPr>
+              <w:pStyle w:val="Compact"/>
+            </w:pPr>
+            <w:r>
+              <w:rPr>
+                <w:rStyle w:val="VerbatimChar"/>
+              </w:rPr>
+              <w:t xml:space="preserve">cat</w:t>
+            </w:r>
+            <w:r>
+              <w:t xml:space="preserve">、</w:t>
+            </w:r>
+            <w:r>
+              <w:rPr>
+                <w:rStyle w:val="VerbatimChar"/>
+              </w:rPr>
+              <w:t xml:space="preserve">ext_42</w:t>
+            </w:r>
+          </w:p>
+        </w:tc>
+        <w:tc>
+          <w:tcPr/>
+          <w:p>
+            <w:pPr>
+              <w:pStyle w:val="Compact"/>
+            </w:pPr>
+            <w:r>
+              <w:rPr>
+                <w:rFonts w:hint="eastAsia"/>
+              </w:rPr>
+              <w:t xml:space="preserve">记录输入源名称</w:t>
+            </w:r>
+          </w:p>
+        </w:tc>
+        <w:tc>
+          <w:tcPr/>
+          <w:p>
+            <w:pPr>
+              <w:pStyle w:val="Compact"/>
+            </w:pPr>
+            <w:r>
+              <w:t xml:space="preserve">L2 </w:t>
+            </w:r>
+            <w:r>
+              <w:rPr>
+                <w:rFonts w:hint="eastAsia"/>
+              </w:rPr>
+              <w:t xml:space="preserve">在共现表中统计两个</w:t>
+            </w:r>
+            <w:r>
+              <w:t xml:space="preserve"> </w:t>
+            </w:r>
+            <m:oMath>
+              <m:r>
+                <m:t>σ</m:t>
+              </m:r>
+            </m:oMath>
+            <w:r>
+              <w:t xml:space="preserve"> </w:t>
+            </w:r>
+            <w:r>
+              <w:rPr>
+                <w:rFonts w:hint="eastAsia"/>
+              </w:rPr>
+              <w:t xml:space="preserve">的共现频率</w:t>
+            </w:r>
+          </w:p>
+        </w:tc>
+      </w:tr>
+      <w:tr>
+        <w:tc>
+          <w:tcPr/>
+          <w:p>
+            <w:pPr>
+              <w:pStyle w:val="Compact"/>
+            </w:pPr>
+            <w:r>
+              <w:t xml:space="preserve">L2</w:t>
+            </w:r>
+          </w:p>
+        </w:tc>
+        <w:tc>
+          <w:tcPr/>
+          <w:p>
+            <w:pPr>
+              <w:pStyle w:val="Compact"/>
+            </w:pPr>
+            <w:r>
+              <w:rPr>
+                <w:rStyle w:val="VerbatimChar"/>
+              </w:rPr>
+              <w:t xml:space="preserve">cat──mat</w:t>
+            </w:r>
+          </w:p>
+        </w:tc>
+        <w:tc>
+          <w:tcPr/>
+          <w:p>
+            <w:pPr>
+              <w:pStyle w:val="Compact"/>
+            </w:pPr>
+            <w:r>
+              <w:rPr>
+                <w:rFonts w:hint="eastAsia"/>
+              </w:rPr>
+              <w:t xml:space="preserve">用</w:t>
+            </w:r>
+            <w:r>
+              <w:t xml:space="preserve"> </w:t>
+            </w:r>
+            <w:r>
+              <w:rPr>
+                <w:rStyle w:val="VerbatimChar"/>
+              </w:rPr>
+              <w:t xml:space="preserve">──</w:t>
+            </w:r>
+            <w:r>
+              <w:t xml:space="preserve"> </w:t>
+            </w:r>
+            <w:r>
+              <w:rPr>
+                <w:rFonts w:hint="eastAsia"/>
+              </w:rPr>
+              <w:t xml:space="preserve">连接两个共现的帧</w:t>
+            </w:r>
+          </w:p>
+        </w:tc>
+        <w:tc>
+          <w:tcPr/>
+          <w:p>
+            <w:pPr>
+              <w:pStyle w:val="Compact"/>
+            </w:pPr>
+            <w:r>
+              <w:t xml:space="preserve">L3 </w:t>
+            </w:r>
+            <w:r>
+              <w:rPr>
+                <w:rFonts w:hint="eastAsia"/>
+              </w:rPr>
+              <w:t xml:space="preserve">通过字符串匹配检测稳定组合模式</w:t>
+            </w:r>
+          </w:p>
+        </w:tc>
+      </w:tr>
+      <w:tr>
+        <w:tc>
+          <w:tcPr/>
+          <w:p>
+            <w:pPr>
+              <w:pStyle w:val="Compact"/>
+            </w:pPr>
+            <w:r>
+              <w:t xml:space="preserve">L3</w:t>
+            </w:r>
+          </w:p>
+        </w:tc>
+        <w:tc>
+          <w:tcPr/>
+          <w:p>
+            <w:pPr>
+              <w:pStyle w:val="Compact"/>
+            </w:pPr>
+            <w:r>
+              <w:rPr>
+                <w:rStyle w:val="VerbatimChar"/>
+              </w:rPr>
+              <w:t xml:space="preserve">f3══f1</w:t>
+            </w:r>
+          </w:p>
+        </w:tc>
+        <w:tc>
+          <w:tcPr/>
+          <w:p>
+            <w:pPr>
+              <w:pStyle w:val="Compact"/>
+            </w:pPr>
+            <w:r>
+              <w:rPr>
+                <w:rFonts w:hint="eastAsia"/>
+              </w:rPr>
+              <w:t xml:space="preserve">用</w:t>
+            </w:r>
+            <w:r>
+              <w:t xml:space="preserve"> </w:t>
+            </w:r>
+            <w:r>
+              <w:rPr>
+                <w:rStyle w:val="VerbatimChar"/>
+              </w:rPr>
+              <w:t xml:space="preserve">◯◯</w:t>
+            </w:r>
+            <w:r>
+              <w:t xml:space="preserve"> </w:t>
+            </w:r>
+            <w:r>
+              <w:rPr>
+                <w:rFonts w:hint="eastAsia"/>
+              </w:rPr>
+              <w:t xml:space="preserve">连接两个桥接帧</w:t>
+            </w:r>
+          </w:p>
+        </w:tc>
+        <w:tc>
+          <w:tcPr/>
+          <w:p>
+            <w:pPr>
+              <w:pStyle w:val="Compact"/>
+            </w:pPr>
+            <w:r>
+              <w:t xml:space="preserve">L4 </w:t>
+            </w:r>
+            <w:r>
+              <w:rPr>
+                <w:rFonts w:hint="eastAsia"/>
+              </w:rPr>
+              <w:t xml:space="preserve">查询</w:t>
+            </w:r>
+            <w:r>
+              <w:t xml:space="preserve"> </w:t>
+            </w:r>
+            <m:oMath>
+              <m:sSub>
+                <m:e>
+                  <m:r>
+                    <m:rPr>
+                      <m:scr m:val="script"/>
+                      <m:sty m:val="p"/>
+                    </m:rPr>
+                    <m:t>H</m:t>
+                  </m:r>
+                </m:e>
+                <m:sub>
+                  <m:r>
+                    <m:t>t</m:t>
+                  </m:r>
+                </m:sub>
+              </m:sSub>
+            </m:oMath>
+            <w:r>
+              <w:t xml:space="preserve"> </w:t>
+            </w:r>
+            <w:r>
+              <w:rPr>
+                <w:rFonts w:hint="eastAsia"/>
+              </w:rPr>
+              <w:t xml:space="preserve">中</w:t>
+            </w:r>
+            <w:r>
+              <w:t xml:space="preserve"> </w:t>
+            </w:r>
+            <m:oMath>
+              <m:r>
+                <m:t>σ</m:t>
+              </m:r>
+            </m:oMath>
+            <w:r>
+              <w:t xml:space="preserve"> </w:t>
+            </w:r>
+            <w:r>
+              <w:rPr>
+                <w:rFonts w:hint="eastAsia"/>
+              </w:rPr>
+              <w:t xml:space="preserve">的共现统计来预测</w:t>
+            </w:r>
+          </w:p>
+        </w:tc>
+      </w:tr>
+      <w:tr>
+        <w:tc>
+          <w:tcPr/>
+          <w:p>
+            <w:pPr>
+              <w:pStyle w:val="Compact"/>
+            </w:pPr>
+            <w:r>
+              <w:t xml:space="preserve">L4</w:t>
+            </w:r>
+          </w:p>
+        </w:tc>
+        <w:tc>
+          <w:tcPr/>
+          <w:p>
+            <w:pPr>
+              <w:pStyle w:val="Compact"/>
+            </w:pPr>
+            <w:r>
+              <w:rPr>
+                <w:rStyle w:val="VerbatimChar"/>
+              </w:rPr>
+              <w:t xml:space="preserve">pred_err_cat</w:t>
+            </w:r>
+          </w:p>
+        </w:tc>
+        <w:tc>
+          <w:tcPr/>
+          <w:p>
+            <w:pPr>
+              <w:pStyle w:val="Compact"/>
+            </w:pPr>
+            <w:r>
+              <w:rPr>
+                <w:rFonts w:hint="eastAsia"/>
+              </w:rPr>
+              <w:t xml:space="preserve">以</w:t>
+            </w:r>
+            <w:r>
+              <w:t xml:space="preserve"> </w:t>
+            </w:r>
+            <w:r>
+              <w:rPr>
+                <w:rStyle w:val="VerbatimChar"/>
+              </w:rPr>
+              <w:t xml:space="preserve">pred_</w:t>
+            </w:r>
+            <w:r>
+              <w:t xml:space="preserve"> </w:t>
+            </w:r>
+            <w:r>
+              <w:rPr>
+                <w:rFonts w:hint="eastAsia"/>
+              </w:rPr>
+              <w:t xml:space="preserve">开头以便分类</w:t>
+            </w:r>
+          </w:p>
+        </w:tc>
+        <w:tc>
+          <w:tcPr/>
+          <w:p>
+            <w:pPr>
+              <w:pStyle w:val="Compact"/>
+            </w:pPr>
+            <w:r>
+              <w:t xml:space="preserve">L5 </w:t>
+            </w:r>
+            <w:r>
+              <w:rPr>
+                <w:rFonts w:hint="eastAsia"/>
+              </w:rPr>
+              <w:t xml:space="preserve">按前缀过滤来统计不同预测类型的准确率</w:t>
+            </w:r>
+          </w:p>
+        </w:tc>
+      </w:tr>
+      <w:tr>
+        <w:tc>
+          <w:tcPr/>
+          <w:p>
+            <w:pPr>
+              <w:pStyle w:val="Compact"/>
+            </w:pPr>
+            <w:r>
+              <w:t xml:space="preserve">L6</w:t>
+            </w:r>
+          </w:p>
+        </w:tc>
+        <w:tc>
+          <w:tcPr/>
+          <w:p>
+            <w:pPr>
+              <w:pStyle w:val="Compact"/>
+            </w:pPr>
+            <w:r>
+              <w:rPr>
+                <w:rStyle w:val="VerbatimChar"/>
+              </w:rPr>
+              <w:t xml:space="preserve">sys_doubt</w:t>
+            </w:r>
+          </w:p>
+        </w:tc>
+        <w:tc>
+          <w:tcPr/>
+          <w:p>
+            <w:pPr>
+              <w:pStyle w:val="Compact"/>
+            </w:pPr>
+            <w:r>
+              <w:rPr>
+                <w:rFonts w:hint="eastAsia"/>
+              </w:rPr>
+              <w:t xml:space="preserve">全系统唯一输出信号</w:t>
+            </w:r>
+          </w:p>
+        </w:tc>
+        <w:tc>
+          <w:tcPr/>
+          <w:p>
+            <w:pPr>
+              <w:pStyle w:val="Compact"/>
+            </w:pPr>
+            <w:r>
+              <w:rPr>
+                <w:rFonts w:hint="eastAsia"/>
+              </w:rPr>
+              <w:t xml:space="preserve">外部世界</w:t>
+            </w:r>
+          </w:p>
+        </w:tc>
+      </w:tr>
+    </w:tbl>
+    <w:bookmarkEnd w:id="33"/>
+    <w:bookmarkStart w:id="34" w:name="桥签名为什么是算法的核心"/>
+    <w:p>
+      <w:pPr>
+        <w:pStyle w:val="Heading3"/>
+      </w:pPr>
+      <w:r>
+        <w:t xml:space="preserve">5.3 </w:t>
+      </w:r>
+      <w:r>
+        <w:rPr>
+          <w:rFonts w:hint="eastAsia"/>
+        </w:rPr>
+        <w:t xml:space="preserve">桥签名为什么是算法的核心</w:t>
+      </w:r>
+    </w:p>
+    <w:p>
+      <w:pPr>
+        <w:pStyle w:val="FirstParagraph"/>
+      </w:pPr>
+      <w:r>
+        <w:rPr>
+          <w:rFonts w:hint="eastAsia"/>
+        </w:rPr>
+        <w:t xml:space="preserve">桥签名的核心地位源于以下事实：</w:t>
+      </w:r>
+    </w:p>
+    <w:p>
+      <w:pPr>
+        <w:pStyle w:val="BodyText"/>
+      </w:pPr>
+      <w:r>
+        <w:rPr>
+          <w:b/>
+          <w:bCs/>
+        </w:rPr>
+        <w:t xml:space="preserve">1. </w:t>
+      </w:r>
+      <w:r>
+        <w:rPr>
+          <w:rFonts w:hint="eastAsia"/>
+          <w:b/>
+          <w:bCs/>
+        </w:rPr>
+        <w:t xml:space="preserve">帧经济是</w:t>
+      </w:r>
+      <w:r>
+        <w:rPr>
+          <w:b/>
+          <w:bCs/>
+        </w:rPr>
+        <w:t xml:space="preserve"> </w:t>
+      </w:r>
+      <m:oMath>
+        <m:r>
+          <m:t>σ</m:t>
+        </m:r>
+      </m:oMath>
+      <w:r>
+        <w:rPr>
+          <w:b/>
+          <w:bCs/>
+        </w:rPr>
+        <w:t xml:space="preserve"> </w:t>
+      </w:r>
+      <w:r>
+        <w:rPr>
+          <w:rFonts w:hint="eastAsia"/>
+          <w:b/>
+          <w:bCs/>
+        </w:rPr>
+        <w:t xml:space="preserve">的生产系统。</w:t>
+      </w:r>
+      <w:r>
+        <w:t xml:space="preserve"> </w:t>
+      </w:r>
+      <w:r>
+        <w:rPr>
+          <w:rFonts w:hint="eastAsia"/>
+        </w:rPr>
+        <w:t xml:space="preserve">帧的向量</w:t>
+      </w:r>
+      <w:r>
+        <w:t xml:space="preserve"> </w:t>
+      </w:r>
+      <m:oMath>
+        <m:r>
+          <m:rPr>
+            <m:sty m:val="bi"/>
+          </m:rPr>
+          <m:t>v</m:t>
+        </m:r>
+      </m:oMath>
+      <w:r>
+        <w:t xml:space="preserve"> </w:t>
+      </w:r>
+      <w:r>
+        <w:rPr>
+          <w:rFonts w:hint="eastAsia"/>
+        </w:rPr>
+        <w:t xml:space="preserve">的作用只是”匹配输入”，而帧的</w:t>
+      </w:r>
+      <w:r>
+        <w:t xml:space="preserve"> </w:t>
+      </w:r>
+      <m:oMath>
+        <m:r>
+          <m:t>σ</m:t>
+        </m:r>
+      </m:oMath>
+      <w:r>
+        <w:t xml:space="preserve"> </w:t>
+      </w:r>
+      <w:r>
+        <w:rPr>
+          <w:rFonts w:hint="eastAsia"/>
+        </w:rPr>
+        <w:t xml:space="preserve">是系统真正进行认知运算的对象。帧之间的竞争，本质上是在竞争”谁的</w:t>
+      </w:r>
+      <w:r>
+        <w:t xml:space="preserve"> </w:t>
+      </w:r>
+      <m:oMath>
+        <m:r>
+          <m:t>σ</m:t>
+        </m:r>
+      </m:oMath>
+      <w:r>
+        <w:t xml:space="preserve"> </w:t>
+      </w:r>
+      <w:r>
+        <w:rPr>
+          <w:rFonts w:hint="eastAsia"/>
+        </w:rPr>
+        <w:t xml:space="preserve">能在系统内存活更久”。</w:t>
+      </w:r>
+    </w:p>
+    <w:p>
+      <w:pPr>
+        <w:pStyle w:val="BodyText"/>
+      </w:pPr>
+      <w:r>
+        <w:rPr>
+          <w:b/>
+          <w:bCs/>
+        </w:rPr>
+        <w:t xml:space="preserve">2.</w:t>
+      </w:r>
+      <w:r>
+        <w:rPr>
+          <w:b/>
+          <w:bCs/>
+        </w:rPr>
+        <w:t xml:space="preserve"> </w:t>
+      </w:r>
+      <m:oMath>
+        <m:r>
+          <m:t>σ</m:t>
+        </m:r>
+      </m:oMath>
+      <w:r>
+        <w:rPr>
+          <w:b/>
+          <w:bCs/>
+        </w:rPr>
+        <w:t xml:space="preserve"> </w:t>
+      </w:r>
+      <w:r>
+        <w:rPr>
+          <w:rFonts w:hint="eastAsia"/>
+          <w:b/>
+          <w:bCs/>
+        </w:rPr>
+        <w:t xml:space="preserve">是不可合并的。</w:t>
+      </w:r>
+      <w:r>
+        <w:t xml:space="preserve"> </w:t>
+      </w:r>
+      <w:r>
+        <w:rPr>
+          <w:rFonts w:hint="eastAsia"/>
+        </w:rPr>
+        <w:t xml:space="preserve">这是</w:t>
+      </w:r>
+      <w:r>
+        <w:t xml:space="preserve"> </w:t>
+      </w:r>
+      <m:oMath>
+        <m:r>
+          <m:t>σ</m:t>
+        </m:r>
+      </m:oMath>
+      <w:r>
+        <w:t xml:space="preserve"> </w:t>
+      </w:r>
+      <w:r>
+        <w:rPr>
+          <w:rFonts w:hint="eastAsia"/>
+        </w:rPr>
+        <w:t xml:space="preserve">与</w:t>
+      </w:r>
+      <w:r>
+        <w:t xml:space="preserve"> </w:t>
+      </w:r>
+      <m:oMath>
+        <m:r>
+          <m:rPr>
+            <m:sty m:val="bi"/>
+          </m:rPr>
+          <m:t>v</m:t>
+        </m:r>
+      </m:oMath>
+      <w:r>
+        <w:t xml:space="preserve"> </w:t>
+      </w:r>
+      <w:r>
+        <w:rPr>
+          <w:rFonts w:hint="eastAsia"/>
+        </w:rPr>
+        <w:t xml:space="preserve">的根本区别。</w:t>
+      </w:r>
+      <m:oMath>
+        <m:r>
+          <m:rPr>
+            <m:sty m:val="bi"/>
+          </m:rPr>
+          <m:t>v</m:t>
+        </m:r>
+      </m:oMath>
+      <w:r>
+        <w:t xml:space="preserve"> </w:t>
+      </w:r>
+      <w:r>
+        <w:rPr>
+          <w:rFonts w:hint="eastAsia"/>
+        </w:rPr>
+        <w:t xml:space="preserve">可以通过加权平均合并（2.3</w:t>
+      </w:r>
+      <w:r>
+        <w:t xml:space="preserve"> </w:t>
+      </w:r>
+      <w:r>
+        <w:rPr>
+          <w:rFonts w:hint="eastAsia"/>
+        </w:rPr>
+        <w:t xml:space="preserve">节描述的合并操作只在</w:t>
+      </w:r>
+      <w:r>
+        <w:t xml:space="preserve"> </w:t>
+      </w:r>
+      <m:oMath>
+        <m:r>
+          <m:t>σ</m:t>
+        </m:r>
+      </m:oMath>
+      <w:r>
+        <w:t xml:space="preserve"> </w:t>
+      </w:r>
+      <w:r>
+        <w:rPr>
+          <w:rFonts w:hint="eastAsia"/>
+        </w:rPr>
+        <w:t xml:space="preserve">相同的情况下发生）。但两个不同</w:t>
+      </w:r>
+      <w:r>
+        <w:t xml:space="preserve"> </w:t>
+      </w:r>
+      <m:oMath>
+        <m:r>
+          <m:t>σ</m:t>
+        </m:r>
+      </m:oMath>
+      <w:r>
+        <w:t xml:space="preserve"> </w:t>
+      </w:r>
+      <w:r>
+        <w:rPr>
+          <w:rFonts w:hint="eastAsia"/>
+        </w:rPr>
+        <w:t xml:space="preserve">的帧不能合并——即使它们的</w:t>
+      </w:r>
+      <w:r>
+        <w:t xml:space="preserve"> </w:t>
+      </w:r>
+      <m:oMath>
+        <m:r>
+          <m:rPr>
+            <m:sty m:val="bi"/>
+          </m:rPr>
+          <m:t>v</m:t>
+        </m:r>
+      </m:oMath>
+      <w:r>
+        <w:t xml:space="preserve"> </w:t>
+      </w:r>
+      <w:r>
+        <w:rPr>
+          <w:rFonts w:hint="eastAsia"/>
+        </w:rPr>
+        <w:t xml:space="preserve">几乎相同。这保护了已建立的概念边界：输入”另一种颜色的猫”会被合并到”猫”的帧中（因为</w:t>
+      </w:r>
+      <w:r>
+        <w:t xml:space="preserve"> </w:t>
+      </w:r>
+      <m:oMath>
+        <m:r>
+          <m:t>σ</m:t>
+        </m:r>
+      </m:oMath>
+      <w:r>
+        <w:t xml:space="preserve"> </w:t>
+      </w:r>
+      <w:r>
+        <w:rPr>
+          <w:rFonts w:hint="eastAsia"/>
+        </w:rPr>
+        <w:t xml:space="preserve">匹配），但输入”狗”不会意外地改变”猫”的帧（因为</w:t>
+      </w:r>
+      <w:r>
+        <w:t xml:space="preserve"> </w:t>
+      </w:r>
+      <m:oMath>
+        <m:r>
+          <m:t>σ</m:t>
+        </m:r>
+      </m:oMath>
+      <w:r>
+        <w:t xml:space="preserve"> </w:t>
+      </w:r>
+      <w:r>
+        <w:rPr>
+          <w:rFonts w:hint="eastAsia"/>
+        </w:rPr>
+        <w:t xml:space="preserve">不匹配）。</w:t>
+      </w:r>
+    </w:p>
+    <w:p>
+      <w:pPr>
+        <w:pStyle w:val="BodyText"/>
+      </w:pPr>
+      <w:r>
+        <w:rPr>
+          <w:b/>
+          <w:bCs/>
+        </w:rPr>
+        <w:t xml:space="preserve">3.</w:t>
+      </w:r>
+      <w:r>
+        <w:rPr>
+          <w:b/>
+          <w:bCs/>
+        </w:rPr>
+        <w:t xml:space="preserve"> </w:t>
+      </w:r>
+      <m:oMath>
+        <m:r>
+          <m:t>σ</m:t>
+        </m:r>
+      </m:oMath>
+      <w:r>
+        <w:rPr>
+          <w:b/>
+          <w:bCs/>
+        </w:rPr>
+        <w:t xml:space="preserve"> </w:t>
+      </w:r>
+      <w:r>
+        <w:rPr>
+          <w:rFonts w:hint="eastAsia"/>
+          <w:b/>
+          <w:bCs/>
+        </w:rPr>
+        <w:t xml:space="preserve">是层间通信的唯一管道。</w:t>
+      </w:r>
+      <w:r>
+        <w:t xml:space="preserve"> </w:t>
+      </w:r>
+      <w:r>
+        <w:rPr>
+          <w:rFonts w:hint="eastAsia"/>
+        </w:rPr>
+        <w:t xml:space="preserve">在六层结构中，没有任何一层直接访问另一层的向量。L4</w:t>
+      </w:r>
+      <w:r>
+        <w:t xml:space="preserve"> </w:t>
+      </w:r>
+      <w:r>
+        <w:rPr>
+          <w:rFonts w:hint="eastAsia"/>
+        </w:rPr>
+        <w:t xml:space="preserve">不知道</w:t>
+      </w:r>
+      <w:r>
+        <w:t xml:space="preserve"> L3 </w:t>
+      </w:r>
+      <w:r>
+        <w:rPr>
+          <w:rFonts w:hint="eastAsia"/>
+        </w:rPr>
+        <w:t xml:space="preserve">帧的</w:t>
+      </w:r>
+      <w:r>
+        <w:t xml:space="preserve"> </w:t>
+      </w:r>
+      <m:oMath>
+        <m:r>
+          <m:rPr>
+            <m:sty m:val="bi"/>
+          </m:rPr>
+          <m:t>v</m:t>
+        </m:r>
+      </m:oMath>
+      <w:r>
+        <w:t xml:space="preserve"> </w:t>
+      </w:r>
+      <w:r>
+        <w:rPr>
+          <w:rFonts w:hint="eastAsia"/>
+        </w:rPr>
+        <w:t xml:space="preserve">在几何上长什么样——它只知道</w:t>
+      </w:r>
+      <w:r>
+        <w:t xml:space="preserve"> L3 </w:t>
+      </w:r>
+      <w:r>
+        <w:rPr>
+          <w:rFonts w:hint="eastAsia"/>
+        </w:rPr>
+        <w:t xml:space="preserve">帧的</w:t>
+      </w:r>
+      <w:r>
+        <w:t xml:space="preserve"> </w:t>
+      </w:r>
+      <m:oMath>
+        <m:r>
+          <m:t>σ</m:t>
+        </m:r>
+      </m:oMath>
+      <w:r>
+        <w:t xml:space="preserve"> </w:t>
+      </w:r>
+      <w:r>
+        <w:rPr>
+          <w:rFonts w:hint="eastAsia"/>
+        </w:rPr>
+        <w:t xml:space="preserve">和它们在</w:t>
+      </w:r>
+      <w:r>
+        <w:t xml:space="preserve"> </w:t>
+      </w:r>
+      <m:oMath>
+        <m:sSub>
+          <m:e>
+            <m:r>
+              <m:rPr>
+                <m:scr m:val="script"/>
+                <m:sty m:val="p"/>
+              </m:rPr>
+              <m:t>H</m:t>
+            </m:r>
+          </m:e>
+          <m:sub>
+            <m:r>
+              <m:t>t</m:t>
+            </m:r>
+          </m:sub>
+        </m:sSub>
+      </m:oMath>
+      <w:r>
+        <w:t xml:space="preserve"> </w:t>
+      </w:r>
+      <w:r>
+        <w:rPr>
+          <w:rFonts w:hint="eastAsia"/>
+        </w:rPr>
+        <w:t xml:space="preserve">中的共现频率。这种”通过</w:t>
+      </w:r>
+      <w:r>
+        <w:t xml:space="preserve"> </w:t>
+      </w:r>
+      <m:oMath>
+        <m:r>
+          <m:t>σ</m:t>
+        </m:r>
+      </m:oMath>
+      <w:r>
+        <w:t xml:space="preserve"> </w:t>
+      </w:r>
+      <w:r>
+        <w:rPr>
+          <w:rFonts w:hint="eastAsia"/>
+        </w:rPr>
+        <w:t xml:space="preserve">通信”的设计隔离了各层的内部实现，使得每一层可以独立演化。</w:t>
+      </w:r>
+    </w:p>
+    <w:p>
+      <w:pPr>
+        <w:pStyle w:val="BodyText"/>
+      </w:pPr>
+      <w:r>
+        <w:rPr>
+          <w:b/>
+          <w:bCs/>
+        </w:rPr>
+        <w:t xml:space="preserve">4.</w:t>
+      </w:r>
+      <w:r>
+        <w:rPr>
+          <w:b/>
+          <w:bCs/>
+        </w:rPr>
+        <w:t xml:space="preserve"> </w:t>
+      </w:r>
+      <m:oMath>
+        <m:r>
+          <m:t>σ</m:t>
+        </m:r>
+      </m:oMath>
+      <w:r>
+        <w:rPr>
+          <w:b/>
+          <w:bCs/>
+        </w:rPr>
+        <w:t xml:space="preserve"> </w:t>
+      </w:r>
+      <w:r>
+        <w:rPr>
+          <w:rFonts w:hint="eastAsia"/>
+          <w:b/>
+          <w:bCs/>
+        </w:rPr>
+        <w:t xml:space="preserve">的多样性决定了系统的认知容量。</w:t>
+      </w:r>
+      <w:r>
+        <w:t xml:space="preserve"> </w:t>
+      </w:r>
+      <w:r>
+        <w:rPr>
+          <w:rFonts w:hint="eastAsia"/>
+        </w:rPr>
+        <w:t xml:space="preserve">系统能同时维护的不同</w:t>
+      </w:r>
+      <w:r>
+        <w:t xml:space="preserve"> </w:t>
+      </w:r>
+      <m:oMath>
+        <m:r>
+          <m:t>σ</m:t>
+        </m:r>
+      </m:oMath>
+      <w:r>
+        <w:t xml:space="preserve"> </w:t>
+      </w:r>
+      <w:r>
+        <w:rPr>
+          <w:rFonts w:hint="eastAsia"/>
+        </w:rPr>
+        <w:t xml:space="preserve">的数量（受帧容量</w:t>
+      </w:r>
+      <w:r>
+        <w:t xml:space="preserve"> </w:t>
+      </w:r>
+      <m:oMath>
+        <m:r>
+          <m:t>C</m:t>
+        </m:r>
+      </m:oMath>
+      <w:r>
+        <w:t xml:space="preserve"> </w:t>
+      </w:r>
+      <w:r>
+        <w:rPr>
+          <w:rFonts w:hint="eastAsia"/>
+        </w:rPr>
+        <w:t xml:space="preserve">的限制）决定了系统能区分的概念数量。</w:t>
+      </w:r>
+      <m:oMath>
+        <m:r>
+          <m:t>C</m:t>
+        </m:r>
+      </m:oMath>
+      <w:r>
+        <w:t xml:space="preserve"> </w:t>
+      </w:r>
+      <w:r>
+        <w:rPr>
+          <w:rFonts w:hint="eastAsia"/>
+        </w:rPr>
+        <w:t xml:space="preserve">是认知预算，</w:t>
+      </w:r>
+      <m:oMath>
+        <m:r>
+          <m:t>σ</m:t>
+        </m:r>
+      </m:oMath>
+      <w:r>
+        <w:t xml:space="preserve"> </w:t>
+      </w:r>
+      <w:r>
+        <w:rPr>
+          <w:rFonts w:hint="eastAsia"/>
+        </w:rPr>
+        <w:t xml:space="preserve">是认知货币——两者共同定义了系统的计算边界。</w:t>
+      </w:r>
+    </w:p>
+    <w:bookmarkEnd w:id="34"/>
+    <w:bookmarkStart w:id="35" w:name="桥签名与香农-哥德尔桥"/>
+    <w:p>
+      <w:pPr>
+        <w:pStyle w:val="Heading3"/>
+      </w:pPr>
+      <w:r>
+        <w:t xml:space="preserve">5.4 </w:t>
+      </w:r>
+      <w:r>
+        <w:rPr>
+          <w:rFonts w:hint="eastAsia"/>
+        </w:rPr>
+        <w:t xml:space="preserve">桥签名与香农-哥德尔桥</w:t>
+      </w:r>
+    </w:p>
+    <w:p>
+      <w:pPr>
+        <w:pStyle w:val="FirstParagraph"/>
+      </w:pPr>
+      <w:r>
+        <w:rPr>
+          <w:rFonts w:hint="eastAsia"/>
+        </w:rPr>
+        <w:t xml:space="preserve">桥签名之所以称为”桥”，</w:t>
+      </w:r>
+      <w:r>
+        <w:rPr>
+          <w:rFonts w:hint="eastAsia"/>
+          <w:b/>
+          <w:bCs/>
+        </w:rPr>
+        <w:t xml:space="preserve">不是因为它在层之间传递信息</w:t>
+      </w:r>
+      <w:r>
+        <w:rPr>
+          <w:rFonts w:hint="eastAsia"/>
+        </w:rPr>
+        <w:t xml:space="preserve">——而是因为</w:t>
+      </w:r>
+      <w:r>
+        <w:rPr>
+          <w:rFonts w:hint="eastAsia"/>
+          <w:b/>
+          <w:bCs/>
+        </w:rPr>
+        <w:t xml:space="preserve">它几乎不消耗系统的信息传输容量</w:t>
+      </w:r>
+      <w:r>
+        <w:t xml:space="preserve">。</w:t>
+      </w:r>
+    </w:p>
+    <w:p>
+      <w:pPr>
+        <w:pStyle w:val="BodyText"/>
+      </w:pPr>
+      <w:r>
+        <w:rPr>
+          <w:rFonts w:hint="eastAsia"/>
+        </w:rPr>
+        <w:t xml:space="preserve">实验测量显示，系统中所有自指帧（包括</w:t>
+      </w:r>
+      <w:r>
+        <w:t xml:space="preserve"> </w:t>
+      </w:r>
+      <m:oMath>
+        <m:r>
+          <m:t>σ</m:t>
+        </m:r>
+        <m:r>
+          <m:rPr>
+            <m:sty m:val="p"/>
+          </m:rPr>
+          <m:t>=</m:t>
+        </m:r>
+        <m:r>
+          <m:rPr>
+            <m:nor/>
+            <m:sty m:val="p"/>
+          </m:rPr>
+          <m:t>self_obs</m:t>
+        </m:r>
+      </m:oMath>
+      <w:r>
+        <w:t xml:space="preserve"> </w:t>
+      </w:r>
+      <w:r>
+        <w:rPr>
+          <w:rFonts w:hint="eastAsia"/>
+        </w:rPr>
+        <w:t xml:space="preserve">的自指向量、</w:t>
+      </w:r>
+      <m:oMath>
+        <m:r>
+          <m:t>σ</m:t>
+        </m:r>
+      </m:oMath>
+      <w:r>
+        <w:t xml:space="preserve"> </w:t>
+      </w:r>
+      <w:r>
+        <w:rPr>
+          <w:rFonts w:hint="eastAsia"/>
+        </w:rPr>
+        <w:t xml:space="preserve">以</w:t>
+      </w:r>
+      <w:r>
+        <w:t xml:space="preserve"> </w:t>
+      </w:r>
+      <w:r>
+        <w:rPr>
+          <w:rStyle w:val="VerbatimChar"/>
+        </w:rPr>
+        <w:t xml:space="preserve">dwdw_</w:t>
+      </w:r>
+      <w:r>
+        <w:t xml:space="preserve"> </w:t>
+      </w:r>
+      <w:r>
+        <w:rPr>
+          <w:rFonts w:hint="eastAsia"/>
+        </w:rPr>
+        <w:t xml:space="preserve">开头的导数帧、以及关联桥帧）与外部输入帧之间的互信息：</w:t>
+      </w:r>
+    </w:p>
+    <w:p>
+      <w:pPr>
+        <w:pStyle w:val="BodyText"/>
+      </w:pPr>
+      <m:oMathPara>
+        <m:oMathParaPr>
+          <m:jc m:val="center"/>
+        </m:oMathParaPr>
+        <m:oMath>
+          <m:r>
+            <m:rPr>
+              <m:nor/>
+              <m:sty m:val="p"/>
+            </m:rPr>
+            <m:t>I</m:t>
+          </m:r>
+          <m:r>
+            <m:rPr>
+              <m:sty m:val="p"/>
+            </m:rPr>
+            <m:t>(</m:t>
+          </m:r>
+          <m:r>
+            <m:t>ϕ</m:t>
+          </m:r>
+          <m:r>
+            <m:rPr>
+              <m:sty m:val="p"/>
+            </m:rPr>
+            <m:t>;</m:t>
+          </m:r>
+          <m:r>
+            <m:t>X</m:t>
+          </m:r>
+          <m:r>
+            <m:rPr>
+              <m:sty m:val="p"/>
+            </m:rPr>
+            <m:t>)</m:t>
+          </m:r>
+          <m:r>
+            <m:rPr>
+              <m:sty m:val="p"/>
+            </m:rPr>
+            <m:t>=</m:t>
+          </m:r>
+          <m:r>
+            <m:t>0.026</m:t>
+          </m:r>
+          <m:r>
+            <m:rPr>
+              <m:nor/>
+              <m:sty m:val="p"/>
+            </m:rPr>
+            <m:t> bits</m:t>
+          </m:r>
+        </m:oMath>
+      </m:oMathPara>
+    </w:p>
+    <w:p>
+      <w:pPr>
+        <w:pStyle w:val="FirstParagraph"/>
+      </w:pPr>
+      <w:r>
+        <w:rPr>
+          <w:rFonts w:hint="eastAsia"/>
+        </w:rPr>
+        <w:t xml:space="preserve">这意味着系统在”观察自己”（自指</w:t>
+      </w:r>
+      <w:r>
+        <w:t xml:space="preserve"> </w:t>
+      </w:r>
+      <m:oMath>
+        <m:r>
+          <m:t>σ</m:t>
+        </m:r>
+      </m:oMath>
+      <w:r>
+        <w:rPr>
+          <w:rFonts w:hint="eastAsia"/>
+        </w:rPr>
+        <w:t xml:space="preserve">）和”观察世界”（输入</w:t>
+      </w:r>
+      <w:r>
+        <w:t xml:space="preserve"> </w:t>
+      </w:r>
+      <m:oMath>
+        <m:r>
+          <m:t>σ</m:t>
+        </m:r>
+      </m:oMath>
+      <w:r>
+        <w:rPr>
+          <w:rFonts w:hint="eastAsia"/>
+        </w:rPr>
+        <w:t xml:space="preserve">）之间几乎不产生信息重叠。自指操作在信息论上是</w:t>
+      </w:r>
+      <w:r>
+        <w:rPr>
+          <w:rFonts w:hint="eastAsia"/>
+          <w:b/>
+          <w:bCs/>
+        </w:rPr>
+        <w:t xml:space="preserve">几乎免费的</w:t>
+      </w:r>
+      <w:r>
+        <w:t xml:space="preserve">。</w:t>
+      </w:r>
+    </w:p>
+    <w:p>
+      <w:pPr>
+        <w:pStyle w:val="BodyText"/>
+      </w:pPr>
+      <w:r>
+        <w:rPr>
+          <w:rFonts w:hint="eastAsia"/>
+        </w:rPr>
+        <w:t xml:space="preserve">我们将这个发现——</w:t>
+      </w:r>
+      <w:r>
+        <w:rPr>
+          <w:rFonts w:hint="eastAsia"/>
+        </w:rPr>
+        <w:t xml:space="preserve">“自指操作在帧经济中不消耗信道容量”</w:t>
+      </w:r>
+      <w:r>
+        <w:rPr>
+          <w:rFonts w:hint="eastAsia"/>
+        </w:rPr>
+        <w:t xml:space="preserve">——称为</w:t>
+      </w:r>
+      <w:r>
+        <w:rPr>
+          <w:rFonts w:hint="eastAsia"/>
+          <w:b/>
+          <w:bCs/>
+        </w:rPr>
+        <w:t xml:space="preserve">香农-哥德尔桥</w:t>
+      </w:r>
+      <w:r>
+        <w:rPr>
+          <w:rFonts w:hint="eastAsia"/>
+        </w:rPr>
+        <w:t xml:space="preserve">（Shannon-Gödel</w:t>
+      </w:r>
+      <w:r>
+        <w:t xml:space="preserve"> </w:t>
+      </w:r>
+      <w:r>
+        <w:rPr>
+          <w:rFonts w:hint="eastAsia"/>
+        </w:rPr>
+        <w:t xml:space="preserve">Bridge）。</w:t>
+      </w:r>
+      <m:oMath>
+        <m:r>
+          <m:t>σ</m:t>
+        </m:r>
+      </m:oMath>
+      <w:r>
+        <w:t xml:space="preserve"> </w:t>
+      </w:r>
+      <w:r>
+        <w:rPr>
+          <w:rFonts w:hint="eastAsia"/>
+        </w:rPr>
+        <w:t xml:space="preserve">的”桥”字有三层含义：</w:t>
       </w:r>
     </w:p>
     <w:p>
@@ -4078,31 +5529,52 @@
         </w:numPr>
       </w:pPr>
       <w:r>
-        <w:t xml:space="preserve">L2 </w:t>
-      </w:r>
-      <w:r>
-        <w:rPr>
-          <w:rFonts w:hint="eastAsia"/>
-        </w:rPr>
-        <w:t xml:space="preserve">的分析器专门解析</w:t>
-      </w:r>
-      <w:r>
-        <w:t xml:space="preserve"> </w:t>
-      </w:r>
-      <w:r>
-        <w:rPr>
-          <w:rStyle w:val="VerbatimChar"/>
-        </w:rPr>
-        <w:t xml:space="preserve">──</w:t>
-      </w:r>
-      <w:r>
-        <w:t xml:space="preserve"> </w:t>
-      </w:r>
-      <w:r>
-        <w:rPr>
-          <w:rFonts w:hint="eastAsia"/>
-        </w:rPr>
-        <w:t xml:space="preserve">符号——以便提取”谁和谁共现”的信息</w:t>
+        <w:rPr>
+          <w:rFonts w:hint="eastAsia"/>
+          <w:b/>
+          <w:bCs/>
+        </w:rPr>
+        <w:t xml:space="preserve">香农之桥</w:t>
+      </w:r>
+      <w:r>
+        <w:rPr>
+          <w:rFonts w:hint="eastAsia"/>
+        </w:rPr>
+        <w:t xml:space="preserve">：</w:t>
+      </w:r>
+      <m:oMath>
+        <m:r>
+          <m:t>σ</m:t>
+        </m:r>
+      </m:oMath>
+      <w:r>
+        <w:t xml:space="preserve"> </w:t>
+      </w:r>
+      <w:r>
+        <w:rPr>
+          <w:rFonts w:hint="eastAsia"/>
+        </w:rPr>
+        <w:t xml:space="preserve">在有限符号空间</w:t>
+      </w:r>
+      <w:r>
+        <w:t xml:space="preserve"> </w:t>
+      </w:r>
+      <m:oMath>
+        <m:r>
+          <m:rPr>
+            <m:sty m:val="p"/>
+          </m:rPr>
+          <m:t>Σ</m:t>
+        </m:r>
+      </m:oMath>
+      <w:r>
+        <w:t xml:space="preserve"> </w:t>
+      </w:r>
+      <w:r>
+        <w:rPr>
+          <w:rFonts w:hint="eastAsia"/>
+        </w:rPr>
+        <w:t xml:space="preserve">中编码，这是信息论的操作</w:t>
       </w:r>
     </w:p>
     <w:p>
@@ -4114,31 +5586,32 @@
         </w:numPr>
       </w:pPr>
       <w:r>
-        <w:t xml:space="preserve">L3 </w:t>
-      </w:r>
-      <w:r>
-        <w:rPr>
-          <w:rFonts w:hint="eastAsia"/>
-        </w:rPr>
-        <w:t xml:space="preserve">的分析器专门解析</w:t>
-      </w:r>
-      <w:r>
-        <w:t xml:space="preserve"> </w:t>
-      </w:r>
-      <w:r>
-        <w:rPr>
-          <w:rStyle w:val="VerbatimChar"/>
-        </w:rPr>
-        <w:t xml:space="preserve">◯◯</w:t>
-      </w:r>
-      <w:r>
-        <w:t xml:space="preserve"> </w:t>
-      </w:r>
-      <w:r>
-        <w:rPr>
-          <w:rFonts w:hint="eastAsia"/>
-        </w:rPr>
-        <w:t xml:space="preserve">符号——以便检测稳定模式</w:t>
+        <w:rPr>
+          <w:rFonts w:hint="eastAsia"/>
+          <w:b/>
+          <w:bCs/>
+        </w:rPr>
+        <w:t xml:space="preserve">哥德尔之桥</w:t>
+      </w:r>
+      <w:r>
+        <w:rPr>
+          <w:rFonts w:hint="eastAsia"/>
+        </w:rPr>
+        <w:t xml:space="preserve">：</w:t>
+      </w:r>
+      <m:oMath>
+        <m:r>
+          <m:t>σ</m:t>
+        </m:r>
+      </m:oMath>
+      <w:r>
+        <w:t xml:space="preserve"> </w:t>
+      </w:r>
+      <w:r>
+        <w:rPr>
+          <w:rFonts w:hint="eastAsia"/>
+        </w:rPr>
+        <w:t xml:space="preserve">的编码为下一层提供了可直接运算的形式化对象——就像哥德尔数为命题逻辑提供了可运算的编码</w:t>
       </w:r>
     </w:p>
     <w:p>
@@ -4150,319 +5623,36 @@
         </w:numPr>
       </w:pPr>
       <w:r>
-        <w:t xml:space="preserve">L4 </w:t>
-      </w:r>
-      <w:r>
-        <w:rPr>
-          <w:rFonts w:hint="eastAsia"/>
-        </w:rPr>
-        <w:t xml:space="preserve">的分析器专门查询</w:t>
-      </w:r>
-      <w:r>
-        <w:t xml:space="preserve"> L3 </w:t>
-      </w:r>
-      <w:r>
-        <w:rPr>
-          <w:rFonts w:hint="eastAsia"/>
-        </w:rPr>
-        <w:t xml:space="preserve">桥签名的共现频率——以便预测</w:t>
-      </w:r>
-    </w:p>
-    <w:p>
-      <w:pPr>
-        <w:pStyle w:val="FirstParagraph"/>
-      </w:pPr>
-      <w:r>
-        <w:rPr>
-          <w:rFonts w:hint="eastAsia"/>
-        </w:rPr>
-        <w:t xml:space="preserve">所以桥签名</w:t>
-      </w:r>
-      <w:r>
-        <w:t xml:space="preserve"> </w:t>
-      </w:r>
-      <m:oMath>
-        <m:r>
-          <m:t>σ</m:t>
-        </m:r>
-      </m:oMath>
-      <w:r>
-        <w:t xml:space="preserve"> </w:t>
-      </w:r>
-      <w:r>
-        <w:rPr>
-          <w:rFonts w:hint="eastAsia"/>
-        </w:rPr>
-        <w:t xml:space="preserve">不仅仅是”帧的名字”——它是</w:t>
-      </w:r>
-      <w:r>
         <w:rPr>
           <w:rFonts w:hint="eastAsia"/>
           <w:b/>
           <w:bCs/>
         </w:rPr>
-        <w:t xml:space="preserve">层与层之间的通信协议</w:t>
-      </w:r>
-      <w:r>
-        <w:t xml:space="preserve">。</w:t>
-      </w:r>
-    </w:p>
-    <w:bookmarkEnd w:id="34"/>
-    <w:bookmarkStart w:id="35" w:name="香农-哥德尔桥"/>
-    <w:p>
-      <w:pPr>
-        <w:pStyle w:val="Heading3"/>
-      </w:pPr>
-      <w:r>
-        <w:t xml:space="preserve">5.4 </w:t>
-      </w:r>
-      <w:r>
-        <w:rPr>
-          <w:rFonts w:hint="eastAsia"/>
-        </w:rPr>
-        <w:t xml:space="preserve">香农-哥德尔桥</w:t>
-      </w:r>
-    </w:p>
-    <w:p>
-      <w:pPr>
-        <w:pStyle w:val="FirstParagraph"/>
-      </w:pPr>
-      <w:r>
-        <w:rPr>
-          <w:rFonts w:hint="eastAsia"/>
-        </w:rPr>
-        <w:t xml:space="preserve">桥签名的特殊之处在于：</w:t>
-      </w:r>
-      <w:r>
-        <w:rPr>
-          <w:rFonts w:hint="eastAsia"/>
-          <w:b/>
-          <w:bCs/>
-        </w:rPr>
-        <w:t xml:space="preserve">它几乎不消耗系统的信息传输容量</w:t>
-      </w:r>
-      <w:r>
-        <w:t xml:space="preserve">。</w:t>
-      </w:r>
-    </w:p>
-    <w:p>
-      <w:pPr>
-        <w:pStyle w:val="BodyText"/>
-      </w:pPr>
-      <w:r>
-        <w:rPr>
-          <w:rFonts w:hint="eastAsia"/>
-        </w:rPr>
-        <w:t xml:space="preserve">实验测量显示，系统中所有自指帧（包括</w:t>
-      </w:r>
-      <w:r>
-        <w:t xml:space="preserve"> </w:t>
-      </w:r>
-      <w:r>
-        <w:rPr>
-          <w:rFonts w:hint="eastAsia"/>
-        </w:rPr>
-        <w:t xml:space="preserve">self_obs、权重导数帧、关联桥帧）与外部输入帧之间的互信息（</w:t>
-      </w:r>
-      <m:oMath>
-        <m:r>
-          <m:rPr>
-            <m:nor/>
-            <m:sty m:val="p"/>
-          </m:rPr>
-          <m:t>I</m:t>
-        </m:r>
-        <m:r>
-          <m:rPr>
-            <m:sty m:val="p"/>
-          </m:rPr>
-          <m:t>(</m:t>
-        </m:r>
-        <m:r>
-          <m:t>ϕ</m:t>
-        </m:r>
-        <m:r>
-          <m:rPr>
-            <m:sty m:val="p"/>
-          </m:rPr>
-          <m:t>;</m:t>
-        </m:r>
-        <m:r>
-          <m:t>X</m:t>
-        </m:r>
-        <m:r>
-          <m:rPr>
-            <m:sty m:val="p"/>
-          </m:rPr>
-          <m:t>)</m:t>
-        </m:r>
-      </m:oMath>
-      <w:r>
-        <w:rPr>
-          <w:rFonts w:hint="eastAsia"/>
-        </w:rPr>
-        <w:t xml:space="preserve">）仅为</w:t>
-      </w:r>
-      <w:r>
-        <w:t xml:space="preserve"> 0.026 </w:t>
-      </w:r>
-      <w:r>
-        <w:rPr>
-          <w:rFonts w:hint="eastAsia"/>
-        </w:rPr>
-        <w:t xml:space="preserve">bits。这意味着系统在”观察自己”和”观察世界”之间几乎不产生信息重叠——自指操作在信息论上是</w:t>
-      </w:r>
-      <w:r>
-        <w:rPr>
-          <w:rFonts w:hint="eastAsia"/>
-          <w:b/>
-          <w:bCs/>
-        </w:rPr>
-        <w:t xml:space="preserve">几乎免费的</w:t>
-      </w:r>
-      <w:r>
-        <w:t xml:space="preserve">。</w:t>
-      </w:r>
-    </w:p>
-    <w:p>
-      <w:pPr>
-        <w:pStyle w:val="BodyText"/>
-      </w:pPr>
-      <w:r>
-        <w:rPr>
-          <w:rFonts w:hint="eastAsia"/>
-        </w:rPr>
-        <w:t xml:space="preserve">这个结果——</w:t>
-      </w:r>
-      <w:r>
-        <w:rPr>
-          <w:rFonts w:hint="eastAsia"/>
-        </w:rPr>
-        <w:t xml:space="preserve">“自指操作不消耗信道容量”</w:t>
-      </w:r>
-      <w:r>
-        <w:rPr>
-          <w:rFonts w:hint="eastAsia"/>
-        </w:rPr>
-        <w:t xml:space="preserve">——我们将它称为</w:t>
-      </w:r>
-      <w:r>
-        <w:rPr>
-          <w:rFonts w:hint="eastAsia"/>
-          <w:b/>
-          <w:bCs/>
-        </w:rPr>
-        <w:t xml:space="preserve">香农-哥德尔桥</w:t>
-      </w:r>
-      <w:r>
-        <w:rPr>
-          <w:rFonts w:hint="eastAsia"/>
-        </w:rPr>
-        <w:t xml:space="preserve">（Shannon-Gödel</w:t>
-      </w:r>
-      <w:r>
-        <w:t xml:space="preserve"> </w:t>
-      </w:r>
-      <w:r>
-        <w:rPr>
-          <w:rFonts w:hint="eastAsia"/>
-        </w:rPr>
-        <w:t xml:space="preserve">Bridge）。桥签名的”桥”字正来源于此：它是一座连接不同认知层的桥梁，且这座桥梁的运营成本接近零。</w:t>
-      </w:r>
-    </w:p>
-    <w:p>
-      <w:pPr>
-        <w:pStyle w:val="BodyText"/>
-      </w:pPr>
-      <w:r>
-        <w:rPr>
-          <w:rFonts w:hint="eastAsia"/>
-        </w:rPr>
-        <w:t xml:space="preserve">桥签名的命名也与香农的信息论和哥德尔的不完备定理相呼应：</w:t>
-      </w:r>
-      <w:r>
-        <w:t xml:space="preserve"> </w:t>
-      </w:r>
-      <w:r>
-        <w:t xml:space="preserve">- </w:t>
-      </w:r>
-      <w:r>
-        <w:rPr>
-          <w:rFonts w:hint="eastAsia"/>
-        </w:rPr>
-        <w:t xml:space="preserve">来自香农：</w:t>
-      </w:r>
-      <m:oMath>
-        <m:r>
-          <m:t>σ</m:t>
-        </m:r>
-      </m:oMath>
-      <w:r>
-        <w:t xml:space="preserve"> </w:t>
-      </w:r>
-      <w:r>
-        <w:rPr>
-          <w:rFonts w:hint="eastAsia"/>
-        </w:rPr>
-        <w:t xml:space="preserve">是一个信息符号，在有限符号空间</w:t>
-      </w:r>
-      <w:r>
-        <w:t xml:space="preserve"> </w:t>
-      </w:r>
-      <m:oMath>
-        <m:r>
-          <m:rPr>
-            <m:sty m:val="p"/>
-          </m:rPr>
-          <m:t>Σ</m:t>
-        </m:r>
-      </m:oMath>
-      <w:r>
-        <w:t xml:space="preserve"> </w:t>
-      </w:r>
-      <w:r>
-        <w:rPr>
-          <w:rFonts w:hint="eastAsia"/>
-        </w:rPr>
-        <w:t xml:space="preserve">中编码</w:t>
-      </w:r>
-      <w:r>
-        <w:t xml:space="preserve"> </w:t>
-      </w:r>
-      <w:r>
-        <w:t xml:space="preserve">- </w:t>
-      </w:r>
-      <w:r>
-        <w:rPr>
-          <w:rFonts w:hint="eastAsia"/>
-        </w:rPr>
-        <w:t xml:space="preserve">来自哥德尔：</w:t>
-      </w:r>
-      <m:oMath>
-        <m:r>
-          <m:t>σ</m:t>
-        </m:r>
-      </m:oMath>
-      <w:r>
-        <w:t xml:space="preserve"> </w:t>
-      </w:r>
-      <w:r>
-        <w:rPr>
-          <w:rFonts w:hint="eastAsia"/>
-        </w:rPr>
-        <w:t xml:space="preserve">的编码为下一层提供了”可判定的形式化对象”</w:t>
-      </w:r>
-      <w:r>
-        <w:t xml:space="preserve"> </w:t>
-      </w:r>
-      <w:r>
-        <w:t xml:space="preserve">- </w:t>
-      </w:r>
-      <w:r>
-        <w:rPr>
-          <w:rFonts w:hint="eastAsia"/>
-        </w:rPr>
-        <w:t xml:space="preserve">桥：连接两个层的通道，且不消耗信道容量</w:t>
+        <w:t xml:space="preserve">经济之桥</w:t>
+      </w:r>
+      <w:r>
+        <w:rPr>
+          <w:rFonts w:hint="eastAsia"/>
+        </w:rPr>
+        <w:t xml:space="preserve">：这座桥梁的连接成本趋近于零（0.026</w:t>
+      </w:r>
+      <w:r>
+        <w:t xml:space="preserve"> </w:t>
+      </w:r>
+      <w:r>
+        <w:rPr>
+          <w:rFonts w:hint="eastAsia"/>
+        </w:rPr>
+        <w:t xml:space="preserve">bits），符合</w:t>
+      </w:r>
+      <w:r>
+        <w:t xml:space="preserve"> </w:t>
+      </w:r>
+      <w:r>
+        <w:rPr>
+          <w:rFonts w:hint="eastAsia"/>
+        </w:rPr>
+        <w:t xml:space="preserve">GEME”认知在经济学约束下涌现”的核心假设</w:t>
       </w:r>
     </w:p>
     <w:p>
@@ -6829,9 +8019,6338 @@
         <w:t xml:space="preserve"># γ 和 τ 在代码中为 GAMMA 和 TAU，默认值见 1.4</w:t>
       </w:r>
     </w:p>
+    <w:p>
+      <w:r>
+        <w:pict>
+          <v:rect style="width:0;height:1.5pt" o:hralign="center" o:hrstd="t" o:hr="t"/>
+        </w:pict>
+      </w:r>
+    </w:p>
     <w:bookmarkEnd w:id="43"/>
     <w:bookmarkEnd w:id="44"/>
+    <w:bookmarkStart w:id="51" w:name="附录a形式化定义严谨版"/>
+    <w:p>
+      <w:pPr>
+        <w:pStyle w:val="Heading2"/>
+      </w:pPr>
+      <w:r>
+        <w:rPr>
+          <w:rFonts w:hint="eastAsia"/>
+        </w:rPr>
+        <w:t xml:space="preserve">附录A：形式化定义（严谨版）</w:t>
+      </w:r>
+    </w:p>
+    <w:p>
+      <w:pPr>
+        <w:pStyle w:val="BlockText"/>
+      </w:pPr>
+      <w:r>
+        <w:rPr>
+          <w:rFonts w:hint="eastAsia"/>
+        </w:rPr>
+        <w:t xml:space="preserve">本附录为审稿人和数学研究者准备。使用与正文一致的符号系统，但以更严格的形式化语言重述。</w:t>
+      </w:r>
+    </w:p>
+    <w:bookmarkStart w:id="45" w:name="a.1-符号约定"/>
+    <w:p>
+      <w:pPr>
+        <w:pStyle w:val="Heading3"/>
+      </w:pPr>
+      <w:r>
+        <w:t xml:space="preserve">A.1 </w:t>
+      </w:r>
+      <w:r>
+        <w:rPr>
+          <w:rFonts w:hint="eastAsia"/>
+        </w:rPr>
+        <w:t xml:space="preserve">符号约定</w:t>
+      </w:r>
+    </w:p>
+    <w:tbl>
+      <w:tblPr>
+        <w:tblStyle w:val="Table"/>
+        <w:tblW w:type="auto" w:w="0"/>
+        <w:tblLook w:firstRow="1" w:lastRow="0" w:firstColumn="0" w:lastColumn="0" w:noHBand="0" w:noVBand="0" w:val="0020"/>
+      </w:tblPr>
+      <w:tblGrid>
+        <w:gridCol w:w="2640"/>
+        <w:gridCol w:w="2640"/>
+        <w:gridCol w:w="2640"/>
+      </w:tblGrid>
+      <w:tr>
+        <w:trPr>
+          <w:tblHeader w:val="on"/>
+        </w:trPr>
+        <w:tc>
+          <w:tcPr/>
+          <w:p>
+            <w:pPr>
+              <w:pStyle w:val="Compact"/>
+            </w:pPr>
+            <w:r>
+              <w:rPr>
+                <w:rFonts w:hint="eastAsia"/>
+              </w:rPr>
+              <w:t xml:space="preserve">符号</w:t>
+            </w:r>
+          </w:p>
+        </w:tc>
+        <w:tc>
+          <w:tcPr/>
+          <w:p>
+            <w:pPr>
+              <w:pStyle w:val="Compact"/>
+            </w:pPr>
+            <w:r>
+              <w:rPr>
+                <w:rFonts w:hint="eastAsia"/>
+              </w:rPr>
+              <w:t xml:space="preserve">含义</w:t>
+            </w:r>
+          </w:p>
+        </w:tc>
+        <w:tc>
+          <w:tcPr/>
+          <w:p>
+            <w:pPr>
+              <w:pStyle w:val="Compact"/>
+            </w:pPr>
+            <w:r>
+              <w:rPr>
+                <w:rFonts w:hint="eastAsia"/>
+              </w:rPr>
+              <w:t xml:space="preserve">对应正文章节</w:t>
+            </w:r>
+          </w:p>
+        </w:tc>
+      </w:tr>
+      <w:tr>
+        <w:tc>
+          <w:tcPr/>
+          <w:p>
+            <w:pPr>
+              <w:pStyle w:val="Compact"/>
+            </w:pPr>
+            <m:oMath>
+              <m:r>
+                <m:rPr>
+                  <m:scr m:val="double-struck"/>
+                  <m:sty m:val="p"/>
+                </m:rPr>
+                <m:t>N</m:t>
+              </m:r>
+            </m:oMath>
+          </w:p>
+        </w:tc>
+        <w:tc>
+          <w:tcPr/>
+          <w:p>
+            <w:pPr>
+              <w:pStyle w:val="Compact"/>
+            </w:pPr>
+            <w:r>
+              <w:rPr>
+                <w:rFonts w:hint="eastAsia"/>
+              </w:rPr>
+              <w:t xml:space="preserve">自然数集</w:t>
+            </w:r>
+          </w:p>
+        </w:tc>
+        <w:tc>
+          <w:tcPr/>
+          <w:p>
+            <w:pPr>
+              <w:pStyle w:val="Compact"/>
+            </w:pPr>
+            <w:r>
+              <w:t xml:space="preserve">—</w:t>
+            </w:r>
+          </w:p>
+        </w:tc>
+      </w:tr>
+      <w:tr>
+        <w:tc>
+          <w:tcPr/>
+          <w:p>
+            <w:pPr>
+              <w:pStyle w:val="Compact"/>
+            </w:pPr>
+            <m:oMath>
+              <m:sSup>
+                <m:e>
+                  <m:r>
+                    <m:rPr>
+                      <m:scr m:val="double-struck"/>
+                      <m:sty m:val="p"/>
+                    </m:rPr>
+                    <m:t>R</m:t>
+                  </m:r>
+                </m:e>
+                <m:sup>
+                  <m:r>
+                    <m:rPr>
+                      <m:sty m:val="p"/>
+                    </m:rPr>
+                    <m:t>+</m:t>
+                  </m:r>
+                </m:sup>
+              </m:sSup>
+            </m:oMath>
+          </w:p>
+        </w:tc>
+        <w:tc>
+          <w:tcPr/>
+          <w:p>
+            <w:pPr>
+              <w:pStyle w:val="Compact"/>
+            </w:pPr>
+            <w:r>
+              <w:rPr>
+                <w:rFonts w:hint="eastAsia"/>
+              </w:rPr>
+              <w:t xml:space="preserve">正实数集</w:t>
+            </w:r>
+          </w:p>
+        </w:tc>
+        <w:tc>
+          <w:tcPr/>
+          <w:p>
+            <w:pPr>
+              <w:pStyle w:val="Compact"/>
+            </w:pPr>
+            <w:r>
+              <w:t xml:space="preserve">—</w:t>
+            </w:r>
+          </w:p>
+        </w:tc>
+      </w:tr>
+      <w:tr>
+        <w:tc>
+          <w:tcPr/>
+          <w:p>
+            <w:pPr>
+              <w:pStyle w:val="Compact"/>
+            </w:pPr>
+            <m:oMath>
+              <m:r>
+                <m:rPr>
+                  <m:sty m:val="p"/>
+                </m:rPr>
+                <m:t>Σ</m:t>
+              </m:r>
+            </m:oMath>
+          </w:p>
+        </w:tc>
+        <w:tc>
+          <w:tcPr/>
+          <w:p>
+            <w:pPr>
+              <w:pStyle w:val="Compact"/>
+            </w:pPr>
+            <w:r>
+              <w:rPr>
+                <w:rFonts w:hint="eastAsia"/>
+              </w:rPr>
+              <w:t xml:space="preserve">系统内部字符集</w:t>
+            </w:r>
+          </w:p>
+        </w:tc>
+        <w:tc>
+          <w:tcPr/>
+          <w:p>
+            <w:pPr>
+              <w:pStyle w:val="Compact"/>
+            </w:pPr>
+            <w:r>
+              <w:rPr>
+                <w:rFonts w:hint="eastAsia"/>
+              </w:rPr>
+              <w:t xml:space="preserve">第五章</w:t>
+            </w:r>
+          </w:p>
+        </w:tc>
+      </w:tr>
+      <w:tr>
+        <w:tc>
+          <w:tcPr/>
+          <w:p>
+            <w:pPr>
+              <w:pStyle w:val="Compact"/>
+            </w:pPr>
+            <m:oMath>
+              <m:sSub>
+                <m:e>
+                  <m:r>
+                    <m:rPr>
+                      <m:scr m:val="script"/>
+                      <m:sty m:val="p"/>
+                    </m:rPr>
+                    <m:t>H</m:t>
+                  </m:r>
+                </m:e>
+                <m:sub>
+                  <m:r>
+                    <m:t>t</m:t>
+                  </m:r>
+                </m:sub>
+              </m:sSub>
+            </m:oMath>
+          </w:p>
+        </w:tc>
+        <w:tc>
+          <w:tcPr/>
+          <w:p>
+            <w:pPr>
+              <w:pStyle w:val="Compact"/>
+            </w:pPr>
+            <w:r>
+              <w:rPr>
+                <w:rFonts w:hint="eastAsia"/>
+              </w:rPr>
+              <w:t xml:space="preserve">共现历史多重集（定义A.4）</w:t>
+            </w:r>
+          </w:p>
+        </w:tc>
+        <w:tc>
+          <w:tcPr/>
+          <w:p>
+            <w:pPr>
+              <w:pStyle w:val="Compact"/>
+            </w:pPr>
+            <w:r>
+              <w:rPr>
+                <w:rFonts w:hint="eastAsia"/>
+              </w:rPr>
+              <w:t xml:space="preserve">第三章</w:t>
+            </w:r>
+          </w:p>
+        </w:tc>
+      </w:tr>
+      <w:tr>
+        <w:tc>
+          <w:tcPr/>
+          <w:p>
+            <w:pPr>
+              <w:pStyle w:val="Compact"/>
+            </w:pPr>
+            <m:oMath>
+              <m:r>
+                <m:t>δ</m:t>
+              </m:r>
+              <m:r>
+                <m:rPr>
+                  <m:sty m:val="p"/>
+                </m:rPr>
+                <m:t>,</m:t>
+              </m:r>
+              <m:r>
+                <m:t>γ</m:t>
+              </m:r>
+              <m:r>
+                <m:rPr>
+                  <m:sty m:val="p"/>
+                </m:rPr>
+                <m:t>,</m:t>
+              </m:r>
+              <m:r>
+                <m:t>τ</m:t>
+              </m:r>
+            </m:oMath>
+          </w:p>
+        </w:tc>
+        <w:tc>
+          <w:tcPr/>
+          <w:p>
+            <w:pPr>
+              <w:pStyle w:val="Compact"/>
+            </w:pPr>
+            <w:r>
+              <w:rPr>
+                <w:rFonts w:hint="eastAsia"/>
+              </w:rPr>
+              <w:t xml:space="preserve">核心结构常数（定义1.4）</w:t>
+            </w:r>
+          </w:p>
+        </w:tc>
+        <w:tc>
+          <w:tcPr/>
+          <w:p>
+            <w:pPr>
+              <w:pStyle w:val="Compact"/>
+            </w:pPr>
+            <w:r>
+              <w:t xml:space="preserve">§1.4</w:t>
+            </w:r>
+          </w:p>
+        </w:tc>
+      </w:tr>
+      <w:tr>
+        <w:tc>
+          <w:tcPr/>
+          <w:p>
+            <w:pPr>
+              <w:pStyle w:val="Compact"/>
+            </w:pPr>
+            <m:oMath>
+              <m:r>
+                <m:t>C</m:t>
+              </m:r>
+            </m:oMath>
+          </w:p>
+        </w:tc>
+        <w:tc>
+          <w:tcPr/>
+          <w:p>
+            <w:pPr>
+              <w:pStyle w:val="Compact"/>
+            </w:pPr>
+            <w:r>
+              <w:rPr>
+                <w:rFonts w:hint="eastAsia"/>
+              </w:rPr>
+              <w:t xml:space="preserve">帧容量上限（用户预设）</w:t>
+            </w:r>
+          </w:p>
+        </w:tc>
+        <w:tc>
+          <w:tcPr/>
+          <w:p>
+            <w:pPr>
+              <w:pStyle w:val="Compact"/>
+            </w:pPr>
+            <w:r>
+              <w:t xml:space="preserve">§2.2</w:t>
+            </w:r>
+          </w:p>
+        </w:tc>
+      </w:tr>
+      <w:tr>
+        <w:tc>
+          <w:tcPr/>
+          <w:p>
+            <w:pPr>
+              <w:pStyle w:val="Compact"/>
+            </w:pPr>
+            <m:oMath>
+              <m:r>
+                <m:t>W</m:t>
+              </m:r>
+            </m:oMath>
+          </w:p>
+        </w:tc>
+        <w:tc>
+          <w:tcPr/>
+          <w:p>
+            <w:pPr>
+              <w:pStyle w:val="Compact"/>
+            </w:pPr>
+            <w:r>
+              <w:rPr>
+                <w:rFonts w:hint="eastAsia"/>
+              </w:rPr>
+              <w:t xml:space="preserve">滑动窗口大小（用户预设）</w:t>
+            </w:r>
+          </w:p>
+        </w:tc>
+        <w:tc>
+          <w:tcPr/>
+          <w:p>
+            <w:pPr>
+              <w:pStyle w:val="Compact"/>
+            </w:pPr>
+            <w:r>
+              <w:t xml:space="preserve">§3.1</w:t>
+            </w:r>
+          </w:p>
+        </w:tc>
+      </w:tr>
+    </w:tbl>
     <w:bookmarkEnd w:id="45"/>
+    <w:bookmarkStart w:id="46" w:name="a.2-帧的严格定义"/>
+    <w:p>
+      <w:pPr>
+        <w:pStyle w:val="Heading3"/>
+      </w:pPr>
+      <w:r>
+        <w:t xml:space="preserve">A.2 </w:t>
+      </w:r>
+      <w:r>
+        <w:rPr>
+          <w:rFonts w:hint="eastAsia"/>
+        </w:rPr>
+        <w:t xml:space="preserve">帧的严格定义</w:t>
+      </w:r>
+    </w:p>
+    <w:p>
+      <w:pPr>
+        <w:pStyle w:val="FirstParagraph"/>
+      </w:pPr>
+      <w:r>
+        <w:rPr>
+          <w:rFonts w:hint="eastAsia"/>
+          <w:b/>
+          <w:bCs/>
+        </w:rPr>
+        <w:t xml:space="preserve">定义A.1（帧）</w:t>
+      </w:r>
+      <w:r>
+        <w:rPr>
+          <w:rFonts w:hint="eastAsia"/>
+        </w:rPr>
+        <w:t xml:space="preserve">。一个帧</w:t>
+      </w:r>
+      <w:r>
+        <w:t xml:space="preserve"> </w:t>
+      </w:r>
+      <m:oMath>
+        <m:r>
+          <m:t>f</m:t>
+        </m:r>
+      </m:oMath>
+      <w:r>
+        <w:t xml:space="preserve"> </w:t>
+      </w:r>
+      <w:r>
+        <w:rPr>
+          <w:rFonts w:hint="eastAsia"/>
+        </w:rPr>
+        <w:t xml:space="preserve">是一个六元组：</w:t>
+      </w:r>
+    </w:p>
+    <w:p>
+      <w:pPr>
+        <w:pStyle w:val="BodyText"/>
+      </w:pPr>
+      <m:oMathPara>
+        <m:oMathParaPr>
+          <m:jc m:val="center"/>
+        </m:oMathParaPr>
+        <m:oMath>
+          <m:r>
+            <m:t>f</m:t>
+          </m:r>
+          <m:r>
+            <m:rPr>
+              <m:sty m:val="p"/>
+            </m:rPr>
+            <m:t>=</m:t>
+          </m:r>
+          <m:r>
+            <m:rPr>
+              <m:sty m:val="p"/>
+            </m:rPr>
+            <m:t>(</m:t>
+          </m:r>
+          <m:r>
+            <m:rPr>
+              <m:sty m:val="bi"/>
+            </m:rPr>
+            <m:t>v</m:t>
+          </m:r>
+          <m:r>
+            <m:rPr>
+              <m:sty m:val="p"/>
+            </m:rPr>
+            <m:t>∈</m:t>
+          </m:r>
+          <m:sSup>
+            <m:e>
+              <m:r>
+                <m:rPr>
+                  <m:scr m:val="double-struck"/>
+                  <m:sty m:val="p"/>
+                </m:rPr>
+                <m:t>R</m:t>
+              </m:r>
+            </m:e>
+            <m:sup>
+              <m:r>
+                <m:t>D</m:t>
+              </m:r>
+            </m:sup>
+          </m:sSup>
+          <m:r>
+            <m:rPr>
+              <m:sty m:val="p"/>
+            </m:rPr>
+            <m:t>,</m:t>
+          </m:r>
+          <m:r>
+            <m:t> </m:t>
+          </m:r>
+          <m:r>
+            <m:t>w</m:t>
+          </m:r>
+          <m:r>
+            <m:rPr>
+              <m:sty m:val="p"/>
+            </m:rPr>
+            <m:t>∈</m:t>
+          </m:r>
+          <m:sSup>
+            <m:e>
+              <m:r>
+                <m:rPr>
+                  <m:scr m:val="double-struck"/>
+                  <m:sty m:val="p"/>
+                </m:rPr>
+                <m:t>R</m:t>
+              </m:r>
+            </m:e>
+            <m:sup>
+              <m:r>
+                <m:rPr>
+                  <m:sty m:val="p"/>
+                </m:rPr>
+                <m:t>+</m:t>
+              </m:r>
+            </m:sup>
+          </m:sSup>
+          <m:r>
+            <m:rPr>
+              <m:sty m:val="p"/>
+            </m:rPr>
+            <m:t>,</m:t>
+          </m:r>
+          <m:r>
+            <m:t> </m:t>
+          </m:r>
+          <m:r>
+            <m:t>a</m:t>
+          </m:r>
+          <m:r>
+            <m:rPr>
+              <m:sty m:val="p"/>
+            </m:rPr>
+            <m:t>∈</m:t>
+          </m:r>
+          <m:r>
+            <m:rPr>
+              <m:scr m:val="double-struck"/>
+              <m:sty m:val="p"/>
+            </m:rPr>
+            <m:t>N</m:t>
+          </m:r>
+          <m:r>
+            <m:rPr>
+              <m:sty m:val="p"/>
+            </m:rPr>
+            <m:t>,</m:t>
+          </m:r>
+          <m:r>
+            <m:t> </m:t>
+          </m:r>
+          <m:r>
+            <m:t>m</m:t>
+          </m:r>
+          <m:r>
+            <m:rPr>
+              <m:sty m:val="p"/>
+            </m:rPr>
+            <m:t>∈</m:t>
+          </m:r>
+          <m:r>
+            <m:rPr>
+              <m:scr m:val="double-struck"/>
+              <m:sty m:val="p"/>
+            </m:rPr>
+            <m:t>N</m:t>
+          </m:r>
+          <m:r>
+            <m:rPr>
+              <m:sty m:val="p"/>
+            </m:rPr>
+            <m:t>,</m:t>
+          </m:r>
+          <m:r>
+            <m:t> </m:t>
+          </m:r>
+          <m:r>
+            <m:t>σ</m:t>
+          </m:r>
+          <m:r>
+            <m:rPr>
+              <m:sty m:val="p"/>
+            </m:rPr>
+            <m:t>∈</m:t>
+          </m:r>
+          <m:sSup>
+            <m:e>
+              <m:r>
+                <m:rPr>
+                  <m:sty m:val="p"/>
+                </m:rPr>
+                <m:t>Σ</m:t>
+              </m:r>
+            </m:e>
+            <m:sup>
+              <m:r>
+                <m:rPr>
+                  <m:sty m:val="p"/>
+                </m:rPr>
+                <m:t>≤</m:t>
+              </m:r>
+              <m:r>
+                <m:t>30</m:t>
+              </m:r>
+            </m:sup>
+          </m:sSup>
+          <m:r>
+            <m:rPr>
+              <m:sty m:val="p"/>
+            </m:rPr>
+            <m:t>,</m:t>
+          </m:r>
+          <m:r>
+            <m:t> </m:t>
+          </m:r>
+          <m:r>
+            <m:t>ℓ</m:t>
+          </m:r>
+          <m:r>
+            <m:rPr>
+              <m:sty m:val="p"/>
+            </m:rPr>
+            <m:t>∈</m:t>
+          </m:r>
+          <m:r>
+            <m:rPr>
+              <m:sty m:val="p"/>
+            </m:rPr>
+            <m:t>{</m:t>
+          </m:r>
+          <m:sSub>
+            <m:e>
+              <m:r>
+                <m:rPr>
+                  <m:nor/>
+                  <m:sty m:val="p"/>
+                </m:rPr>
+                <m:t>L</m:t>
+              </m:r>
+            </m:e>
+            <m:sub>
+              <m:r>
+                <m:t>0</m:t>
+              </m:r>
+            </m:sub>
+          </m:sSub>
+          <m:r>
+            <m:rPr>
+              <m:sty m:val="p"/>
+            </m:rPr>
+            <m:t>,</m:t>
+          </m:r>
+          <m:r>
+            <m:rPr>
+              <m:sty m:val="p"/>
+            </m:rPr>
+            <m:t>…</m:t>
+          </m:r>
+          <m:r>
+            <m:rPr>
+              <m:sty m:val="p"/>
+            </m:rPr>
+            <m:t>,</m:t>
+          </m:r>
+          <m:sSub>
+            <m:e>
+              <m:r>
+                <m:rPr>
+                  <m:nor/>
+                  <m:sty m:val="p"/>
+                </m:rPr>
+                <m:t>L</m:t>
+              </m:r>
+            </m:e>
+            <m:sub>
+              <m:r>
+                <m:t>6</m:t>
+              </m:r>
+            </m:sub>
+          </m:sSub>
+          <m:r>
+            <m:rPr>
+              <m:sty m:val="p"/>
+            </m:rPr>
+            <m:t>}</m:t>
+          </m:r>
+          <m:r>
+            <m:rPr>
+              <m:sty m:val="p"/>
+            </m:rPr>
+            <m:t>)</m:t>
+          </m:r>
+        </m:oMath>
+      </m:oMathPara>
+    </w:p>
+    <w:p>
+      <w:pPr>
+        <w:pStyle w:val="FirstParagraph"/>
+      </w:pPr>
+      <w:r>
+        <w:rPr>
+          <w:rFonts w:hint="eastAsia"/>
+        </w:rPr>
+        <w:t xml:space="preserve">其中</w:t>
+      </w:r>
+      <w:r>
+        <w:t xml:space="preserve"> </w:t>
+      </w:r>
+      <m:oMath>
+        <m:r>
+          <m:t>D</m:t>
+        </m:r>
+        <m:r>
+          <m:rPr>
+            <m:sty m:val="p"/>
+          </m:rPr>
+          <m:t>=</m:t>
+        </m:r>
+        <m:r>
+          <m:t>27</m:t>
+        </m:r>
+      </m:oMath>
+      <w:r>
+        <w:t xml:space="preserve"> </w:t>
+      </w:r>
+      <w:r>
+        <w:rPr>
+          <w:rFonts w:hint="eastAsia"/>
+        </w:rPr>
+        <w:t xml:space="preserve">为固定向量维度。</w:t>
+      </w:r>
+    </w:p>
+    <w:p>
+      <w:pPr>
+        <w:pStyle w:val="BodyText"/>
+      </w:pPr>
+      <w:r>
+        <w:rPr>
+          <w:rFonts w:hint="eastAsia"/>
+          <w:b/>
+          <w:bCs/>
+        </w:rPr>
+        <w:t xml:space="preserve">定义A.2（帧集合）</w:t>
+      </w:r>
+      <w:r>
+        <w:t xml:space="preserve">。</w:t>
+      </w:r>
+      <m:oMath>
+        <m:sSub>
+          <m:e>
+            <m:r>
+              <m:t>F</m:t>
+            </m:r>
+          </m:e>
+          <m:sub>
+            <m:r>
+              <m:t>t</m:t>
+            </m:r>
+          </m:sub>
+        </m:sSub>
+        <m:r>
+          <m:rPr>
+            <m:sty m:val="p"/>
+          </m:rPr>
+          <m:t>=</m:t>
+        </m:r>
+        <m:r>
+          <m:rPr>
+            <m:sty m:val="p"/>
+          </m:rPr>
+          <m:t>{</m:t>
+        </m:r>
+        <m:sSub>
+          <m:e>
+            <m:r>
+              <m:t>f</m:t>
+            </m:r>
+          </m:e>
+          <m:sub>
+            <m:r>
+              <m:t>1</m:t>
+            </m:r>
+          </m:sub>
+        </m:sSub>
+        <m:r>
+          <m:rPr>
+            <m:sty m:val="p"/>
+          </m:rPr>
+          <m:t>,</m:t>
+        </m:r>
+        <m:sSub>
+          <m:e>
+            <m:r>
+              <m:t>f</m:t>
+            </m:r>
+          </m:e>
+          <m:sub>
+            <m:r>
+              <m:t>2</m:t>
+            </m:r>
+          </m:sub>
+        </m:sSub>
+        <m:r>
+          <m:rPr>
+            <m:sty m:val="p"/>
+          </m:rPr>
+          <m:t>,</m:t>
+        </m:r>
+        <m:r>
+          <m:rPr>
+            <m:sty m:val="p"/>
+          </m:rPr>
+          <m:t>…</m:t>
+        </m:r>
+        <m:r>
+          <m:rPr>
+            <m:sty m:val="p"/>
+          </m:rPr>
+          <m:t>,</m:t>
+        </m:r>
+        <m:sSub>
+          <m:e>
+            <m:r>
+              <m:t>f</m:t>
+            </m:r>
+          </m:e>
+          <m:sub>
+            <m:r>
+              <m:t>n</m:t>
+            </m:r>
+          </m:sub>
+        </m:sSub>
+        <m:r>
+          <m:rPr>
+            <m:sty m:val="p"/>
+          </m:rPr>
+          <m:t>}</m:t>
+        </m:r>
+      </m:oMath>
+      <w:r>
+        <w:t xml:space="preserve"> </w:t>
+      </w:r>
+      <w:r>
+        <w:rPr>
+          <w:rFonts w:hint="eastAsia"/>
+        </w:rPr>
+        <w:t xml:space="preserve">为时间</w:t>
+      </w:r>
+      <w:r>
+        <w:t xml:space="preserve"> </w:t>
+      </w:r>
+      <m:oMath>
+        <m:r>
+          <m:t>t</m:t>
+        </m:r>
+      </m:oMath>
+      <w:r>
+        <w:t xml:space="preserve"> </w:t>
+      </w:r>
+      <w:r>
+        <w:rPr>
+          <w:rFonts w:hint="eastAsia"/>
+        </w:rPr>
+        <w:t xml:space="preserve">的帧集合。</w:t>
+      </w:r>
+      <m:oMath>
+        <m:sSub>
+          <m:e>
+            <m:r>
+              <m:t>F</m:t>
+            </m:r>
+          </m:e>
+          <m:sub>
+            <m:r>
+              <m:t>t</m:t>
+            </m:r>
+          </m:sub>
+        </m:sSub>
+      </m:oMath>
+      <w:r>
+        <w:t xml:space="preserve"> </w:t>
+      </w:r>
+      <w:r>
+        <w:rPr>
+          <w:rFonts w:hint="eastAsia"/>
+        </w:rPr>
+        <w:t xml:space="preserve">必须满足</w:t>
+      </w:r>
+      <w:r>
+        <w:t xml:space="preserve"> </w:t>
+      </w:r>
+      <m:oMath>
+        <m:r>
+          <m:rPr>
+            <m:sty m:val="p"/>
+          </m:rPr>
+          <m:t>|</m:t>
+        </m:r>
+        <m:sSub>
+          <m:e>
+            <m:r>
+              <m:t>F</m:t>
+            </m:r>
+          </m:e>
+          <m:sub>
+            <m:r>
+              <m:t>t</m:t>
+            </m:r>
+          </m:sub>
+        </m:sSub>
+        <m:r>
+          <m:rPr>
+            <m:sty m:val="p"/>
+          </m:rPr>
+          <m:t>|</m:t>
+        </m:r>
+        <m:r>
+          <m:rPr>
+            <m:sty m:val="p"/>
+          </m:rPr>
+          <m:t>≤</m:t>
+        </m:r>
+        <m:r>
+          <m:t>C</m:t>
+        </m:r>
+      </m:oMath>
+      <w:r>
+        <w:t xml:space="preserve">。</w:t>
+      </w:r>
+    </w:p>
+    <w:p>
+      <w:pPr>
+        <w:pStyle w:val="BodyText"/>
+      </w:pPr>
+      <w:r>
+        <w:rPr>
+          <w:rFonts w:hint="eastAsia"/>
+          <w:b/>
+          <w:bCs/>
+        </w:rPr>
+        <w:t xml:space="preserve">定义A.3（系统状态）</w:t>
+      </w:r>
+      <w:r>
+        <w:t xml:space="preserve">。</w:t>
+      </w:r>
+      <m:oMath>
+        <m:sSub>
+          <m:e>
+            <m:r>
+              <m:t>S</m:t>
+            </m:r>
+          </m:e>
+          <m:sub>
+            <m:r>
+              <m:t>t</m:t>
+            </m:r>
+          </m:sub>
+        </m:sSub>
+        <m:r>
+          <m:rPr>
+            <m:sty m:val="p"/>
+          </m:rPr>
+          <m:t>=</m:t>
+        </m:r>
+        <m:r>
+          <m:rPr>
+            <m:sty m:val="p"/>
+          </m:rPr>
+          <m:t>(</m:t>
+        </m:r>
+        <m:sSub>
+          <m:e>
+            <m:r>
+              <m:t>F</m:t>
+            </m:r>
+          </m:e>
+          <m:sub>
+            <m:r>
+              <m:t>t</m:t>
+            </m:r>
+          </m:sub>
+        </m:sSub>
+        <m:r>
+          <m:rPr>
+            <m:sty m:val="p"/>
+          </m:rPr>
+          <m:t>,</m:t>
+        </m:r>
+        <m:sSub>
+          <m:e>
+            <m:r>
+              <m:rPr>
+                <m:scr m:val="script"/>
+                <m:sty m:val="p"/>
+              </m:rPr>
+              <m:t>H</m:t>
+            </m:r>
+          </m:e>
+          <m:sub>
+            <m:r>
+              <m:t>t</m:t>
+            </m:r>
+          </m:sub>
+        </m:sSub>
+        <m:r>
+          <m:rPr>
+            <m:sty m:val="p"/>
+          </m:rPr>
+          <m:t>,</m:t>
+        </m:r>
+        <m:r>
+          <m:t>t</m:t>
+        </m:r>
+        <m:r>
+          <m:rPr>
+            <m:sty m:val="p"/>
+          </m:rPr>
+          <m:t>)</m:t>
+        </m:r>
+      </m:oMath>
+      <w:r>
+        <w:t xml:space="preserve">。</w:t>
+      </w:r>
+    </w:p>
+    <w:p>
+      <w:pPr>
+        <w:pStyle w:val="BodyText"/>
+      </w:pPr>
+      <w:r>
+        <w:rPr>
+          <w:rFonts w:hint="eastAsia"/>
+          <w:b/>
+          <w:bCs/>
+        </w:rPr>
+        <w:t xml:space="preserve">定义A.4（共现历史）</w:t>
+      </w:r>
+      <w:r>
+        <w:t xml:space="preserve">。</w:t>
+      </w:r>
+      <m:oMath>
+        <m:sSub>
+          <m:e>
+            <m:r>
+              <m:rPr>
+                <m:scr m:val="script"/>
+                <m:sty m:val="p"/>
+              </m:rPr>
+              <m:t>H</m:t>
+            </m:r>
+          </m:e>
+          <m:sub>
+            <m:r>
+              <m:t>t</m:t>
+            </m:r>
+          </m:sub>
+        </m:sSub>
+      </m:oMath>
+      <w:r>
+        <w:t xml:space="preserve"> </w:t>
+      </w:r>
+      <w:r>
+        <w:rPr>
+          <w:rFonts w:hint="eastAsia"/>
+        </w:rPr>
+        <w:t xml:space="preserve">是一个多重集：</w:t>
+      </w:r>
+    </w:p>
+    <w:p>
+      <w:pPr>
+        <w:pStyle w:val="BodyText"/>
+      </w:pPr>
+      <m:oMathPara>
+        <m:oMathParaPr>
+          <m:jc m:val="center"/>
+        </m:oMathParaPr>
+        <m:oMath>
+          <m:sSub>
+            <m:e>
+              <m:r>
+                <m:rPr>
+                  <m:scr m:val="script"/>
+                  <m:sty m:val="p"/>
+                </m:rPr>
+                <m:t>H</m:t>
+              </m:r>
+            </m:e>
+            <m:sub>
+              <m:r>
+                <m:t>t</m:t>
+              </m:r>
+            </m:sub>
+          </m:sSub>
+          <m:r>
+            <m:rPr>
+              <m:sty m:val="p"/>
+            </m:rPr>
+            <m:t>=</m:t>
+          </m:r>
+          <m:r>
+            <m:rPr>
+              <m:sty m:val="p"/>
+            </m:rPr>
+            <m:t>{</m:t>
+          </m:r>
+          <m:r>
+            <m:rPr>
+              <m:sty m:val="p"/>
+            </m:rPr>
+            <m:t>(</m:t>
+          </m:r>
+          <m:sSub>
+            <m:e>
+              <m:r>
+                <m:t>σ</m:t>
+              </m:r>
+            </m:e>
+            <m:sub>
+              <m:r>
+                <m:t>i</m:t>
+              </m:r>
+            </m:sub>
+          </m:sSub>
+          <m:r>
+            <m:rPr>
+              <m:sty m:val="p"/>
+            </m:rPr>
+            <m:t>,</m:t>
+          </m:r>
+          <m:sSub>
+            <m:e>
+              <m:r>
+                <m:t>σ</m:t>
+              </m:r>
+            </m:e>
+            <m:sub>
+              <m:r>
+                <m:t>j</m:t>
+              </m:r>
+            </m:sub>
+          </m:sSub>
+          <m:r>
+            <m:rPr>
+              <m:sty m:val="p"/>
+            </m:rPr>
+            <m:t>,</m:t>
+          </m:r>
+          <m:sSup>
+            <m:e>
+              <m:r>
+                <m:t>t</m:t>
+              </m:r>
+            </m:e>
+            <m:sup>
+              <m:r>
+                <m:rPr>
+                  <m:sty m:val="p"/>
+                </m:rPr>
+                <m:t>′</m:t>
+              </m:r>
+            </m:sup>
+          </m:sSup>
+          <m:r>
+            <m:rPr>
+              <m:sty m:val="p"/>
+            </m:rPr>
+            <m:t>)</m:t>
+          </m:r>
+          <m:r>
+            <m:rPr>
+              <m:sty m:val="p"/>
+            </m:rPr>
+            <m:t>∣</m:t>
+          </m:r>
+          <m:sSub>
+            <m:e>
+              <m:r>
+                <m:t>σ</m:t>
+              </m:r>
+            </m:e>
+            <m:sub>
+              <m:r>
+                <m:t>i</m:t>
+              </m:r>
+            </m:sub>
+          </m:sSub>
+          <m:r>
+            <m:rPr>
+              <m:sty m:val="p"/>
+            </m:rPr>
+            <m:t>,</m:t>
+          </m:r>
+          <m:sSub>
+            <m:e>
+              <m:r>
+                <m:t>σ</m:t>
+              </m:r>
+            </m:e>
+            <m:sub>
+              <m:r>
+                <m:t>j</m:t>
+              </m:r>
+            </m:sub>
+          </m:sSub>
+          <m:r>
+            <m:rPr>
+              <m:sty m:val="p"/>
+            </m:rPr>
+            <m:t>∈</m:t>
+          </m:r>
+          <m:sSup>
+            <m:e>
+              <m:r>
+                <m:rPr>
+                  <m:sty m:val="p"/>
+                </m:rPr>
+                <m:t>Σ</m:t>
+              </m:r>
+            </m:e>
+            <m:sup>
+              <m:r>
+                <m:rPr>
+                  <m:sty m:val="p"/>
+                </m:rPr>
+                <m:t>≤</m:t>
+              </m:r>
+              <m:r>
+                <m:t>30</m:t>
+              </m:r>
+            </m:sup>
+          </m:sSup>
+          <m:r>
+            <m:rPr>
+              <m:sty m:val="p"/>
+            </m:rPr>
+            <m:t>,</m:t>
+          </m:r>
+          <m:r>
+            <m:t> </m:t>
+          </m:r>
+          <m:r>
+            <m:t>t</m:t>
+          </m:r>
+          <m:r>
+            <m:rPr>
+              <m:sty m:val="p"/>
+            </m:rPr>
+            <m:t>−</m:t>
+          </m:r>
+          <m:r>
+            <m:t>W</m:t>
+          </m:r>
+          <m:r>
+            <m:rPr>
+              <m:sty m:val="p"/>
+            </m:rPr>
+            <m:t>&lt;</m:t>
+          </m:r>
+          <m:sSup>
+            <m:e>
+              <m:r>
+                <m:t>t</m:t>
+              </m:r>
+            </m:e>
+            <m:sup>
+              <m:r>
+                <m:rPr>
+                  <m:sty m:val="p"/>
+                </m:rPr>
+                <m:t>′</m:t>
+              </m:r>
+            </m:sup>
+          </m:sSup>
+          <m:r>
+            <m:rPr>
+              <m:sty m:val="p"/>
+            </m:rPr>
+            <m:t>≤</m:t>
+          </m:r>
+          <m:r>
+            <m:t>t</m:t>
+          </m:r>
+          <m:r>
+            <m:rPr>
+              <m:sty m:val="p"/>
+            </m:rPr>
+            <m:t>}</m:t>
+          </m:r>
+        </m:oMath>
+      </m:oMathPara>
+    </w:p>
+    <w:p>
+      <w:pPr>
+        <w:pStyle w:val="FirstParagraph"/>
+      </w:pPr>
+      <w:r>
+        <w:rPr>
+          <w:rFonts w:hint="eastAsia"/>
+        </w:rPr>
+        <w:t xml:space="preserve">其中</w:t>
+      </w:r>
+      <w:r>
+        <w:t xml:space="preserve"> </w:t>
+      </w:r>
+      <m:oMath>
+        <m:r>
+          <m:rPr>
+            <m:sty m:val="p"/>
+          </m:rPr>
+          <m:t>(</m:t>
+        </m:r>
+        <m:sSub>
+          <m:e>
+            <m:r>
+              <m:t>σ</m:t>
+            </m:r>
+          </m:e>
+          <m:sub>
+            <m:r>
+              <m:t>i</m:t>
+            </m:r>
+          </m:sub>
+        </m:sSub>
+        <m:r>
+          <m:rPr>
+            <m:sty m:val="p"/>
+          </m:rPr>
+          <m:t>,</m:t>
+        </m:r>
+        <m:sSub>
+          <m:e>
+            <m:r>
+              <m:t>σ</m:t>
+            </m:r>
+          </m:e>
+          <m:sub>
+            <m:r>
+              <m:t>j</m:t>
+            </m:r>
+          </m:sub>
+        </m:sSub>
+        <m:r>
+          <m:rPr>
+            <m:sty m:val="p"/>
+          </m:rPr>
+          <m:t>,</m:t>
+        </m:r>
+        <m:sSup>
+          <m:e>
+            <m:r>
+              <m:t>t</m:t>
+            </m:r>
+          </m:e>
+          <m:sup>
+            <m:r>
+              <m:rPr>
+                <m:sty m:val="p"/>
+              </m:rPr>
+              <m:t>′</m:t>
+            </m:r>
+          </m:sup>
+        </m:sSup>
+        <m:r>
+          <m:rPr>
+            <m:sty m:val="p"/>
+          </m:rPr>
+          <m:t>)</m:t>
+        </m:r>
+      </m:oMath>
+      <w:r>
+        <w:t xml:space="preserve"> </w:t>
+      </w:r>
+      <w:r>
+        <w:rPr>
+          <w:rFonts w:hint="eastAsia"/>
+        </w:rPr>
+        <w:t xml:space="preserve">表示在时间步</w:t>
+      </w:r>
+      <w:r>
+        <w:t xml:space="preserve"> </w:t>
+      </w:r>
+      <m:oMath>
+        <m:sSup>
+          <m:e>
+            <m:r>
+              <m:t>t</m:t>
+            </m:r>
+          </m:e>
+          <m:sup>
+            <m:r>
+              <m:rPr>
+                <m:sty m:val="p"/>
+              </m:rPr>
+              <m:t>′</m:t>
+            </m:r>
+          </m:sup>
+        </m:sSup>
+      </m:oMath>
+      <w:r>
+        <w:t xml:space="preserve"> </w:t>
+      </w:r>
+      <w:r>
+        <w:rPr>
+          <w:rFonts w:hint="eastAsia"/>
+        </w:rPr>
+        <w:t xml:space="preserve">时</w:t>
+      </w:r>
+      <w:r>
+        <w:t xml:space="preserve"> </w:t>
+      </w:r>
+      <m:oMath>
+        <m:sSub>
+          <m:e>
+            <m:r>
+              <m:t>σ</m:t>
+            </m:r>
+          </m:e>
+          <m:sub>
+            <m:r>
+              <m:t>i</m:t>
+            </m:r>
+          </m:sub>
+        </m:sSub>
+      </m:oMath>
+      <w:r>
+        <w:t xml:space="preserve"> </w:t>
+      </w:r>
+      <w:r>
+        <w:rPr>
+          <w:rFonts w:hint="eastAsia"/>
+        </w:rPr>
+        <w:t xml:space="preserve">的帧和</w:t>
+      </w:r>
+      <w:r>
+        <w:t xml:space="preserve"> </w:t>
+      </w:r>
+      <m:oMath>
+        <m:sSub>
+          <m:e>
+            <m:r>
+              <m:t>σ</m:t>
+            </m:r>
+          </m:e>
+          <m:sub>
+            <m:r>
+              <m:t>j</m:t>
+            </m:r>
+          </m:sub>
+        </m:sSub>
+      </m:oMath>
+      <w:r>
+        <w:t xml:space="preserve"> </w:t>
+      </w:r>
+      <w:r>
+        <w:rPr>
+          <w:rFonts w:hint="eastAsia"/>
+        </w:rPr>
+        <w:t xml:space="preserve">的帧在输入流中相邻出现。</w:t>
+      </w:r>
+    </w:p>
+    <w:bookmarkEnd w:id="46"/>
+    <w:bookmarkStart w:id="47" w:name="a.3-操作的严格定义"/>
+    <w:p>
+      <w:pPr>
+        <w:pStyle w:val="Heading3"/>
+      </w:pPr>
+      <w:r>
+        <w:t xml:space="preserve">A.3 </w:t>
+      </w:r>
+      <w:r>
+        <w:rPr>
+          <w:rFonts w:hint="eastAsia"/>
+        </w:rPr>
+        <w:t xml:space="preserve">操作的严格定义</w:t>
+      </w:r>
+    </w:p>
+    <w:p>
+      <w:pPr>
+        <w:pStyle w:val="FirstParagraph"/>
+      </w:pPr>
+      <w:r>
+        <w:rPr>
+          <w:rFonts w:hint="eastAsia"/>
+          <w:b/>
+          <w:bCs/>
+        </w:rPr>
+        <w:t xml:space="preserve">定义A.5（距离函数）</w:t>
+      </w:r>
+      <w:r>
+        <w:t xml:space="preserve">。</w:t>
+      </w:r>
+      <m:oMath>
+        <m:r>
+          <m:t>d</m:t>
+        </m:r>
+        <m:r>
+          <m:rPr>
+            <m:sty m:val="p"/>
+          </m:rPr>
+          <m:t>:</m:t>
+        </m:r>
+        <m:sSup>
+          <m:e>
+            <m:r>
+              <m:rPr>
+                <m:scr m:val="double-struck"/>
+                <m:sty m:val="p"/>
+              </m:rPr>
+              <m:t>R</m:t>
+            </m:r>
+          </m:e>
+          <m:sup>
+            <m:r>
+              <m:t>D</m:t>
+            </m:r>
+          </m:sup>
+        </m:sSup>
+        <m:r>
+          <m:rPr>
+            <m:sty m:val="p"/>
+          </m:rPr>
+          <m:t>×</m:t>
+        </m:r>
+        <m:sSup>
+          <m:e>
+            <m:r>
+              <m:rPr>
+                <m:scr m:val="double-struck"/>
+                <m:sty m:val="p"/>
+              </m:rPr>
+              <m:t>R</m:t>
+            </m:r>
+          </m:e>
+          <m:sup>
+            <m:r>
+              <m:t>D</m:t>
+            </m:r>
+          </m:sup>
+        </m:sSup>
+        <m:r>
+          <m:rPr>
+            <m:sty m:val="p"/>
+          </m:rPr>
+          <m:t>→</m:t>
+        </m:r>
+        <m:sSup>
+          <m:e>
+            <m:r>
+              <m:rPr>
+                <m:scr m:val="double-struck"/>
+                <m:sty m:val="p"/>
+              </m:rPr>
+              <m:t>R</m:t>
+            </m:r>
+          </m:e>
+          <m:sup>
+            <m:r>
+              <m:rPr>
+                <m:sty m:val="p"/>
+              </m:rPr>
+              <m:t>+</m:t>
+            </m:r>
+          </m:sup>
+        </m:sSup>
+      </m:oMath>
+      <w:r>
+        <w:rPr>
+          <w:rFonts w:hint="eastAsia"/>
+        </w:rPr>
+        <w:t xml:space="preserve">：</w:t>
+      </w:r>
+    </w:p>
+    <w:p>
+      <w:pPr>
+        <w:pStyle w:val="BodyText"/>
+      </w:pPr>
+      <m:oMathPara>
+        <m:oMathParaPr>
+          <m:jc m:val="center"/>
+        </m:oMathParaPr>
+        <m:oMath>
+          <m:r>
+            <m:t>d</m:t>
+          </m:r>
+          <m:r>
+            <m:rPr>
+              <m:sty m:val="p"/>
+            </m:rPr>
+            <m:t>(</m:t>
+          </m:r>
+          <m:r>
+            <m:rPr>
+              <m:sty m:val="bi"/>
+            </m:rPr>
+            <m:t>x</m:t>
+          </m:r>
+          <m:r>
+            <m:rPr>
+              <m:sty m:val="p"/>
+            </m:rPr>
+            <m:t>,</m:t>
+          </m:r>
+          <m:r>
+            <m:rPr>
+              <m:sty m:val="bi"/>
+            </m:rPr>
+            <m:t>v</m:t>
+          </m:r>
+          <m:r>
+            <m:rPr>
+              <m:sty m:val="p"/>
+            </m:rPr>
+            <m:t>)</m:t>
+          </m:r>
+          <m:r>
+            <m:rPr>
+              <m:sty m:val="p"/>
+            </m:rPr>
+            <m:t>=</m:t>
+          </m:r>
+          <m:rad>
+            <m:radPr>
+              <m:degHide m:val="on"/>
+            </m:radPr>
+            <m:deg/>
+            <m:e>
+              <m:nary>
+                <m:naryPr>
+                  <m:chr m:val="∑"/>
+                  <m:limLoc m:val="undOvr"/>
+                  <m:subHide m:val="off"/>
+                  <m:supHide m:val="off"/>
+                </m:naryPr>
+                <m:sub>
+                  <m:r>
+                    <m:t>j</m:t>
+                  </m:r>
+                  <m:r>
+                    <m:rPr>
+                      <m:sty m:val="p"/>
+                    </m:rPr>
+                    <m:t>=</m:t>
+                  </m:r>
+                  <m:r>
+                    <m:t>1</m:t>
+                  </m:r>
+                </m:sub>
+                <m:sup>
+                  <m:r>
+                    <m:t>D</m:t>
+                  </m:r>
+                </m:sup>
+                <m:e>
+                  <m:r>
+                    <m:rPr>
+                      <m:sty m:val="p"/>
+                    </m:rPr>
+                    <m:t>(</m:t>
+                  </m:r>
+                </m:e>
+              </m:nary>
+              <m:sSub>
+                <m:e>
+                  <m:r>
+                    <m:t>x</m:t>
+                  </m:r>
+                </m:e>
+                <m:sub>
+                  <m:r>
+                    <m:t>j</m:t>
+                  </m:r>
+                </m:sub>
+              </m:sSub>
+              <m:r>
+                <m:rPr>
+                  <m:sty m:val="p"/>
+                </m:rPr>
+                <m:t>−</m:t>
+              </m:r>
+              <m:sSub>
+                <m:e>
+                  <m:r>
+                    <m:t>v</m:t>
+                  </m:r>
+                </m:e>
+                <m:sub>
+                  <m:r>
+                    <m:t>j</m:t>
+                  </m:r>
+                </m:sub>
+              </m:sSub>
+              <m:sSup>
+                <m:e>
+                  <m:r>
+                    <m:rPr>
+                      <m:sty m:val="p"/>
+                    </m:rPr>
+                    <m:t>)</m:t>
+                  </m:r>
+                </m:e>
+                <m:sup>
+                  <m:r>
+                    <m:t>2</m:t>
+                  </m:r>
+                </m:sup>
+              </m:sSup>
+            </m:e>
+          </m:rad>
+        </m:oMath>
+      </m:oMathPara>
+    </w:p>
+    <w:p>
+      <w:pPr>
+        <w:pStyle w:val="FirstParagraph"/>
+      </w:pPr>
+      <w:r>
+        <w:rPr>
+          <w:rFonts w:hint="eastAsia"/>
+          <w:b/>
+          <w:bCs/>
+        </w:rPr>
+        <w:t xml:space="preserve">定义A.6（有效合并阈值）</w:t>
+      </w:r>
+      <w:r>
+        <w:t xml:space="preserve">。</w:t>
+      </w:r>
+      <m:oMath>
+        <m:sSub>
+          <m:e>
+            <m:r>
+              <m:t>δ</m:t>
+            </m:r>
+          </m:e>
+          <m:sub>
+            <m:r>
+              <m:rPr>
+                <m:nor/>
+                <m:sty m:val="p"/>
+              </m:rPr>
+              <m:t>eff</m:t>
+            </m:r>
+          </m:sub>
+        </m:sSub>
+        <m:r>
+          <m:rPr>
+            <m:sty m:val="p"/>
+          </m:rPr>
+          <m:t>:</m:t>
+        </m:r>
+        <m:r>
+          <m:rPr>
+            <m:scr m:val="script"/>
+            <m:sty m:val="p"/>
+          </m:rPr>
+          <m:t>P</m:t>
+        </m:r>
+        <m:r>
+          <m:rPr>
+            <m:sty m:val="p"/>
+          </m:rPr>
+          <m:t>(</m:t>
+        </m:r>
+        <m:r>
+          <m:t>F</m:t>
+        </m:r>
+        <m:r>
+          <m:rPr>
+            <m:sty m:val="p"/>
+          </m:rPr>
+          <m:t>)</m:t>
+        </m:r>
+        <m:r>
+          <m:rPr>
+            <m:sty m:val="p"/>
+          </m:rPr>
+          <m:t>→</m:t>
+        </m:r>
+        <m:sSup>
+          <m:e>
+            <m:r>
+              <m:rPr>
+                <m:scr m:val="double-struck"/>
+                <m:sty m:val="p"/>
+              </m:rPr>
+              <m:t>R</m:t>
+            </m:r>
+          </m:e>
+          <m:sup>
+            <m:r>
+              <m:rPr>
+                <m:sty m:val="p"/>
+              </m:rPr>
+              <m:t>+</m:t>
+            </m:r>
+          </m:sup>
+        </m:sSup>
+      </m:oMath>
+      <w:r>
+        <w:rPr>
+          <w:rFonts w:hint="eastAsia"/>
+        </w:rPr>
+        <w:t xml:space="preserve">：</w:t>
+      </w:r>
+    </w:p>
+    <w:p>
+      <w:pPr>
+        <w:pStyle w:val="BodyText"/>
+      </w:pPr>
+      <m:oMathPara>
+        <m:oMathParaPr>
+          <m:jc m:val="center"/>
+        </m:oMathParaPr>
+        <m:oMath>
+          <m:sSub>
+            <m:e>
+              <m:r>
+                <m:t>δ</m:t>
+              </m:r>
+            </m:e>
+            <m:sub>
+              <m:r>
+                <m:rPr>
+                  <m:nor/>
+                  <m:sty m:val="p"/>
+                </m:rPr>
+                <m:t>eff</m:t>
+              </m:r>
+            </m:sub>
+          </m:sSub>
+          <m:r>
+            <m:rPr>
+              <m:sty m:val="p"/>
+            </m:rPr>
+            <m:t>(</m:t>
+          </m:r>
+          <m:sSub>
+            <m:e>
+              <m:r>
+                <m:t>F</m:t>
+              </m:r>
+            </m:e>
+            <m:sub>
+              <m:r>
+                <m:t>t</m:t>
+              </m:r>
+            </m:sub>
+          </m:sSub>
+          <m:r>
+            <m:rPr>
+              <m:sty m:val="p"/>
+            </m:rPr>
+            <m:t>)</m:t>
+          </m:r>
+          <m:r>
+            <m:rPr>
+              <m:sty m:val="p"/>
+            </m:rPr>
+            <m:t>=</m:t>
+          </m:r>
+          <m:r>
+            <m:t>δ</m:t>
+          </m:r>
+          <m:r>
+            <m:rPr>
+              <m:sty m:val="p"/>
+            </m:rPr>
+            <m:t>⋅</m:t>
+          </m:r>
+          <m:r>
+            <m:t>μ</m:t>
+          </m:r>
+          <m:r>
+            <m:rPr>
+              <m:sty m:val="p"/>
+            </m:rPr>
+            <m:t>(</m:t>
+          </m:r>
+          <m:sSub>
+            <m:e>
+              <m:r>
+                <m:t>F</m:t>
+              </m:r>
+            </m:e>
+            <m:sub>
+              <m:r>
+                <m:t>t</m:t>
+              </m:r>
+            </m:sub>
+          </m:sSub>
+          <m:r>
+            <m:rPr>
+              <m:sty m:val="p"/>
+            </m:rPr>
+            <m:t>)</m:t>
+          </m:r>
+          <m:r>
+            <m:rPr>
+              <m:sty m:val="p"/>
+            </m:rPr>
+            <m:t>,</m:t>
+          </m:r>
+          <m:r>
+            <m:t> </m:t>
+          </m:r>
+          <m:r>
+            <m:t>μ</m:t>
+          </m:r>
+          <m:r>
+            <m:rPr>
+              <m:sty m:val="p"/>
+            </m:rPr>
+            <m:t>(</m:t>
+          </m:r>
+          <m:sSub>
+            <m:e>
+              <m:r>
+                <m:t>F</m:t>
+              </m:r>
+            </m:e>
+            <m:sub>
+              <m:r>
+                <m:t>t</m:t>
+              </m:r>
+            </m:sub>
+          </m:sSub>
+          <m:r>
+            <m:rPr>
+              <m:sty m:val="p"/>
+            </m:rPr>
+            <m:t>)</m:t>
+          </m:r>
+          <m:r>
+            <m:rPr>
+              <m:sty m:val="p"/>
+            </m:rPr>
+            <m:t>=</m:t>
+          </m:r>
+          <m:f>
+            <m:fPr>
+              <m:type m:val="bar"/>
+            </m:fPr>
+            <m:num>
+              <m:r>
+                <m:t>2</m:t>
+              </m:r>
+            </m:num>
+            <m:den>
+              <m:r>
+                <m:rPr>
+                  <m:sty m:val="p"/>
+                </m:rPr>
+                <m:t>|</m:t>
+              </m:r>
+              <m:sSub>
+                <m:e>
+                  <m:r>
+                    <m:t>F</m:t>
+                  </m:r>
+                </m:e>
+                <m:sub>
+                  <m:r>
+                    <m:t>t</m:t>
+                  </m:r>
+                </m:sub>
+              </m:sSub>
+              <m:r>
+                <m:rPr>
+                  <m:sty m:val="p"/>
+                </m:rPr>
+                <m:t>|</m:t>
+              </m:r>
+              <m:r>
+                <m:rPr>
+                  <m:sty m:val="p"/>
+                </m:rPr>
+                <m:t>(</m:t>
+              </m:r>
+              <m:r>
+                <m:rPr>
+                  <m:sty m:val="p"/>
+                </m:rPr>
+                <m:t>|</m:t>
+              </m:r>
+              <m:sSub>
+                <m:e>
+                  <m:r>
+                    <m:t>F</m:t>
+                  </m:r>
+                </m:e>
+                <m:sub>
+                  <m:r>
+                    <m:t>t</m:t>
+                  </m:r>
+                </m:sub>
+              </m:sSub>
+              <m:r>
+                <m:rPr>
+                  <m:sty m:val="p"/>
+                </m:rPr>
+                <m:t>|</m:t>
+              </m:r>
+              <m:r>
+                <m:rPr>
+                  <m:sty m:val="p"/>
+                </m:rPr>
+                <m:t>−</m:t>
+              </m:r>
+              <m:r>
+                <m:t>1</m:t>
+              </m:r>
+              <m:r>
+                <m:rPr>
+                  <m:sty m:val="p"/>
+                </m:rPr>
+                <m:t>)</m:t>
+              </m:r>
+            </m:den>
+          </m:f>
+          <m:nary>
+            <m:naryPr>
+              <m:chr m:val="∑"/>
+              <m:limLoc m:val="undOvr"/>
+              <m:subHide m:val="off"/>
+              <m:supHide m:val="on"/>
+            </m:naryPr>
+            <m:sub>
+              <m:r>
+                <m:t>i</m:t>
+              </m:r>
+              <m:r>
+                <m:rPr>
+                  <m:sty m:val="p"/>
+                </m:rPr>
+                <m:t>&lt;</m:t>
+              </m:r>
+              <m:r>
+                <m:t>j</m:t>
+              </m:r>
+            </m:sub>
+            <m:sup>
+              <m:r>
+                <m:t>​</m:t>
+              </m:r>
+            </m:sup>
+            <m:e>
+              <m:r>
+                <m:t>d</m:t>
+              </m:r>
+            </m:e>
+          </m:nary>
+          <m:r>
+            <m:rPr>
+              <m:sty m:val="p"/>
+            </m:rPr>
+            <m:t>(</m:t>
+          </m:r>
+          <m:sSub>
+            <m:e>
+              <m:r>
+                <m:rPr>
+                  <m:sty m:val="bi"/>
+                </m:rPr>
+                <m:t>v</m:t>
+              </m:r>
+            </m:e>
+            <m:sub>
+              <m:r>
+                <m:t>i</m:t>
+              </m:r>
+            </m:sub>
+          </m:sSub>
+          <m:r>
+            <m:rPr>
+              <m:sty m:val="p"/>
+            </m:rPr>
+            <m:t>,</m:t>
+          </m:r>
+          <m:sSub>
+            <m:e>
+              <m:r>
+                <m:rPr>
+                  <m:sty m:val="bi"/>
+                </m:rPr>
+                <m:t>v</m:t>
+              </m:r>
+            </m:e>
+            <m:sub>
+              <m:r>
+                <m:t>j</m:t>
+              </m:r>
+            </m:sub>
+          </m:sSub>
+          <m:r>
+            <m:rPr>
+              <m:sty m:val="p"/>
+            </m:rPr>
+            <m:t>)</m:t>
+          </m:r>
+        </m:oMath>
+      </m:oMathPara>
+    </w:p>
+    <w:p>
+      <w:pPr>
+        <w:pStyle w:val="FirstParagraph"/>
+      </w:pPr>
+      <w:r>
+        <w:rPr>
+          <w:rFonts w:hint="eastAsia"/>
+        </w:rPr>
+        <w:t xml:space="preserve">若</w:t>
+      </w:r>
+      <w:r>
+        <w:t xml:space="preserve"> </w:t>
+      </w:r>
+      <m:oMath>
+        <m:r>
+          <m:rPr>
+            <m:sty m:val="p"/>
+          </m:rPr>
+          <m:t>|</m:t>
+        </m:r>
+        <m:sSub>
+          <m:e>
+            <m:r>
+              <m:t>F</m:t>
+            </m:r>
+          </m:e>
+          <m:sub>
+            <m:r>
+              <m:t>t</m:t>
+            </m:r>
+          </m:sub>
+        </m:sSub>
+        <m:r>
+          <m:rPr>
+            <m:sty m:val="p"/>
+          </m:rPr>
+          <m:t>|</m:t>
+        </m:r>
+        <m:r>
+          <m:rPr>
+            <m:sty m:val="p"/>
+          </m:rPr>
+          <m:t>&lt;</m:t>
+        </m:r>
+        <m:r>
+          <m:t>2</m:t>
+        </m:r>
+      </m:oMath>
+      <w:r>
+        <w:rPr>
+          <w:rFonts w:hint="eastAsia"/>
+        </w:rPr>
+        <w:t xml:space="preserve">，则</w:t>
+      </w:r>
+      <w:r>
+        <w:t xml:space="preserve"> </w:t>
+      </w:r>
+      <m:oMath>
+        <m:r>
+          <m:t>μ</m:t>
+        </m:r>
+        <m:r>
+          <m:rPr>
+            <m:sty m:val="p"/>
+          </m:rPr>
+          <m:t>(</m:t>
+        </m:r>
+        <m:sSub>
+          <m:e>
+            <m:r>
+              <m:t>F</m:t>
+            </m:r>
+          </m:e>
+          <m:sub>
+            <m:r>
+              <m:t>t</m:t>
+            </m:r>
+          </m:sub>
+        </m:sSub>
+        <m:r>
+          <m:rPr>
+            <m:sty m:val="p"/>
+          </m:rPr>
+          <m:t>)</m:t>
+        </m:r>
+        <m:r>
+          <m:rPr>
+            <m:sty m:val="p"/>
+          </m:rPr>
+          <m:t>=</m:t>
+        </m:r>
+        <m:r>
+          <m:t>1</m:t>
+        </m:r>
+      </m:oMath>
+      <w:r>
+        <w:t xml:space="preserve">。</w:t>
+      </w:r>
+    </w:p>
+    <w:p>
+      <w:pPr>
+        <w:pStyle w:val="BodyText"/>
+      </w:pPr>
+      <w:r>
+        <w:rPr>
+          <w:rFonts w:hint="eastAsia"/>
+          <w:b/>
+          <w:bCs/>
+        </w:rPr>
+        <w:t xml:space="preserve">定义A.7（</w:t>
+      </w:r>
+      <m:oMath>
+        <m:r>
+          <m:t>σ</m:t>
+        </m:r>
+      </m:oMath>
+      <w:r>
+        <w:rPr>
+          <w:b/>
+          <w:bCs/>
+        </w:rPr>
+        <w:t xml:space="preserve"> </w:t>
+      </w:r>
+      <w:r>
+        <w:rPr>
+          <w:rFonts w:hint="eastAsia"/>
+          <w:b/>
+          <w:bCs/>
+        </w:rPr>
+        <w:t xml:space="preserve">匹配合并条件）</w:t>
+      </w:r>
+      <w:r>
+        <w:rPr>
+          <w:rFonts w:hint="eastAsia"/>
+        </w:rPr>
+        <w:t xml:space="preserve">。输入</w:t>
+      </w:r>
+      <w:r>
+        <w:t xml:space="preserve"> </w:t>
+      </w:r>
+      <m:oMath>
+        <m:r>
+          <m:rPr>
+            <m:sty m:val="p"/>
+          </m:rPr>
+          <m:t>(</m:t>
+        </m:r>
+        <m:sSub>
+          <m:e>
+            <m:r>
+              <m:rPr>
+                <m:sty m:val="bi"/>
+              </m:rPr>
+              <m:t>x</m:t>
+            </m:r>
+          </m:e>
+          <m:sub>
+            <m:r>
+              <m:t>t</m:t>
+            </m:r>
+          </m:sub>
+        </m:sSub>
+        <m:r>
+          <m:rPr>
+            <m:sty m:val="p"/>
+          </m:rPr>
+          <m:t>,</m:t>
+        </m:r>
+        <m:r>
+          <m:t>σ</m:t>
+        </m:r>
+        <m:r>
+          <m:rPr>
+            <m:sty m:val="p"/>
+          </m:rPr>
+          <m:t>)</m:t>
+        </m:r>
+      </m:oMath>
+      <w:r>
+        <w:t xml:space="preserve"> </w:t>
+      </w:r>
+      <w:r>
+        <w:rPr>
+          <w:rFonts w:hint="eastAsia"/>
+        </w:rPr>
+        <w:t xml:space="preserve">与帧</w:t>
+      </w:r>
+      <w:r>
+        <w:t xml:space="preserve"> </w:t>
+      </w:r>
+      <m:oMath>
+        <m:r>
+          <m:t>f</m:t>
+        </m:r>
+      </m:oMath>
+      <w:r>
+        <w:t xml:space="preserve"> </w:t>
+      </w:r>
+      <w:r>
+        <w:rPr>
+          <w:rFonts w:hint="eastAsia"/>
+        </w:rPr>
+        <w:t xml:space="preserve">合并的条件：</w:t>
+      </w:r>
+      <w:r>
+        <w:t xml:space="preserve"> </w:t>
+      </w:r>
+      <m:oMath>
+        <m:sSub>
+          <m:e>
+            <m:r>
+              <m:t>C</m:t>
+            </m:r>
+          </m:e>
+          <m:sub>
+            <m:r>
+              <m:rPr>
+                <m:nor/>
+                <m:sty m:val="p"/>
+              </m:rPr>
+              <m:t>merge</m:t>
+            </m:r>
+          </m:sub>
+        </m:sSub>
+        <m:r>
+          <m:rPr>
+            <m:sty m:val="p"/>
+          </m:rPr>
+          <m:t>(</m:t>
+        </m:r>
+        <m:r>
+          <m:t>f</m:t>
+        </m:r>
+        <m:r>
+          <m:rPr>
+            <m:sty m:val="p"/>
+          </m:rPr>
+          <m:t>,</m:t>
+        </m:r>
+        <m:sSub>
+          <m:e>
+            <m:r>
+              <m:rPr>
+                <m:sty m:val="bi"/>
+              </m:rPr>
+              <m:t>x</m:t>
+            </m:r>
+          </m:e>
+          <m:sub>
+            <m:r>
+              <m:t>t</m:t>
+            </m:r>
+          </m:sub>
+        </m:sSub>
+        <m:r>
+          <m:rPr>
+            <m:sty m:val="p"/>
+          </m:rPr>
+          <m:t>,</m:t>
+        </m:r>
+        <m:r>
+          <m:t>σ</m:t>
+        </m:r>
+        <m:r>
+          <m:rPr>
+            <m:sty m:val="p"/>
+          </m:rPr>
+          <m:t>)</m:t>
+        </m:r>
+        <m:r>
+          <m:rPr>
+            <m:sty m:val="p"/>
+          </m:rPr>
+          <m:t>⇔</m:t>
+        </m:r>
+        <m:r>
+          <m:t>d</m:t>
+        </m:r>
+        <m:r>
+          <m:rPr>
+            <m:sty m:val="p"/>
+          </m:rPr>
+          <m:t>(</m:t>
+        </m:r>
+        <m:sSub>
+          <m:e>
+            <m:r>
+              <m:rPr>
+                <m:sty m:val="bi"/>
+              </m:rPr>
+              <m:t>x</m:t>
+            </m:r>
+          </m:e>
+          <m:sub>
+            <m:r>
+              <m:t>t</m:t>
+            </m:r>
+          </m:sub>
+        </m:sSub>
+        <m:r>
+          <m:rPr>
+            <m:sty m:val="p"/>
+          </m:rPr>
+          <m:t>,</m:t>
+        </m:r>
+        <m:r>
+          <m:rPr>
+            <m:sty m:val="bi"/>
+          </m:rPr>
+          <m:t>v</m:t>
+        </m:r>
+        <m:r>
+          <m:rPr>
+            <m:sty m:val="p"/>
+          </m:rPr>
+          <m:t>)</m:t>
+        </m:r>
+        <m:r>
+          <m:rPr>
+            <m:sty m:val="p"/>
+          </m:rPr>
+          <m:t>&lt;</m:t>
+        </m:r>
+        <m:sSub>
+          <m:e>
+            <m:r>
+              <m:t>δ</m:t>
+            </m:r>
+          </m:e>
+          <m:sub>
+            <m:r>
+              <m:rPr>
+                <m:nor/>
+                <m:sty m:val="p"/>
+              </m:rPr>
+              <m:t>eff</m:t>
+            </m:r>
+          </m:sub>
+        </m:sSub>
+        <m:r>
+          <m:rPr>
+            <m:sty m:val="p"/>
+          </m:rPr>
+          <m:t>(</m:t>
+        </m:r>
+        <m:sSub>
+          <m:e>
+            <m:r>
+              <m:t>F</m:t>
+            </m:r>
+          </m:e>
+          <m:sub>
+            <m:r>
+              <m:t>t</m:t>
+            </m:r>
+          </m:sub>
+        </m:sSub>
+        <m:r>
+          <m:rPr>
+            <m:sty m:val="p"/>
+          </m:rPr>
+          <m:t>)</m:t>
+        </m:r>
+        <m:r>
+          <m:rPr>
+            <m:sty m:val="p"/>
+          </m:rPr>
+          <m:t>∧</m:t>
+        </m:r>
+        <m:sSub>
+          <m:e>
+            <m:r>
+              <m:t>σ</m:t>
+            </m:r>
+          </m:e>
+          <m:sub>
+            <m:r>
+              <m:t>f</m:t>
+            </m:r>
+          </m:sub>
+        </m:sSub>
+        <m:r>
+          <m:rPr>
+            <m:sty m:val="p"/>
+          </m:rPr>
+          <m:t>=</m:t>
+        </m:r>
+        <m:r>
+          <m:t>σ</m:t>
+        </m:r>
+      </m:oMath>
+    </w:p>
+    <w:p>
+      <w:pPr>
+        <w:pStyle w:val="BodyText"/>
+      </w:pPr>
+      <w:r>
+        <w:rPr>
+          <w:rFonts w:hint="eastAsia"/>
+          <w:b/>
+          <w:bCs/>
+        </w:rPr>
+        <w:t xml:space="preserve">定义A.8（合并操作）</w:t>
+      </w:r>
+      <w:r>
+        <w:rPr>
+          <w:rFonts w:hint="eastAsia"/>
+        </w:rPr>
+        <w:t xml:space="preserve">。若合并条件满足：</w:t>
+      </w:r>
+    </w:p>
+    <w:p>
+      <w:pPr>
+        <w:pStyle w:val="BodyText"/>
+      </w:pPr>
+      <m:oMathPara>
+        <m:oMathParaPr>
+          <m:jc m:val="center"/>
+        </m:oMathParaPr>
+        <m:oMath>
+          <m:sSup>
+            <m:e>
+              <m:r>
+                <m:rPr>
+                  <m:sty m:val="bi"/>
+                </m:rPr>
+                <m:t>v</m:t>
+              </m:r>
+            </m:e>
+            <m:sup>
+              <m:r>
+                <m:rPr>
+                  <m:sty m:val="p"/>
+                </m:rPr>
+                <m:t>*</m:t>
+              </m:r>
+            </m:sup>
+          </m:sSup>
+          <m:r>
+            <m:rPr>
+              <m:sty m:val="p"/>
+            </m:rPr>
+            <m:t>←</m:t>
+          </m:r>
+          <m:f>
+            <m:fPr>
+              <m:type m:val="bar"/>
+            </m:fPr>
+            <m:num>
+              <m:sSup>
+                <m:e>
+                  <m:r>
+                    <m:t>m</m:t>
+                  </m:r>
+                </m:e>
+                <m:sup>
+                  <m:r>
+                    <m:rPr>
+                      <m:sty m:val="p"/>
+                    </m:rPr>
+                    <m:t>*</m:t>
+                  </m:r>
+                </m:sup>
+              </m:sSup>
+              <m:sSup>
+                <m:e>
+                  <m:r>
+                    <m:rPr>
+                      <m:sty m:val="bi"/>
+                    </m:rPr>
+                    <m:t>v</m:t>
+                  </m:r>
+                </m:e>
+                <m:sup>
+                  <m:r>
+                    <m:rPr>
+                      <m:sty m:val="p"/>
+                    </m:rPr>
+                    <m:t>*</m:t>
+                  </m:r>
+                </m:sup>
+              </m:sSup>
+              <m:r>
+                <m:rPr>
+                  <m:sty m:val="p"/>
+                </m:rPr>
+                <m:t>+</m:t>
+              </m:r>
+              <m:sSub>
+                <m:e>
+                  <m:r>
+                    <m:rPr>
+                      <m:sty m:val="bi"/>
+                    </m:rPr>
+                    <m:t>x</m:t>
+                  </m:r>
+                </m:e>
+                <m:sub>
+                  <m:r>
+                    <m:t>t</m:t>
+                  </m:r>
+                </m:sub>
+              </m:sSub>
+            </m:num>
+            <m:den>
+              <m:sSup>
+                <m:e>
+                  <m:r>
+                    <m:t>m</m:t>
+                  </m:r>
+                </m:e>
+                <m:sup>
+                  <m:r>
+                    <m:rPr>
+                      <m:sty m:val="p"/>
+                    </m:rPr>
+                    <m:t>*</m:t>
+                  </m:r>
+                </m:sup>
+              </m:sSup>
+              <m:r>
+                <m:rPr>
+                  <m:sty m:val="p"/>
+                </m:rPr>
+                <m:t>+</m:t>
+              </m:r>
+              <m:r>
+                <m:t>1</m:t>
+              </m:r>
+            </m:den>
+          </m:f>
+          <m:r>
+            <m:rPr>
+              <m:sty m:val="p"/>
+            </m:rPr>
+            <m:t>,</m:t>
+          </m:r>
+          <m:r>
+            <m:t> </m:t>
+          </m:r>
+          <m:sSup>
+            <m:e>
+              <m:r>
+                <m:t>m</m:t>
+              </m:r>
+            </m:e>
+            <m:sup>
+              <m:r>
+                <m:rPr>
+                  <m:sty m:val="p"/>
+                </m:rPr>
+                <m:t>*</m:t>
+              </m:r>
+            </m:sup>
+          </m:sSup>
+          <m:r>
+            <m:rPr>
+              <m:sty m:val="p"/>
+            </m:rPr>
+            <m:t>←</m:t>
+          </m:r>
+          <m:sSup>
+            <m:e>
+              <m:r>
+                <m:t>m</m:t>
+              </m:r>
+            </m:e>
+            <m:sup>
+              <m:r>
+                <m:rPr>
+                  <m:sty m:val="p"/>
+                </m:rPr>
+                <m:t>*</m:t>
+              </m:r>
+            </m:sup>
+          </m:sSup>
+          <m:r>
+            <m:rPr>
+              <m:sty m:val="p"/>
+            </m:rPr>
+            <m:t>+</m:t>
+          </m:r>
+          <m:r>
+            <m:t>1</m:t>
+          </m:r>
+        </m:oMath>
+      </m:oMathPara>
+    </w:p>
+    <w:p>
+      <w:pPr>
+        <w:pStyle w:val="FirstParagraph"/>
+      </w:pPr>
+      <w:r>
+        <w:rPr>
+          <w:rFonts w:hint="eastAsia"/>
+          <w:b/>
+          <w:bCs/>
+        </w:rPr>
+        <w:t xml:space="preserve">定义A.9（创建操作）</w:t>
+      </w:r>
+      <w:r>
+        <w:rPr>
+          <w:rFonts w:hint="eastAsia"/>
+        </w:rPr>
+        <w:t xml:space="preserve">。若合并条件不满足：</w:t>
+      </w:r>
+    </w:p>
+    <w:p>
+      <w:pPr>
+        <w:pStyle w:val="BodyText"/>
+      </w:pPr>
+      <m:oMathPara>
+        <m:oMathParaPr>
+          <m:jc m:val="center"/>
+        </m:oMathParaPr>
+        <m:oMath>
+          <m:sSub>
+            <m:e>
+              <m:r>
+                <m:t>F</m:t>
+              </m:r>
+            </m:e>
+            <m:sub>
+              <m:r>
+                <m:t>t</m:t>
+              </m:r>
+            </m:sub>
+          </m:sSub>
+          <m:r>
+            <m:rPr>
+              <m:sty m:val="p"/>
+            </m:rPr>
+            <m:t>←</m:t>
+          </m:r>
+          <m:sSub>
+            <m:e>
+              <m:r>
+                <m:t>F</m:t>
+              </m:r>
+            </m:e>
+            <m:sub>
+              <m:r>
+                <m:t>t</m:t>
+              </m:r>
+            </m:sub>
+          </m:sSub>
+          <m:r>
+            <m:rPr>
+              <m:sty m:val="p"/>
+            </m:rPr>
+            <m:t>∪</m:t>
+          </m:r>
+          <m:r>
+            <m:rPr>
+              <m:sty m:val="p"/>
+            </m:rPr>
+            <m:t>{</m:t>
+          </m:r>
+          <m:r>
+            <m:rPr>
+              <m:sty m:val="p"/>
+            </m:rPr>
+            <m:t>(</m:t>
+          </m:r>
+          <m:sSub>
+            <m:e>
+              <m:r>
+                <m:rPr>
+                  <m:sty m:val="bi"/>
+                </m:rPr>
+                <m:t>x</m:t>
+              </m:r>
+            </m:e>
+            <m:sub>
+              <m:r>
+                <m:t>t</m:t>
+              </m:r>
+            </m:sub>
+          </m:sSub>
+          <m:r>
+            <m:rPr>
+              <m:sty m:val="p"/>
+            </m:rPr>
+            <m:t>,</m:t>
+          </m:r>
+          <m:r>
+            <m:t>1.0</m:t>
+          </m:r>
+          <m:r>
+            <m:rPr>
+              <m:sty m:val="p"/>
+            </m:rPr>
+            <m:t>,</m:t>
+          </m:r>
+          <m:r>
+            <m:t>0</m:t>
+          </m:r>
+          <m:r>
+            <m:rPr>
+              <m:sty m:val="p"/>
+            </m:rPr>
+            <m:t>,</m:t>
+          </m:r>
+          <m:r>
+            <m:t>0</m:t>
+          </m:r>
+          <m:r>
+            <m:rPr>
+              <m:sty m:val="p"/>
+            </m:rPr>
+            <m:t>,</m:t>
+          </m:r>
+          <m:r>
+            <m:t>σ</m:t>
+          </m:r>
+          <m:r>
+            <m:rPr>
+              <m:sty m:val="p"/>
+            </m:rPr>
+            <m:t>,</m:t>
+          </m:r>
+          <m:sSub>
+            <m:e>
+              <m:r>
+                <m:rPr>
+                  <m:nor/>
+                  <m:sty m:val="p"/>
+                </m:rPr>
+                <m:t>L</m:t>
+              </m:r>
+            </m:e>
+            <m:sub>
+              <m:r>
+                <m:rPr>
+                  <m:nor/>
+                  <m:sty m:val="p"/>
+                </m:rPr>
+                <m:t>current</m:t>
+              </m:r>
+            </m:sub>
+          </m:sSub>
+          <m:r>
+            <m:rPr>
+              <m:sty m:val="p"/>
+            </m:rPr>
+            <m:t>)</m:t>
+          </m:r>
+          <m:r>
+            <m:rPr>
+              <m:sty m:val="p"/>
+            </m:rPr>
+            <m:t>}</m:t>
+          </m:r>
+        </m:oMath>
+      </m:oMathPara>
+    </w:p>
+    <w:p>
+      <w:pPr>
+        <w:pStyle w:val="FirstParagraph"/>
+      </w:pPr>
+      <w:r>
+        <w:rPr>
+          <w:rFonts w:hint="eastAsia"/>
+          <w:b/>
+          <w:bCs/>
+        </w:rPr>
+        <w:t xml:space="preserve">定义A.10（帧容量约束）</w:t>
+      </w:r>
+      <w:r>
+        <w:rPr>
+          <w:rFonts w:hint="eastAsia"/>
+        </w:rPr>
+        <w:t xml:space="preserve">。若</w:t>
+      </w:r>
+      <w:r>
+        <w:t xml:space="preserve"> </w:t>
+      </w:r>
+      <m:oMath>
+        <m:r>
+          <m:rPr>
+            <m:sty m:val="p"/>
+          </m:rPr>
+          <m:t>|</m:t>
+        </m:r>
+        <m:sSub>
+          <m:e>
+            <m:r>
+              <m:t>F</m:t>
+            </m:r>
+          </m:e>
+          <m:sub>
+            <m:r>
+              <m:t>t</m:t>
+            </m:r>
+          </m:sub>
+        </m:sSub>
+        <m:r>
+          <m:rPr>
+            <m:sty m:val="p"/>
+          </m:rPr>
+          <m:t>|</m:t>
+        </m:r>
+        <m:r>
+          <m:rPr>
+            <m:sty m:val="p"/>
+          </m:rPr>
+          <m:t>=</m:t>
+        </m:r>
+        <m:r>
+          <m:t>C</m:t>
+        </m:r>
+      </m:oMath>
+      <w:r>
+        <w:t xml:space="preserve"> </w:t>
+      </w:r>
+      <w:r>
+        <w:rPr>
+          <w:rFonts w:hint="eastAsia"/>
+        </w:rPr>
+        <w:t xml:space="preserve">且需要创建新帧，替换当前权重最低的帧</w:t>
+      </w:r>
+      <w:r>
+        <w:t xml:space="preserve"> </w:t>
+      </w:r>
+      <m:oMath>
+        <m:sSub>
+          <m:e>
+            <m:r>
+              <m:t>f</m:t>
+            </m:r>
+          </m:e>
+          <m:sub>
+            <m:r>
+              <m:rPr>
+                <m:sty m:val="p"/>
+              </m:rPr>
+              <m:t>min</m:t>
+            </m:r>
+          </m:sub>
+        </m:sSub>
+      </m:oMath>
+      <w:r>
+        <w:rPr>
+          <w:rFonts w:hint="eastAsia"/>
+        </w:rPr>
+        <w:t xml:space="preserve">：</w:t>
+      </w:r>
+    </w:p>
+    <w:p>
+      <w:pPr>
+        <w:pStyle w:val="BodyText"/>
+      </w:pPr>
+      <m:oMathPara>
+        <m:oMathParaPr>
+          <m:jc m:val="center"/>
+        </m:oMathParaPr>
+        <m:oMath>
+          <m:sSub>
+            <m:e>
+              <m:r>
+                <m:t>F</m:t>
+              </m:r>
+            </m:e>
+            <m:sub>
+              <m:r>
+                <m:t>t</m:t>
+              </m:r>
+            </m:sub>
+          </m:sSub>
+          <m:r>
+            <m:rPr>
+              <m:sty m:val="p"/>
+            </m:rPr>
+            <m:t>←</m:t>
+          </m:r>
+          <m:r>
+            <m:rPr>
+              <m:sty m:val="p"/>
+            </m:rPr>
+            <m:t>(</m:t>
+          </m:r>
+          <m:sSub>
+            <m:e>
+              <m:r>
+                <m:t>F</m:t>
+              </m:r>
+            </m:e>
+            <m:sub>
+              <m:r>
+                <m:t>t</m:t>
+              </m:r>
+            </m:sub>
+          </m:sSub>
+          <m:r>
+            <m:rPr>
+              <m:sty m:val="p"/>
+            </m:rPr>
+            <m:t>\</m:t>
+          </m:r>
+          <m:r>
+            <m:rPr>
+              <m:sty m:val="p"/>
+            </m:rPr>
+            <m:t>{</m:t>
+          </m:r>
+          <m:sSub>
+            <m:e>
+              <m:r>
+                <m:t>f</m:t>
+              </m:r>
+            </m:e>
+            <m:sub>
+              <m:r>
+                <m:rPr>
+                  <m:sty m:val="p"/>
+                </m:rPr>
+                <m:t>min</m:t>
+              </m:r>
+            </m:sub>
+          </m:sSub>
+          <m:r>
+            <m:rPr>
+              <m:sty m:val="p"/>
+            </m:rPr>
+            <m:t>}</m:t>
+          </m:r>
+          <m:r>
+            <m:rPr>
+              <m:sty m:val="p"/>
+            </m:rPr>
+            <m:t>)</m:t>
+          </m:r>
+          <m:r>
+            <m:rPr>
+              <m:sty m:val="p"/>
+            </m:rPr>
+            <m:t>∪</m:t>
+          </m:r>
+          <m:r>
+            <m:rPr>
+              <m:sty m:val="p"/>
+            </m:rPr>
+            <m:t>{</m:t>
+          </m:r>
+          <m:sSub>
+            <m:e>
+              <m:r>
+                <m:t>f</m:t>
+              </m:r>
+            </m:e>
+            <m:sub>
+              <m:r>
+                <m:rPr>
+                  <m:nor/>
+                  <m:sty m:val="p"/>
+                </m:rPr>
+                <m:t>new</m:t>
+              </m:r>
+            </m:sub>
+          </m:sSub>
+          <m:r>
+            <m:rPr>
+              <m:sty m:val="p"/>
+            </m:rPr>
+            <m:t>}</m:t>
+          </m:r>
+          <m:r>
+            <m:rPr>
+              <m:sty m:val="p"/>
+            </m:rPr>
+            <m:t>,</m:t>
+          </m:r>
+          <m:r>
+            <m:t> </m:t>
+          </m:r>
+          <m:sSub>
+            <m:e>
+              <m:r>
+                <m:t>f</m:t>
+              </m:r>
+            </m:e>
+            <m:sub>
+              <m:r>
+                <m:rPr>
+                  <m:sty m:val="p"/>
+                </m:rPr>
+                <m:t>min</m:t>
+              </m:r>
+            </m:sub>
+          </m:sSub>
+          <m:r>
+            <m:rPr>
+              <m:sty m:val="p"/>
+            </m:rPr>
+            <m:t>=</m:t>
+          </m:r>
+          <m:r>
+            <m:rPr>
+              <m:sty m:val="p"/>
+            </m:rPr>
+            <m:t>arg</m:t>
+          </m:r>
+          <m:limLow>
+            <m:e>
+              <m:r>
+                <m:rPr>
+                  <m:sty m:val="p"/>
+                </m:rPr>
+                <m:t>min</m:t>
+              </m:r>
+            </m:e>
+            <m:lim>
+              <m:sSub>
+                <m:e>
+                  <m:r>
+                    <m:t>f</m:t>
+                  </m:r>
+                </m:e>
+                <m:sub>
+                  <m:r>
+                    <m:t>i</m:t>
+                  </m:r>
+                </m:sub>
+              </m:sSub>
+              <m:r>
+                <m:rPr>
+                  <m:sty m:val="p"/>
+                </m:rPr>
+                <m:t>∈</m:t>
+              </m:r>
+              <m:sSub>
+                <m:e>
+                  <m:r>
+                    <m:t>F</m:t>
+                  </m:r>
+                </m:e>
+                <m:sub>
+                  <m:r>
+                    <m:t>t</m:t>
+                  </m:r>
+                </m:sub>
+              </m:sSub>
+            </m:lim>
+          </m:limLow>
+          <m:sSub>
+            <m:e>
+              <m:r>
+                <m:t>w</m:t>
+              </m:r>
+            </m:e>
+            <m:sub>
+              <m:r>
+                <m:t>i</m:t>
+              </m:r>
+            </m:sub>
+          </m:sSub>
+        </m:oMath>
+      </m:oMathPara>
+    </w:p>
+    <w:p>
+      <w:pPr>
+        <w:pStyle w:val="FirstParagraph"/>
+      </w:pPr>
+      <w:r>
+        <w:rPr>
+          <w:rFonts w:hint="eastAsia"/>
+          <w:b/>
+          <w:bCs/>
+        </w:rPr>
+        <w:t xml:space="preserve">定义A.11（权重衰减）</w:t>
+      </w:r>
+      <w:r>
+        <w:rPr>
+          <w:rFonts w:hint="eastAsia"/>
+        </w:rPr>
+        <w:t xml:space="preserve">。对所有</w:t>
+      </w:r>
+      <w:r>
+        <w:t xml:space="preserve"> </w:t>
+      </w:r>
+      <m:oMath>
+        <m:sSub>
+          <m:e>
+            <m:r>
+              <m:t>f</m:t>
+            </m:r>
+          </m:e>
+          <m:sub>
+            <m:r>
+              <m:t>i</m:t>
+            </m:r>
+          </m:sub>
+        </m:sSub>
+        <m:r>
+          <m:rPr>
+            <m:sty m:val="p"/>
+          </m:rPr>
+          <m:t>∈</m:t>
+        </m:r>
+        <m:sSub>
+          <m:e>
+            <m:r>
+              <m:t>F</m:t>
+            </m:r>
+          </m:e>
+          <m:sub>
+            <m:r>
+              <m:t>t</m:t>
+            </m:r>
+          </m:sub>
+        </m:sSub>
+      </m:oMath>
+      <w:r>
+        <w:rPr>
+          <w:rFonts w:hint="eastAsia"/>
+        </w:rPr>
+        <w:t xml:space="preserve">：</w:t>
+      </w:r>
+    </w:p>
+    <w:p>
+      <w:pPr>
+        <w:pStyle w:val="BodyText"/>
+      </w:pPr>
+      <m:oMathPara>
+        <m:oMathParaPr>
+          <m:jc m:val="center"/>
+        </m:oMathParaPr>
+        <m:oMath>
+          <m:sSub>
+            <m:e>
+              <m:r>
+                <m:t>w</m:t>
+              </m:r>
+            </m:e>
+            <m:sub>
+              <m:r>
+                <m:t>i</m:t>
+              </m:r>
+            </m:sub>
+          </m:sSub>
+          <m:r>
+            <m:rPr>
+              <m:sty m:val="p"/>
+            </m:rPr>
+            <m:t>←</m:t>
+          </m:r>
+          <m:sSub>
+            <m:e>
+              <m:r>
+                <m:t>w</m:t>
+              </m:r>
+            </m:e>
+            <m:sub>
+              <m:r>
+                <m:t>i</m:t>
+              </m:r>
+            </m:sub>
+          </m:sSub>
+          <m:r>
+            <m:rPr>
+              <m:sty m:val="p"/>
+            </m:rPr>
+            <m:t>⋅</m:t>
+          </m:r>
+          <m:r>
+            <m:rPr>
+              <m:sty m:val="p"/>
+            </m:rPr>
+            <m:t>exp</m:t>
+          </m:r>
+          <m:d>
+            <m:dPr>
+              <m:begChr m:val="("/>
+              <m:sepChr m:val=""/>
+              <m:endChr m:val=")"/>
+              <m:grow/>
+            </m:dPr>
+            <m:e>
+              <m:r>
+                <m:rPr>
+                  <m:sty m:val="p"/>
+                </m:rPr>
+                <m:t>−</m:t>
+              </m:r>
+              <m:f>
+                <m:fPr>
+                  <m:type m:val="bar"/>
+                </m:fPr>
+                <m:num>
+                  <m:r>
+                    <m:t>γ</m:t>
+                  </m:r>
+                </m:num>
+                <m:den>
+                  <m:sSub>
+                    <m:e>
+                      <m:r>
+                        <m:t>m</m:t>
+                      </m:r>
+                    </m:e>
+                    <m:sub>
+                      <m:r>
+                        <m:t>i</m:t>
+                      </m:r>
+                    </m:sub>
+                  </m:sSub>
+                  <m:r>
+                    <m:rPr>
+                      <m:sty m:val="p"/>
+                    </m:rPr>
+                    <m:t>+</m:t>
+                  </m:r>
+                  <m:r>
+                    <m:t>ε</m:t>
+                  </m:r>
+                </m:den>
+              </m:f>
+            </m:e>
+          </m:d>
+          <m:r>
+            <m:rPr>
+              <m:sty m:val="p"/>
+            </m:rPr>
+            <m:t>,</m:t>
+          </m:r>
+          <m:r>
+            <m:t> </m:t>
+          </m:r>
+          <m:sSub>
+            <m:e>
+              <m:r>
+                <m:t>a</m:t>
+              </m:r>
+            </m:e>
+            <m:sub>
+              <m:r>
+                <m:t>i</m:t>
+              </m:r>
+            </m:sub>
+          </m:sSub>
+          <m:r>
+            <m:rPr>
+              <m:sty m:val="p"/>
+            </m:rPr>
+            <m:t>←</m:t>
+          </m:r>
+          <m:sSub>
+            <m:e>
+              <m:r>
+                <m:t>a</m:t>
+              </m:r>
+            </m:e>
+            <m:sub>
+              <m:r>
+                <m:t>i</m:t>
+              </m:r>
+            </m:sub>
+          </m:sSub>
+          <m:r>
+            <m:rPr>
+              <m:sty m:val="p"/>
+            </m:rPr>
+            <m:t>+</m:t>
+          </m:r>
+          <m:r>
+            <m:t>1</m:t>
+          </m:r>
+          <m:r>
+            <m:rPr>
+              <m:sty m:val="p"/>
+            </m:rPr>
+            <m:t>,</m:t>
+          </m:r>
+          <m:r>
+            <m:t> </m:t>
+          </m:r>
+          <m:r>
+            <m:t>ε</m:t>
+          </m:r>
+          <m:r>
+            <m:rPr>
+              <m:sty m:val="p"/>
+            </m:rPr>
+            <m:t>=</m:t>
+          </m:r>
+          <m:sSup>
+            <m:e>
+              <m:r>
+                <m:t>10</m:t>
+              </m:r>
+            </m:e>
+            <m:sup>
+              <m:r>
+                <m:rPr>
+                  <m:sty m:val="p"/>
+                </m:rPr>
+                <m:t>−</m:t>
+              </m:r>
+              <m:r>
+                <m:t>6</m:t>
+              </m:r>
+            </m:sup>
+          </m:sSup>
+        </m:oMath>
+      </m:oMathPara>
+    </w:p>
+    <w:p>
+      <w:pPr>
+        <w:pStyle w:val="FirstParagraph"/>
+      </w:pPr>
+      <w:r>
+        <w:rPr>
+          <w:rFonts w:hint="eastAsia"/>
+          <w:b/>
+          <w:bCs/>
+        </w:rPr>
+        <w:t xml:space="preserve">定义A.12（剪枝操作）</w:t>
+      </w:r>
+      <w:r>
+        <w:t xml:space="preserve">。</w:t>
+      </w:r>
+      <m:oMath>
+        <m:sSub>
+          <m:e>
+            <m:r>
+              <m:t>F</m:t>
+            </m:r>
+          </m:e>
+          <m:sub>
+            <m:r>
+              <m:t>t</m:t>
+            </m:r>
+          </m:sub>
+        </m:sSub>
+        <m:r>
+          <m:rPr>
+            <m:sty m:val="p"/>
+          </m:rPr>
+          <m:t>←</m:t>
+        </m:r>
+        <m:sSub>
+          <m:e>
+            <m:r>
+              <m:t>F</m:t>
+            </m:r>
+          </m:e>
+          <m:sub>
+            <m:r>
+              <m:t>t</m:t>
+            </m:r>
+          </m:sub>
+        </m:sSub>
+        <m:r>
+          <m:rPr>
+            <m:sty m:val="p"/>
+          </m:rPr>
+          <m:t>\</m:t>
+        </m:r>
+        <m:r>
+          <m:rPr>
+            <m:sty m:val="p"/>
+          </m:rPr>
+          <m:t>{</m:t>
+        </m:r>
+        <m:sSub>
+          <m:e>
+            <m:r>
+              <m:t>f</m:t>
+            </m:r>
+          </m:e>
+          <m:sub>
+            <m:r>
+              <m:t>i</m:t>
+            </m:r>
+          </m:sub>
+        </m:sSub>
+        <m:r>
+          <m:rPr>
+            <m:sty m:val="p"/>
+          </m:rPr>
+          <m:t>∣</m:t>
+        </m:r>
+        <m:sSub>
+          <m:e>
+            <m:r>
+              <m:t>w</m:t>
+            </m:r>
+          </m:e>
+          <m:sub>
+            <m:r>
+              <m:t>i</m:t>
+            </m:r>
+          </m:sub>
+        </m:sSub>
+        <m:r>
+          <m:rPr>
+            <m:sty m:val="p"/>
+          </m:rPr>
+          <m:t>&lt;</m:t>
+        </m:r>
+        <m:r>
+          <m:t>τ</m:t>
+        </m:r>
+        <m:r>
+          <m:rPr>
+            <m:sty m:val="p"/>
+          </m:rPr>
+          <m:t>}</m:t>
+        </m:r>
+      </m:oMath>
+    </w:p>
+    <w:p>
+      <w:pPr>
+        <w:pStyle w:val="BodyText"/>
+      </w:pPr>
+      <w:r>
+        <w:rPr>
+          <w:rFonts w:hint="eastAsia"/>
+          <w:b/>
+          <w:bCs/>
+        </w:rPr>
+        <w:t xml:space="preserve">定义A.13（自指向量生成）</w:t>
+      </w:r>
+      <w:r>
+        <w:rPr>
+          <w:rFonts w:hint="eastAsia"/>
+        </w:rPr>
+        <w:t xml:space="preserve">。每</w:t>
+      </w:r>
+      <w:r>
+        <w:t xml:space="preserve"> </w:t>
+      </w:r>
+      <m:oMath>
+        <m:r>
+          <m:t>k</m:t>
+        </m:r>
+      </m:oMath>
+      <w:r>
+        <w:t xml:space="preserve"> </w:t>
+      </w:r>
+      <w:r>
+        <w:rPr>
+          <w:rFonts w:hint="eastAsia"/>
+        </w:rPr>
+        <w:t xml:space="preserve">步：</w:t>
+      </w:r>
+    </w:p>
+    <w:p>
+      <w:pPr>
+        <w:pStyle w:val="BodyText"/>
+      </w:pPr>
+      <m:oMathPara>
+        <m:oMathParaPr>
+          <m:jc m:val="center"/>
+        </m:oMathParaPr>
+        <m:oMath>
+          <m:sSub>
+            <m:e>
+              <m:r>
+                <m:rPr>
+                  <m:sty m:val="bi"/>
+                </m:rPr>
+                <m:t>o</m:t>
+              </m:r>
+            </m:e>
+            <m:sub>
+              <m:r>
+                <m:t>t</m:t>
+              </m:r>
+            </m:sub>
+          </m:sSub>
+          <m:r>
+            <m:rPr>
+              <m:sty m:val="p"/>
+            </m:rPr>
+            <m:t>=</m:t>
+          </m:r>
+          <m:f>
+            <m:fPr>
+              <m:type m:val="bar"/>
+            </m:fPr>
+            <m:num>
+              <m:nary>
+                <m:naryPr>
+                  <m:chr m:val="∑"/>
+                  <m:limLoc m:val="undOvr"/>
+                  <m:subHide m:val="off"/>
+                  <m:supHide m:val="on"/>
+                </m:naryPr>
+                <m:sub>
+                  <m:sSub>
+                    <m:e>
+                      <m:r>
+                        <m:t>f</m:t>
+                      </m:r>
+                    </m:e>
+                    <m:sub>
+                      <m:r>
+                        <m:t>i</m:t>
+                      </m:r>
+                    </m:sub>
+                  </m:sSub>
+                  <m:r>
+                    <m:rPr>
+                      <m:sty m:val="p"/>
+                    </m:rPr>
+                    <m:t>∈</m:t>
+                  </m:r>
+                  <m:sSub>
+                    <m:e>
+                      <m:r>
+                        <m:t>F</m:t>
+                      </m:r>
+                    </m:e>
+                    <m:sub>
+                      <m:r>
+                        <m:t>t</m:t>
+                      </m:r>
+                    </m:sub>
+                  </m:sSub>
+                </m:sub>
+                <m:sup>
+                  <m:r>
+                    <m:t>​</m:t>
+                  </m:r>
+                </m:sup>
+                <m:e>
+                  <m:sSub>
+                    <m:e>
+                      <m:r>
+                        <m:t>w</m:t>
+                      </m:r>
+                    </m:e>
+                    <m:sub>
+                      <m:r>
+                        <m:t>i</m:t>
+                      </m:r>
+                    </m:sub>
+                  </m:sSub>
+                </m:e>
+              </m:nary>
+              <m:sSub>
+                <m:e>
+                  <m:r>
+                    <m:rPr>
+                      <m:sty m:val="bi"/>
+                    </m:rPr>
+                    <m:t>v</m:t>
+                  </m:r>
+                </m:e>
+                <m:sub>
+                  <m:r>
+                    <m:t>i</m:t>
+                  </m:r>
+                </m:sub>
+              </m:sSub>
+            </m:num>
+            <m:den>
+              <m:r>
+                <m:rPr>
+                  <m:sty m:val="p"/>
+                </m:rPr>
+                <m:t>∑</m:t>
+              </m:r>
+              <m:sSub>
+                <m:e>
+                  <m:r>
+                    <m:t>w</m:t>
+                  </m:r>
+                </m:e>
+                <m:sub>
+                  <m:r>
+                    <m:t>i</m:t>
+                  </m:r>
+                </m:sub>
+              </m:sSub>
+            </m:den>
+          </m:f>
+          <m:r>
+            <m:rPr>
+              <m:sty m:val="p"/>
+            </m:rPr>
+            <m:t>,</m:t>
+          </m:r>
+          <m:r>
+            <m:t> </m:t>
+          </m:r>
+          <m:sSub>
+            <m:e>
+              <m:r>
+                <m:t>σ</m:t>
+              </m:r>
+            </m:e>
+            <m:sub>
+              <m:r>
+                <m:rPr>
+                  <m:nor/>
+                  <m:sty m:val="p"/>
+                </m:rPr>
+                <m:t>self</m:t>
+              </m:r>
+            </m:sub>
+          </m:sSub>
+          <m:r>
+            <m:rPr>
+              <m:sty m:val="p"/>
+            </m:rPr>
+            <m:t>=</m:t>
+          </m:r>
+          <m:r>
+            <m:rPr>
+              <m:nor/>
+              <m:sty m:val="p"/>
+            </m:rPr>
+            <m:t>"self_obs"</m:t>
+          </m:r>
+        </m:oMath>
+      </m:oMathPara>
+    </w:p>
+    <w:p>
+      <w:pPr>
+        <w:pStyle w:val="FirstParagraph"/>
+      </w:pPr>
+      <w:r>
+        <w:rPr>
+          <w:rFonts w:hint="eastAsia"/>
+        </w:rPr>
+        <w:t xml:space="preserve">若</w:t>
+      </w:r>
+      <w:r>
+        <w:t xml:space="preserve"> </w:t>
+      </w:r>
+      <m:oMath>
+        <m:r>
+          <m:rPr>
+            <m:sty m:val="p"/>
+          </m:rPr>
+          <m:t>∑</m:t>
+        </m:r>
+        <m:sSub>
+          <m:e>
+            <m:r>
+              <m:t>w</m:t>
+            </m:r>
+          </m:e>
+          <m:sub>
+            <m:r>
+              <m:t>i</m:t>
+            </m:r>
+          </m:sub>
+        </m:sSub>
+        <m:r>
+          <m:rPr>
+            <m:sty m:val="p"/>
+          </m:rPr>
+          <m:t>=</m:t>
+        </m:r>
+        <m:r>
+          <m:t>0</m:t>
+        </m:r>
+      </m:oMath>
+      <w:r>
+        <w:rPr>
+          <w:rFonts w:hint="eastAsia"/>
+        </w:rPr>
+        <w:t xml:space="preserve">，则</w:t>
+      </w:r>
+      <w:r>
+        <w:t xml:space="preserve"> </w:t>
+      </w:r>
+      <m:oMath>
+        <m:sSub>
+          <m:e>
+            <m:r>
+              <m:rPr>
+                <m:sty m:val="bi"/>
+              </m:rPr>
+              <m:t>o</m:t>
+            </m:r>
+          </m:e>
+          <m:sub>
+            <m:r>
+              <m:t>t</m:t>
+            </m:r>
+          </m:sub>
+        </m:sSub>
+        <m:r>
+          <m:rPr>
+            <m:sty m:val="p"/>
+          </m:rPr>
+          <m:t>=</m:t>
+        </m:r>
+        <m:r>
+          <m:rPr>
+            <m:sty m:val="b"/>
+          </m:rPr>
+          <m:t>0</m:t>
+        </m:r>
+      </m:oMath>
+      <w:r>
+        <w:rPr>
+          <w:rFonts w:hint="eastAsia"/>
+        </w:rPr>
+        <w:t xml:space="preserve">（零向量）。</w:t>
+      </w:r>
+    </w:p>
+    <w:p>
+      <w:pPr>
+        <w:pStyle w:val="BodyText"/>
+      </w:pPr>
+      <w:r>
+        <w:rPr>
+          <w:rFonts w:hint="eastAsia"/>
+          <w:b/>
+          <w:bCs/>
+        </w:rPr>
+        <w:t xml:space="preserve">定义A.14（L4</w:t>
+      </w:r>
+      <w:r>
+        <w:rPr>
+          <w:b/>
+          <w:bCs/>
+        </w:rPr>
+        <w:t xml:space="preserve"> </w:t>
+      </w:r>
+      <w:r>
+        <w:rPr>
+          <w:rFonts w:hint="eastAsia"/>
+          <w:b/>
+          <w:bCs/>
+        </w:rPr>
+        <w:t xml:space="preserve">预测函数）</w:t>
+      </w:r>
+      <w:r>
+        <w:t xml:space="preserve">。</w:t>
+      </w:r>
+    </w:p>
+    <w:p>
+      <w:pPr>
+        <w:pStyle w:val="BodyText"/>
+      </w:pPr>
+      <m:oMathPara>
+        <m:oMathParaPr>
+          <m:jc m:val="center"/>
+        </m:oMathParaPr>
+        <m:oMath>
+          <m:r>
+            <m:rPr>
+              <m:nor/>
+              <m:sty m:val="p"/>
+            </m:rPr>
+            <m:t>predict</m:t>
+          </m:r>
+          <m:r>
+            <m:rPr>
+              <m:sty m:val="p"/>
+            </m:rPr>
+            <m:t>(</m:t>
+          </m:r>
+          <m:sSub>
+            <m:e>
+              <m:r>
+                <m:t>σ</m:t>
+              </m:r>
+            </m:e>
+            <m:sub>
+              <m:r>
+                <m:rPr>
+                  <m:nor/>
+                  <m:sty m:val="p"/>
+                </m:rPr>
+                <m:t>current</m:t>
+              </m:r>
+            </m:sub>
+          </m:sSub>
+          <m:r>
+            <m:rPr>
+              <m:sty m:val="p"/>
+            </m:rPr>
+            <m:t>,</m:t>
+          </m:r>
+          <m:sSub>
+            <m:e>
+              <m:r>
+                <m:rPr>
+                  <m:scr m:val="script"/>
+                  <m:sty m:val="p"/>
+                </m:rPr>
+                <m:t>H</m:t>
+              </m:r>
+            </m:e>
+            <m:sub>
+              <m:r>
+                <m:t>t</m:t>
+              </m:r>
+            </m:sub>
+          </m:sSub>
+          <m:r>
+            <m:rPr>
+              <m:sty m:val="p"/>
+            </m:rPr>
+            <m:t>)</m:t>
+          </m:r>
+          <m:r>
+            <m:rPr>
+              <m:sty m:val="p"/>
+            </m:rPr>
+            <m:t>=</m:t>
+          </m:r>
+          <m:r>
+            <m:rPr>
+              <m:sty m:val="p"/>
+            </m:rPr>
+            <m:t>arg</m:t>
+          </m:r>
+          <m:limLow>
+            <m:e>
+              <m:r>
+                <m:rPr>
+                  <m:sty m:val="p"/>
+                </m:rPr>
+                <m:t>max</m:t>
+              </m:r>
+            </m:e>
+            <m:lim>
+              <m:sSub>
+                <m:e>
+                  <m:r>
+                    <m:t>σ</m:t>
+                  </m:r>
+                </m:e>
+                <m:sub>
+                  <m:r>
+                    <m:t>j</m:t>
+                  </m:r>
+                </m:sub>
+              </m:sSub>
+            </m:lim>
+          </m:limLow>
+          <m:d>
+            <m:dPr>
+              <m:begChr m:val="|"/>
+              <m:sepChr m:val=""/>
+              <m:endChr m:val="|"/>
+              <m:grow/>
+            </m:dPr>
+            <m:e>
+              <m:r>
+                <m:rPr>
+                  <m:sty m:val="p"/>
+                </m:rPr>
+                <m:t>{</m:t>
+              </m:r>
+              <m:r>
+                <m:rPr>
+                  <m:sty m:val="p"/>
+                </m:rPr>
+                <m:t>(</m:t>
+              </m:r>
+              <m:sSub>
+                <m:e>
+                  <m:r>
+                    <m:t>σ</m:t>
+                  </m:r>
+                </m:e>
+                <m:sub>
+                  <m:r>
+                    <m:t>i</m:t>
+                  </m:r>
+                </m:sub>
+              </m:sSub>
+              <m:r>
+                <m:rPr>
+                  <m:sty m:val="p"/>
+                </m:rPr>
+                <m:t>,</m:t>
+              </m:r>
+              <m:sSub>
+                <m:e>
+                  <m:r>
+                    <m:t>σ</m:t>
+                  </m:r>
+                </m:e>
+                <m:sub>
+                  <m:r>
+                    <m:t>j</m:t>
+                  </m:r>
+                </m:sub>
+              </m:sSub>
+              <m:r>
+                <m:rPr>
+                  <m:sty m:val="p"/>
+                </m:rPr>
+                <m:t>,</m:t>
+              </m:r>
+              <m:sSup>
+                <m:e>
+                  <m:r>
+                    <m:t>t</m:t>
+                  </m:r>
+                </m:e>
+                <m:sup>
+                  <m:r>
+                    <m:rPr>
+                      <m:sty m:val="p"/>
+                    </m:rPr>
+                    <m:t>′</m:t>
+                  </m:r>
+                </m:sup>
+              </m:sSup>
+              <m:r>
+                <m:rPr>
+                  <m:sty m:val="p"/>
+                </m:rPr>
+                <m:t>)</m:t>
+              </m:r>
+              <m:r>
+                <m:rPr>
+                  <m:sty m:val="p"/>
+                </m:rPr>
+                <m:t>∈</m:t>
+              </m:r>
+              <m:sSub>
+                <m:e>
+                  <m:r>
+                    <m:rPr>
+                      <m:scr m:val="script"/>
+                      <m:sty m:val="p"/>
+                    </m:rPr>
+                    <m:t>H</m:t>
+                  </m:r>
+                </m:e>
+                <m:sub>
+                  <m:r>
+                    <m:t>t</m:t>
+                  </m:r>
+                </m:sub>
+              </m:sSub>
+              <m:r>
+                <m:rPr>
+                  <m:sty m:val="p"/>
+                </m:rPr>
+                <m:t>∣</m:t>
+              </m:r>
+              <m:sSub>
+                <m:e>
+                  <m:r>
+                    <m:t>σ</m:t>
+                  </m:r>
+                </m:e>
+                <m:sub>
+                  <m:r>
+                    <m:t>i</m:t>
+                  </m:r>
+                </m:sub>
+              </m:sSub>
+              <m:r>
+                <m:rPr>
+                  <m:sty m:val="p"/>
+                </m:rPr>
+                <m:t>=</m:t>
+              </m:r>
+              <m:sSub>
+                <m:e>
+                  <m:r>
+                    <m:t>σ</m:t>
+                  </m:r>
+                </m:e>
+                <m:sub>
+                  <m:r>
+                    <m:rPr>
+                      <m:nor/>
+                      <m:sty m:val="p"/>
+                    </m:rPr>
+                    <m:t>current</m:t>
+                  </m:r>
+                </m:sub>
+              </m:sSub>
+              <m:r>
+                <m:rPr>
+                  <m:sty m:val="p"/>
+                </m:rPr>
+                <m:t>}</m:t>
+              </m:r>
+            </m:e>
+          </m:d>
+        </m:oMath>
+      </m:oMathPara>
+    </w:p>
+    <w:p>
+      <w:pPr>
+        <w:pStyle w:val="FirstParagraph"/>
+      </w:pPr>
+      <w:r>
+        <w:rPr>
+          <w:rFonts w:hint="eastAsia"/>
+        </w:rPr>
+        <w:t xml:space="preserve">即从</w:t>
+      </w:r>
+      <w:r>
+        <w:t xml:space="preserve"> </w:t>
+      </w:r>
+      <m:oMath>
+        <m:sSub>
+          <m:e>
+            <m:r>
+              <m:rPr>
+                <m:scr m:val="script"/>
+                <m:sty m:val="p"/>
+              </m:rPr>
+              <m:t>H</m:t>
+            </m:r>
+          </m:e>
+          <m:sub>
+            <m:r>
+              <m:t>t</m:t>
+            </m:r>
+          </m:sub>
+        </m:sSub>
+      </m:oMath>
+      <w:r>
+        <w:t xml:space="preserve"> </w:t>
+      </w:r>
+      <w:r>
+        <w:rPr>
+          <w:rFonts w:hint="eastAsia"/>
+        </w:rPr>
+        <w:t xml:space="preserve">中找与</w:t>
+      </w:r>
+      <w:r>
+        <w:t xml:space="preserve"> </w:t>
+      </w:r>
+      <m:oMath>
+        <m:sSub>
+          <m:e>
+            <m:r>
+              <m:t>σ</m:t>
+            </m:r>
+          </m:e>
+          <m:sub>
+            <m:r>
+              <m:rPr>
+                <m:nor/>
+                <m:sty m:val="p"/>
+              </m:rPr>
+              <m:t>current</m:t>
+            </m:r>
+          </m:sub>
+        </m:sSub>
+      </m:oMath>
+      <w:r>
+        <w:t xml:space="preserve"> </w:t>
+      </w:r>
+      <w:r>
+        <w:rPr>
+          <w:rFonts w:hint="eastAsia"/>
+        </w:rPr>
+        <w:t xml:space="preserve">共现次数最多的</w:t>
+      </w:r>
+      <w:r>
+        <w:t xml:space="preserve"> </w:t>
+      </w:r>
+      <m:oMath>
+        <m:sSub>
+          <m:e>
+            <m:r>
+              <m:t>σ</m:t>
+            </m:r>
+          </m:e>
+          <m:sub>
+            <m:r>
+              <m:t>j</m:t>
+            </m:r>
+          </m:sub>
+        </m:sSub>
+      </m:oMath>
+      <w:r>
+        <w:t xml:space="preserve">。</w:t>
+      </w:r>
+    </w:p>
+    <w:p>
+      <w:pPr>
+        <w:pStyle w:val="BodyText"/>
+      </w:pPr>
+      <w:r>
+        <w:rPr>
+          <w:rFonts w:hint="eastAsia"/>
+          <w:b/>
+          <w:bCs/>
+        </w:rPr>
+        <w:t xml:space="preserve">定义A.15（自适应置信度阈值）</w:t>
+      </w:r>
+      <w:r>
+        <w:t xml:space="preserve">。</w:t>
+      </w:r>
+    </w:p>
+    <w:p>
+      <w:pPr>
+        <w:pStyle w:val="BodyText"/>
+      </w:pPr>
+      <m:oMathPara>
+        <m:oMathParaPr>
+          <m:jc m:val="center"/>
+        </m:oMathParaPr>
+        <m:oMath>
+          <m:sSub>
+            <m:e>
+              <m:r>
+                <m:t>θ</m:t>
+              </m:r>
+            </m:e>
+            <m:sub>
+              <m:r>
+                <m:rPr>
+                  <m:nor/>
+                  <m:sty m:val="p"/>
+                </m:rPr>
+                <m:t>conf</m:t>
+              </m:r>
+            </m:sub>
+          </m:sSub>
+          <m:r>
+            <m:rPr>
+              <m:sty m:val="p"/>
+            </m:rPr>
+            <m:t>(</m:t>
+          </m:r>
+          <m:r>
+            <m:t>t</m:t>
+          </m:r>
+          <m:r>
+            <m:rPr>
+              <m:sty m:val="p"/>
+            </m:rPr>
+            <m:t>)</m:t>
+          </m:r>
+          <m:r>
+            <m:rPr>
+              <m:sty m:val="p"/>
+            </m:rPr>
+            <m:t>=</m:t>
+          </m:r>
+          <m:d>
+            <m:dPr>
+              <m:begChr m:val="{"/>
+              <m:sepChr m:val=""/>
+              <m:endChr m:val=""/>
+              <m:grow/>
+            </m:dPr>
+            <m:e>
+              <m:m>
+                <m:mPr>
+                  <m:baseJc m:val="center"/>
+                  <m:plcHide m:val="on"/>
+                  <m:mcs>
+                    <m:mc>
+                      <m:mcPr>
+                        <m:mcJc m:val="left"/>
+                        <m:count m:val="1"/>
+                      </m:mcPr>
+                    </m:mc>
+                    <m:mc>
+                      <m:mcPr>
+                        <m:mcJc m:val="left"/>
+                        <m:count m:val="1"/>
+                      </m:mcPr>
+                    </m:mc>
+                  </m:mcs>
+                </m:mPr>
+                <m:mr>
+                  <m:e>
+                    <m:r>
+                      <m:t>0.3</m:t>
+                    </m:r>
+                    <m:r>
+                      <m:rPr>
+                        <m:sty m:val="p"/>
+                      </m:rPr>
+                      <m:t>,</m:t>
+                    </m:r>
+                  </m:e>
+                  <m:e>
+                    <m:r>
+                      <m:rPr>
+                        <m:sty m:val="p"/>
+                      </m:rPr>
+                      <m:t>|</m:t>
+                    </m:r>
+                    <m:r>
+                      <m:rPr>
+                        <m:nor/>
+                        <m:sty m:val="p"/>
+                      </m:rPr>
+                      <m:t>confidences</m:t>
+                    </m:r>
+                    <m:r>
+                      <m:rPr>
+                        <m:sty m:val="p"/>
+                      </m:rPr>
+                      <m:t>|</m:t>
+                    </m:r>
+                    <m:r>
+                      <m:rPr>
+                        <m:sty m:val="p"/>
+                      </m:rPr>
+                      <m:t>&lt;</m:t>
+                    </m:r>
+                    <m:r>
+                      <m:t>20</m:t>
+                    </m:r>
+                  </m:e>
+                </m:mr>
+                <m:mr>
+                  <m:e>
+                    <m:sSub>
+                      <m:e>
+                        <m:r>
+                          <m:t>Q</m:t>
+                        </m:r>
+                      </m:e>
+                      <m:sub>
+                        <m:r>
+                          <m:t>0.25</m:t>
+                        </m:r>
+                      </m:sub>
+                    </m:sSub>
+                    <m:r>
+                      <m:rPr>
+                        <m:sty m:val="p"/>
+                      </m:rPr>
+                      <m:t>(</m:t>
+                    </m:r>
+                    <m:sSub>
+                      <m:e>
+                        <m:r>
+                          <m:rPr>
+                            <m:nor/>
+                            <m:sty m:val="p"/>
+                          </m:rPr>
+                          <m:t>confidences</m:t>
+                        </m:r>
+                      </m:e>
+                      <m:sub>
+                        <m:r>
+                          <m:rPr>
+                            <m:sty m:val="p"/>
+                          </m:rPr>
+                          <m:t>[</m:t>
+                        </m:r>
+                        <m:r>
+                          <m:rPr>
+                            <m:sty m:val="p"/>
+                          </m:rPr>
+                          <m:t>−</m:t>
+                        </m:r>
+                        <m:r>
+                          <m:t>100</m:t>
+                        </m:r>
+                        <m:r>
+                          <m:rPr>
+                            <m:sty m:val="p"/>
+                          </m:rPr>
+                          <m:t>:</m:t>
+                        </m:r>
+                        <m:r>
+                          <m:rPr>
+                            <m:sty m:val="p"/>
+                          </m:rPr>
+                          <m:t>]</m:t>
+                        </m:r>
+                      </m:sub>
+                    </m:sSub>
+                    <m:r>
+                      <m:rPr>
+                        <m:sty m:val="p"/>
+                      </m:rPr>
+                      <m:t>)</m:t>
+                    </m:r>
+                    <m:r>
+                      <m:rPr>
+                        <m:sty m:val="p"/>
+                      </m:rPr>
+                      <m:t>,</m:t>
+                    </m:r>
+                  </m:e>
+                  <m:e>
+                    <m:r>
+                      <m:rPr>
+                        <m:nor/>
+                        <m:sty m:val="p"/>
+                      </m:rPr>
+                      <m:t>otherwise</m:t>
+                    </m:r>
+                  </m:e>
+                </m:mr>
+              </m:m>
+            </m:e>
+          </m:d>
+        </m:oMath>
+      </m:oMathPara>
+    </w:p>
+    <w:p>
+      <w:pPr>
+        <w:pStyle w:val="FirstParagraph"/>
+      </w:pPr>
+      <w:r>
+        <w:rPr>
+          <w:rFonts w:hint="eastAsia"/>
+        </w:rPr>
+        <w:t xml:space="preserve">其中</w:t>
+      </w:r>
+      <w:r>
+        <w:t xml:space="preserve"> </w:t>
+      </w:r>
+      <m:oMath>
+        <m:sSub>
+          <m:e>
+            <m:r>
+              <m:t>Q</m:t>
+            </m:r>
+          </m:e>
+          <m:sub>
+            <m:r>
+              <m:t>0.25</m:t>
+            </m:r>
+          </m:sub>
+        </m:sSub>
+      </m:oMath>
+      <w:r>
+        <w:t xml:space="preserve"> </w:t>
+      </w:r>
+      <w:r>
+        <w:rPr>
+          <w:rFonts w:hint="eastAsia"/>
+        </w:rPr>
+        <w:t xml:space="preserve">为下四分位数，</w:t>
+      </w:r>
+      <m:oMath>
+        <m:sSub>
+          <m:e>
+            <m:r>
+              <m:rPr>
+                <m:nor/>
+                <m:sty m:val="p"/>
+              </m:rPr>
+              <m:t>confidences</m:t>
+            </m:r>
+          </m:e>
+          <m:sub>
+            <m:r>
+              <m:rPr>
+                <m:sty m:val="p"/>
+              </m:rPr>
+              <m:t>[</m:t>
+            </m:r>
+            <m:r>
+              <m:rPr>
+                <m:sty m:val="p"/>
+              </m:rPr>
+              <m:t>−</m:t>
+            </m:r>
+            <m:r>
+              <m:t>100</m:t>
+            </m:r>
+            <m:r>
+              <m:rPr>
+                <m:sty m:val="p"/>
+              </m:rPr>
+              <m:t>:</m:t>
+            </m:r>
+            <m:r>
+              <m:rPr>
+                <m:sty m:val="p"/>
+              </m:rPr>
+              <m:t>]</m:t>
+            </m:r>
+          </m:sub>
+        </m:sSub>
+      </m:oMath>
+      <w:r>
+        <w:t xml:space="preserve"> </w:t>
+      </w:r>
+      <w:r>
+        <w:rPr>
+          <w:rFonts w:hint="eastAsia"/>
+        </w:rPr>
+        <w:t xml:space="preserve">为最近</w:t>
+      </w:r>
+      <w:r>
+        <w:t xml:space="preserve"> 100 </w:t>
+      </w:r>
+      <w:r>
+        <w:rPr>
+          <w:rFonts w:hint="eastAsia"/>
+        </w:rPr>
+        <w:t xml:space="preserve">次预测置信度的滑动窗口。</w:t>
+      </w:r>
+    </w:p>
+    <w:p>
+      <w:pPr>
+        <w:pStyle w:val="BodyText"/>
+      </w:pPr>
+      <w:r>
+        <w:rPr>
+          <w:rFonts w:hint="eastAsia"/>
+          <w:b/>
+          <w:bCs/>
+        </w:rPr>
+        <w:t xml:space="preserve">定义A.16（L6</w:t>
+      </w:r>
+      <w:r>
+        <w:rPr>
+          <w:b/>
+          <w:bCs/>
+        </w:rPr>
+        <w:t xml:space="preserve"> </w:t>
+      </w:r>
+      <w:r>
+        <w:rPr>
+          <w:rFonts w:hint="eastAsia"/>
+          <w:b/>
+          <w:bCs/>
+        </w:rPr>
+        <w:t xml:space="preserve">统摄判断）</w:t>
+      </w:r>
+      <w:r>
+        <w:t xml:space="preserve">。</w:t>
+      </w:r>
+    </w:p>
+    <w:p>
+      <w:pPr>
+        <w:pStyle w:val="BodyText"/>
+      </w:pPr>
+      <m:oMathPara>
+        <m:oMathParaPr>
+          <m:jc m:val="center"/>
+        </m:oMathParaPr>
+        <m:oMath>
+          <m:r>
+            <m:rPr>
+              <m:nor/>
+              <m:sty m:val="p"/>
+            </m:rPr>
+            <m:t>L6</m:t>
+          </m:r>
+          <m:r>
+            <m:rPr>
+              <m:sty m:val="p"/>
+            </m:rPr>
+            <m:t>(</m:t>
+          </m:r>
+          <m:r>
+            <m:t>t</m:t>
+          </m:r>
+          <m:r>
+            <m:rPr>
+              <m:sty m:val="p"/>
+            </m:rPr>
+            <m:t>)</m:t>
+          </m:r>
+          <m:r>
+            <m:rPr>
+              <m:sty m:val="p"/>
+            </m:rPr>
+            <m:t>=</m:t>
+          </m:r>
+          <m:d>
+            <m:dPr>
+              <m:begChr m:val="{"/>
+              <m:sepChr m:val=""/>
+              <m:endChr m:val=""/>
+              <m:grow/>
+            </m:dPr>
+            <m:e>
+              <m:m>
+                <m:mPr>
+                  <m:baseJc m:val="center"/>
+                  <m:plcHide m:val="on"/>
+                  <m:mcs>
+                    <m:mc>
+                      <m:mcPr>
+                        <m:mcJc m:val="left"/>
+                        <m:count m:val="1"/>
+                      </m:mcPr>
+                    </m:mc>
+                    <m:mc>
+                      <m:mcPr>
+                        <m:mcJc m:val="left"/>
+                        <m:count m:val="1"/>
+                      </m:mcPr>
+                    </m:mc>
+                  </m:mcs>
+                </m:mPr>
+                <m:mr>
+                  <m:e>
+                    <m:r>
+                      <m:rPr>
+                        <m:nor/>
+                        <m:sty m:val="p"/>
+                      </m:rPr>
+                      <m:t>"sys_doubt"</m:t>
+                    </m:r>
+                    <m:r>
+                      <m:rPr>
+                        <m:sty m:val="p"/>
+                      </m:rPr>
+                      <m:t>,</m:t>
+                    </m:r>
+                  </m:e>
+                  <m:e>
+                    <m:r>
+                      <m:rPr>
+                        <m:nor/>
+                        <m:sty m:val="p"/>
+                      </m:rPr>
+                      <m:t>滚动准确率</m:t>
+                    </m:r>
+                    <m:r>
+                      <m:rPr>
+                        <m:sty m:val="p"/>
+                      </m:rPr>
+                      <m:t>&lt;</m:t>
+                    </m:r>
+                    <m:r>
+                      <m:t>τ</m:t>
+                    </m:r>
+                  </m:e>
+                </m:mr>
+                <m:mr>
+                  <m:e>
+                    <m:r>
+                      <m:rPr>
+                        <m:sty m:val="p"/>
+                      </m:rPr>
+                      <m:t>∅</m:t>
+                    </m:r>
+                    <m:r>
+                      <m:rPr>
+                        <m:sty m:val="p"/>
+                      </m:rPr>
+                      <m:t>,</m:t>
+                    </m:r>
+                  </m:e>
+                  <m:e>
+                    <m:r>
+                      <m:rPr>
+                        <m:nor/>
+                        <m:sty m:val="p"/>
+                      </m:rPr>
+                      <m:t>滚动准确率</m:t>
+                    </m:r>
+                    <m:r>
+                      <m:rPr>
+                        <m:sty m:val="p"/>
+                      </m:rPr>
+                      <m:t>≥</m:t>
+                    </m:r>
+                    <m:r>
+                      <m:t>τ</m:t>
+                    </m:r>
+                  </m:e>
+                </m:mr>
+                <m:mr>
+                  <m:e>
+                    <m:r>
+                      <m:rPr>
+                        <m:sty m:val="p"/>
+                      </m:rPr>
+                      <m:t>∅</m:t>
+                    </m:r>
+                    <m:r>
+                      <m:rPr>
+                        <m:sty m:val="p"/>
+                      </m:rPr>
+                      <m:t>,</m:t>
+                    </m:r>
+                  </m:e>
+                  <m:e>
+                    <m:r>
+                      <m:rPr>
+                        <m:nor/>
+                        <m:sty m:val="p"/>
+                      </m:rPr>
+                      <m:t>怀疑状态且准确率</m:t>
+                    </m:r>
+                    <m:r>
+                      <m:rPr>
+                        <m:sty m:val="p"/>
+                      </m:rPr>
+                      <m:t>&gt;</m:t>
+                    </m:r>
+                    <m:r>
+                      <m:t>1</m:t>
+                    </m:r>
+                    <m:r>
+                      <m:rPr>
+                        <m:sty m:val="p"/>
+                      </m:rPr>
+                      <m:t>−</m:t>
+                    </m:r>
+                    <m:r>
+                      <m:t>3</m:t>
+                    </m:r>
+                    <m:r>
+                      <m:t>γ</m:t>
+                    </m:r>
+                  </m:e>
+                </m:mr>
+              </m:m>
+            </m:e>
+          </m:d>
+        </m:oMath>
+      </m:oMathPara>
+    </w:p>
+    <w:bookmarkEnd w:id="47"/>
+    <w:bookmarkStart w:id="48" w:name="a.4-转移函数"/>
+    <w:p>
+      <w:pPr>
+        <w:pStyle w:val="Heading3"/>
+      </w:pPr>
+      <w:r>
+        <w:t xml:space="preserve">A.4 </w:t>
+      </w:r>
+      <w:r>
+        <w:rPr>
+          <w:rFonts w:hint="eastAsia"/>
+        </w:rPr>
+        <w:t xml:space="preserve">转移函数</w:t>
+      </w:r>
+    </w:p>
+    <w:p>
+      <w:pPr>
+        <w:pStyle w:val="SourceCode"/>
+      </w:pPr>
+      <w:r>
+        <w:rPr>
+          <w:rStyle w:val="VerbatimChar"/>
+        </w:rPr>
+        <w:t xml:space="preserve">Algorithm A1: </w:t>
+      </w:r>
+      <w:r>
+        <w:rPr>
+          <w:rStyle w:val="VerbatimChar"/>
+          <w:rFonts w:hint="eastAsia"/>
+        </w:rPr>
+        <w:t xml:space="preserve">单步状态转移</w:t>
+      </w:r>
+      <w:r>
+        <w:rPr>
+          <w:rStyle w:val="VerbatimChar"/>
+        </w:rPr>
+        <w:t xml:space="preserve"> T: S_t → S_{t+1}</w:t>
+      </w:r>
+      <w:r>
+        <w:br/>
+      </w:r>
+      <w:r>
+        <w:rPr>
+          <w:rStyle w:val="VerbatimChar"/>
+        </w:rPr>
+        <w:t xml:space="preserve">──────────────────────────────────────────────────</w:t>
+      </w:r>
+      <w:r>
+        <w:br/>
+      </w:r>
+      <w:r>
+        <w:rPr>
+          <w:rStyle w:val="VerbatimChar"/>
+        </w:rPr>
+        <w:t xml:space="preserve"> 1:  </w:t>
+      </w:r>
+      <w:r>
+        <w:rPr>
+          <w:rStyle w:val="VerbatimChar"/>
+          <w:rFonts w:hint="eastAsia"/>
+        </w:rPr>
+        <w:t xml:space="preserve">输入:</w:t>
+      </w:r>
+      <w:r>
+        <w:rPr>
+          <w:rStyle w:val="VerbatimChar"/>
+        </w:rPr>
+        <w:t xml:space="preserve"> (x_t ∈ ℝ^D, σ ∈ Σ^{≤30})</w:t>
+      </w:r>
+      <w:r>
+        <w:br/>
+      </w:r>
+      <w:r>
+        <w:rPr>
+          <w:rStyle w:val="VerbatimChar"/>
+        </w:rPr>
+        <w:t xml:space="preserve"> 2:  </w:t>
+      </w:r>
+      <w:r>
+        <w:br/>
+      </w:r>
+      <w:r>
+        <w:rPr>
+          <w:rStyle w:val="VerbatimChar"/>
+        </w:rPr>
+        <w:t xml:space="preserve"> 3:  ── </w:t>
+      </w:r>
+      <w:r>
+        <w:rPr>
+          <w:rStyle w:val="VerbatimChar"/>
+          <w:rFonts w:hint="eastAsia"/>
+        </w:rPr>
+        <w:t xml:space="preserve">第1阶段：共现记录</w:t>
+      </w:r>
+      <w:r>
+        <w:rPr>
+          <w:rStyle w:val="VerbatimChar"/>
+        </w:rPr>
+        <w:t xml:space="preserve"> ──</w:t>
+      </w:r>
+      <w:r>
+        <w:br/>
+      </w:r>
+      <w:r>
+        <w:rPr>
+          <w:rStyle w:val="VerbatimChar"/>
+        </w:rPr>
+        <w:t xml:space="preserve"> 4:  if </w:t>
+      </w:r>
+      <w:r>
+        <w:rPr>
+          <w:rStyle w:val="VerbatimChar"/>
+          <w:rFonts w:hint="eastAsia"/>
+        </w:rPr>
+        <w:t xml:space="preserve">存在</w:t>
+      </w:r>
+      <w:r>
+        <w:rPr>
+          <w:rStyle w:val="VerbatimChar"/>
+        </w:rPr>
+        <w:t xml:space="preserve"> t-1 </w:t>
+      </w:r>
+      <w:r>
+        <w:rPr>
+          <w:rStyle w:val="VerbatimChar"/>
+          <w:rFonts w:hint="eastAsia"/>
+        </w:rPr>
+        <w:t xml:space="preserve">的输入</w:t>
+      </w:r>
+      <w:r>
+        <w:rPr>
+          <w:rStyle w:val="VerbatimChar"/>
+        </w:rPr>
+        <w:t xml:space="preserve"> σ_prev then</w:t>
+      </w:r>
+      <w:r>
+        <w:br/>
+      </w:r>
+      <w:r>
+        <w:rPr>
+          <w:rStyle w:val="VerbatimChar"/>
+        </w:rPr>
+        <w:t xml:space="preserve"> 5:      ℋ_t ← ℋ_t ∪ {(σ_prev, σ, t)}</w:t>
+      </w:r>
+      <w:r>
+        <w:br/>
+      </w:r>
+      <w:r>
+        <w:rPr>
+          <w:rStyle w:val="VerbatimChar"/>
+        </w:rPr>
+        <w:t xml:space="preserve"> 6:  </w:t>
+      </w:r>
+      <w:r>
+        <w:br/>
+      </w:r>
+      <w:r>
+        <w:rPr>
+          <w:rStyle w:val="VerbatimChar"/>
+        </w:rPr>
+        <w:t xml:space="preserve"> 7:  ── </w:t>
+      </w:r>
+      <w:r>
+        <w:rPr>
+          <w:rStyle w:val="VerbatimChar"/>
+          <w:rFonts w:hint="eastAsia"/>
+        </w:rPr>
+        <w:t xml:space="preserve">第2阶段：L4</w:t>
+      </w:r>
+      <w:r>
+        <w:rPr>
+          <w:rStyle w:val="VerbatimChar"/>
+        </w:rPr>
+        <w:t xml:space="preserve"> </w:t>
+      </w:r>
+      <w:r>
+        <w:rPr>
+          <w:rStyle w:val="VerbatimChar"/>
+          <w:rFonts w:hint="eastAsia"/>
+        </w:rPr>
+        <w:t xml:space="preserve">预测</w:t>
+      </w:r>
+      <w:r>
+        <w:rPr>
+          <w:rStyle w:val="VerbatimChar"/>
+        </w:rPr>
+        <w:t xml:space="preserve"> ──</w:t>
+      </w:r>
+      <w:r>
+        <w:br/>
+      </w:r>
+      <w:r>
+        <w:rPr>
+          <w:rStyle w:val="VerbatimChar"/>
+        </w:rPr>
+        <w:t xml:space="preserve"> 8:  σ_pred ← predict(σ, ℋ_t)             ▷ </w:t>
+      </w:r>
+      <w:r>
+        <w:rPr>
+          <w:rStyle w:val="VerbatimChar"/>
+          <w:rFonts w:hint="eastAsia"/>
+        </w:rPr>
+        <w:t xml:space="preserve">定义A.14</w:t>
+      </w:r>
+      <w:r>
+        <w:br/>
+      </w:r>
+      <w:r>
+        <w:rPr>
+          <w:rStyle w:val="VerbatimChar"/>
+        </w:rPr>
+        <w:t xml:space="preserve"> 9:  if σ_pred ≠ σ then</w:t>
+      </w:r>
+      <w:r>
+        <w:br/>
+      </w:r>
+      <w:r>
+        <w:rPr>
+          <w:rStyle w:val="VerbatimChar"/>
+        </w:rPr>
+        <w:t xml:space="preserve">10:      </w:t>
+      </w:r>
+      <w:r>
+        <w:rPr>
+          <w:rStyle w:val="VerbatimChar"/>
+          <w:rFonts w:hint="eastAsia"/>
+        </w:rPr>
+        <w:t xml:space="preserve">创建</w:t>
+      </w:r>
+      <w:r>
+        <w:rPr>
+          <w:rStyle w:val="VerbatimChar"/>
+        </w:rPr>
+        <w:t xml:space="preserve"> f: (0, 0, 0, 0, "pred_err_" + σ, L_4)</w:t>
+      </w:r>
+      <w:r>
+        <w:br/>
+      </w:r>
+      <w:r>
+        <w:rPr>
+          <w:rStyle w:val="VerbatimChar"/>
+        </w:rPr>
+        <w:t xml:space="preserve">11:  if σ ∈ {σ ∈ pred_*} then </w:t>
+      </w:r>
+      <w:r>
+        <w:rPr>
+          <w:rStyle w:val="VerbatimChar"/>
+          <w:rFonts w:hint="eastAsia"/>
+        </w:rPr>
+        <w:t xml:space="preserve">更新预测统计</w:t>
+      </w:r>
+      <w:r>
+        <w:br/>
+      </w:r>
+      <w:r>
+        <w:rPr>
+          <w:rStyle w:val="VerbatimChar"/>
+        </w:rPr>
+        <w:t xml:space="preserve">12:  </w:t>
+      </w:r>
+      <w:r>
+        <w:br/>
+      </w:r>
+      <w:r>
+        <w:rPr>
+          <w:rStyle w:val="VerbatimChar"/>
+        </w:rPr>
+        <w:t xml:space="preserve">13:  ── </w:t>
+      </w:r>
+      <w:r>
+        <w:rPr>
+          <w:rStyle w:val="VerbatimChar"/>
+          <w:rFonts w:hint="eastAsia"/>
+        </w:rPr>
+        <w:t xml:space="preserve">第3阶段：帧竞争合并</w:t>
+      </w:r>
+      <w:r>
+        <w:rPr>
+          <w:rStyle w:val="VerbatimChar"/>
+        </w:rPr>
+        <w:t xml:space="preserve"> ──</w:t>
+      </w:r>
+      <w:r>
+        <w:br/>
+      </w:r>
+      <w:r>
+        <w:rPr>
+          <w:rStyle w:val="VerbatimChar"/>
+        </w:rPr>
+        <w:t xml:space="preserve">14:  f* ← argmin d(x_t, v_i)</w:t>
+      </w:r>
+      <w:r>
+        <w:br/>
+      </w:r>
+      <w:r>
+        <w:rPr>
+          <w:rStyle w:val="VerbatimChar"/>
+        </w:rPr>
+        <w:t xml:space="preserve">15:  if C_merge(f*, x_t, σ) then           ▷ </w:t>
+      </w:r>
+      <w:r>
+        <w:rPr>
+          <w:rStyle w:val="VerbatimChar"/>
+          <w:rFonts w:hint="eastAsia"/>
+        </w:rPr>
+        <w:t xml:space="preserve">定义A.7</w:t>
+      </w:r>
+      <w:r>
+        <w:br/>
+      </w:r>
+      <w:r>
+        <w:rPr>
+          <w:rStyle w:val="VerbatimChar"/>
+        </w:rPr>
+        <w:t xml:space="preserve">16:      </w:t>
+      </w:r>
+      <w:r>
+        <w:rPr>
+          <w:rStyle w:val="VerbatimChar"/>
+          <w:rFonts w:hint="eastAsia"/>
+        </w:rPr>
+        <w:t xml:space="preserve">执行合并(f*)</w:t>
+      </w:r>
+      <w:r>
+        <w:rPr>
+          <w:rStyle w:val="VerbatimChar"/>
+        </w:rPr>
+        <w:t xml:space="preserve">                      ▷ </w:t>
+      </w:r>
+      <w:r>
+        <w:rPr>
+          <w:rStyle w:val="VerbatimChar"/>
+          <w:rFonts w:hint="eastAsia"/>
+        </w:rPr>
+        <w:t xml:space="preserve">定义A.8</w:t>
+      </w:r>
+      <w:r>
+        <w:br/>
+      </w:r>
+      <w:r>
+        <w:rPr>
+          <w:rStyle w:val="VerbatimChar"/>
+        </w:rPr>
+        <w:t xml:space="preserve">17:  else</w:t>
+      </w:r>
+      <w:r>
+        <w:br/>
+      </w:r>
+      <w:r>
+        <w:rPr>
+          <w:rStyle w:val="VerbatimChar"/>
+        </w:rPr>
+        <w:t xml:space="preserve">18:      </w:t>
+      </w:r>
+      <w:r>
+        <w:rPr>
+          <w:rStyle w:val="VerbatimChar"/>
+          <w:rFonts w:hint="eastAsia"/>
+        </w:rPr>
+        <w:t xml:space="preserve">执行创建(x_t,</w:t>
+      </w:r>
+      <w:r>
+        <w:rPr>
+          <w:rStyle w:val="VerbatimChar"/>
+        </w:rPr>
+        <w:t xml:space="preserve"> σ)                  ▷ </w:t>
+      </w:r>
+      <w:r>
+        <w:rPr>
+          <w:rStyle w:val="VerbatimChar"/>
+          <w:rFonts w:hint="eastAsia"/>
+        </w:rPr>
+        <w:t xml:space="preserve">定义A.9-10</w:t>
+      </w:r>
+      <w:r>
+        <w:br/>
+      </w:r>
+      <w:r>
+        <w:rPr>
+          <w:rStyle w:val="VerbatimChar"/>
+        </w:rPr>
+        <w:t xml:space="preserve">19:  </w:t>
+      </w:r>
+      <w:r>
+        <w:br/>
+      </w:r>
+      <w:r>
+        <w:rPr>
+          <w:rStyle w:val="VerbatimChar"/>
+        </w:rPr>
+        <w:t xml:space="preserve">20:  ── </w:t>
+      </w:r>
+      <w:r>
+        <w:rPr>
+          <w:rStyle w:val="VerbatimChar"/>
+          <w:rFonts w:hint="eastAsia"/>
+        </w:rPr>
+        <w:t xml:space="preserve">第4阶段：遗忘与剪枝</w:t>
+      </w:r>
+      <w:r>
+        <w:rPr>
+          <w:rStyle w:val="VerbatimChar"/>
+        </w:rPr>
+        <w:t xml:space="preserve"> ──</w:t>
+      </w:r>
+      <w:r>
+        <w:br/>
+      </w:r>
+      <w:r>
+        <w:rPr>
+          <w:rStyle w:val="VerbatimChar"/>
+        </w:rPr>
+        <w:t xml:space="preserve">21:  for all f_i ∈ F_t: w_i ← w_i·exp(-γ/m_i)  ▷ </w:t>
+      </w:r>
+      <w:r>
+        <w:rPr>
+          <w:rStyle w:val="VerbatimChar"/>
+          <w:rFonts w:hint="eastAsia"/>
+        </w:rPr>
+        <w:t xml:space="preserve">定义A.11</w:t>
+      </w:r>
+      <w:r>
+        <w:br/>
+      </w:r>
+      <w:r>
+        <w:rPr>
+          <w:rStyle w:val="VerbatimChar"/>
+        </w:rPr>
+        <w:t xml:space="preserve">22:  F_t ← F_t \ {f_i | w_i &lt; τ}            ▷ </w:t>
+      </w:r>
+      <w:r>
+        <w:rPr>
+          <w:rStyle w:val="VerbatimChar"/>
+          <w:rFonts w:hint="eastAsia"/>
+        </w:rPr>
+        <w:t xml:space="preserve">定义A.12</w:t>
+      </w:r>
+      <w:r>
+        <w:br/>
+      </w:r>
+      <w:r>
+        <w:rPr>
+          <w:rStyle w:val="VerbatimChar"/>
+        </w:rPr>
+        <w:t xml:space="preserve">23:  </w:t>
+      </w:r>
+      <w:r>
+        <w:br/>
+      </w:r>
+      <w:r>
+        <w:rPr>
+          <w:rStyle w:val="VerbatimChar"/>
+        </w:rPr>
+        <w:t xml:space="preserve">24:  ── </w:t>
+      </w:r>
+      <w:r>
+        <w:rPr>
+          <w:rStyle w:val="VerbatimChar"/>
+          <w:rFonts w:hint="eastAsia"/>
+        </w:rPr>
+        <w:t xml:space="preserve">第5阶段：自指观察</w:t>
+      </w:r>
+      <w:r>
+        <w:rPr>
+          <w:rStyle w:val="VerbatimChar"/>
+        </w:rPr>
+        <w:t xml:space="preserve"> ──</w:t>
+      </w:r>
+      <w:r>
+        <w:br/>
+      </w:r>
+      <w:r>
+        <w:rPr>
+          <w:rStyle w:val="VerbatimChar"/>
+        </w:rPr>
+        <w:t xml:space="preserve">25:  if t mod k = 0 then</w:t>
+      </w:r>
+      <w:r>
+        <w:br/>
+      </w:r>
+      <w:r>
+        <w:rPr>
+          <w:rStyle w:val="VerbatimChar"/>
+        </w:rPr>
+        <w:t xml:space="preserve">26:      o_t ← </w:t>
+      </w:r>
+      <w:r>
+        <w:rPr>
+          <w:rStyle w:val="VerbatimChar"/>
+          <w:rFonts w:hint="eastAsia"/>
+        </w:rPr>
+        <w:t xml:space="preserve">自指向量(F_t)</w:t>
+      </w:r>
+      <w:r>
+        <w:rPr>
+          <w:rStyle w:val="VerbatimChar"/>
+        </w:rPr>
+        <w:t xml:space="preserve">               ▷ </w:t>
+      </w:r>
+      <w:r>
+        <w:rPr>
+          <w:rStyle w:val="VerbatimChar"/>
+          <w:rFonts w:hint="eastAsia"/>
+        </w:rPr>
+        <w:t xml:space="preserve">定义A.13</w:t>
+      </w:r>
+      <w:r>
+        <w:br/>
+      </w:r>
+      <w:r>
+        <w:rPr>
+          <w:rStyle w:val="VerbatimChar"/>
+        </w:rPr>
+        <w:t xml:space="preserve">27:      </w:t>
+      </w:r>
+      <w:r>
+        <w:rPr>
+          <w:rStyle w:val="VerbatimChar"/>
+          <w:rFonts w:hint="eastAsia"/>
+        </w:rPr>
+        <w:t xml:space="preserve">对</w:t>
+      </w:r>
+      <w:r>
+        <w:rPr>
+          <w:rStyle w:val="VerbatimChar"/>
+        </w:rPr>
+        <w:t xml:space="preserve"> (o_t, σ_self) </w:t>
+      </w:r>
+      <w:r>
+        <w:rPr>
+          <w:rStyle w:val="VerbatimChar"/>
+          <w:rFonts w:hint="eastAsia"/>
+        </w:rPr>
+        <w:t xml:space="preserve">执行阶段1-4</w:t>
+      </w:r>
+      <w:r>
+        <w:br/>
+      </w:r>
+      <w:r>
+        <w:rPr>
+          <w:rStyle w:val="VerbatimChar"/>
+        </w:rPr>
+        <w:t xml:space="preserve">28:      ── L5 </w:t>
+      </w:r>
+      <w:r>
+        <w:rPr>
+          <w:rStyle w:val="VerbatimChar"/>
+          <w:rFonts w:hint="eastAsia"/>
+        </w:rPr>
+        <w:t xml:space="preserve">元观测</w:t>
+      </w:r>
+      <w:r>
+        <w:rPr>
+          <w:rStyle w:val="VerbatimChar"/>
+        </w:rPr>
+        <w:t xml:space="preserve"> ──</w:t>
+      </w:r>
+      <w:r>
+        <w:br/>
+      </w:r>
+      <w:r>
+        <w:rPr>
+          <w:rStyle w:val="VerbatimChar"/>
+        </w:rPr>
+        <w:t xml:space="preserve">29:      </w:t>
+      </w:r>
+      <w:r>
+        <w:rPr>
+          <w:rStyle w:val="VerbatimChar"/>
+          <w:rFonts w:hint="eastAsia"/>
+        </w:rPr>
+        <w:t xml:space="preserve">更新滚动准确率统计</w:t>
+      </w:r>
+      <w:r>
+        <w:br/>
+      </w:r>
+      <w:r>
+        <w:rPr>
+          <w:rStyle w:val="VerbatimChar"/>
+        </w:rPr>
+        <w:t xml:space="preserve">30:      ── L6 </w:t>
+      </w:r>
+      <w:r>
+        <w:rPr>
+          <w:rStyle w:val="VerbatimChar"/>
+          <w:rFonts w:hint="eastAsia"/>
+        </w:rPr>
+        <w:t xml:space="preserve">统摄判断</w:t>
+      </w:r>
+      <w:r>
+        <w:rPr>
+          <w:rStyle w:val="VerbatimChar"/>
+        </w:rPr>
+        <w:t xml:space="preserve"> ──</w:t>
+      </w:r>
+      <w:r>
+        <w:br/>
+      </w:r>
+      <w:r>
+        <w:rPr>
+          <w:rStyle w:val="VerbatimChar"/>
+        </w:rPr>
+        <w:t xml:space="preserve">31:      L6(t)                              ▷ </w:t>
+      </w:r>
+      <w:r>
+        <w:rPr>
+          <w:rStyle w:val="VerbatimChar"/>
+          <w:rFonts w:hint="eastAsia"/>
+        </w:rPr>
+        <w:t xml:space="preserve">定义A.16</w:t>
+      </w:r>
+      <w:r>
+        <w:br/>
+      </w:r>
+      <w:r>
+        <w:rPr>
+          <w:rStyle w:val="VerbatimChar"/>
+        </w:rPr>
+        <w:t xml:space="preserve">32:  </w:t>
+      </w:r>
+      <w:r>
+        <w:br/>
+      </w:r>
+      <w:r>
+        <w:rPr>
+          <w:rStyle w:val="VerbatimChar"/>
+        </w:rPr>
+        <w:t xml:space="preserve">33:  t ← t + 1</w:t>
+      </w:r>
+    </w:p>
+    <w:bookmarkEnd w:id="48"/>
+    <w:bookmarkStart w:id="49" w:name="a.5-派生阈值汇总"/>
+    <w:p>
+      <w:pPr>
+        <w:pStyle w:val="Heading3"/>
+      </w:pPr>
+      <w:r>
+        <w:t xml:space="preserve">A.5 </w:t>
+      </w:r>
+      <w:r>
+        <w:rPr>
+          <w:rFonts w:hint="eastAsia"/>
+        </w:rPr>
+        <w:t xml:space="preserve">派生阈值汇总</w:t>
+      </w:r>
+    </w:p>
+    <w:tbl>
+      <w:tblPr>
+        <w:tblStyle w:val="Table"/>
+        <w:tblW w:type="pct" w:w="5000"/>
+        <w:tblLayout w:type="fixed"/>
+        <w:tblLook w:firstRow="1" w:lastRow="0" w:firstColumn="0" w:lastColumn="0" w:noHBand="0" w:noVBand="0" w:val="0020"/>
+      </w:tblPr>
+      <w:tblGrid>
+        <w:gridCol w:w="1827"/>
+        <w:gridCol w:w="1827"/>
+        <w:gridCol w:w="1827"/>
+        <w:gridCol w:w="2436"/>
+      </w:tblGrid>
+      <w:tr>
+        <w:trPr>
+          <w:tblHeader w:val="on"/>
+        </w:trPr>
+        <w:tc>
+          <w:tcPr/>
+          <w:p>
+            <w:pPr>
+              <w:pStyle w:val="Compact"/>
+            </w:pPr>
+            <w:r>
+              <w:rPr>
+                <w:rFonts w:hint="eastAsia"/>
+              </w:rPr>
+              <w:t xml:space="preserve">符号</w:t>
+            </w:r>
+          </w:p>
+        </w:tc>
+        <w:tc>
+          <w:tcPr/>
+          <w:p>
+            <w:pPr>
+              <w:pStyle w:val="Compact"/>
+            </w:pPr>
+            <w:r>
+              <w:rPr>
+                <w:rFonts w:hint="eastAsia"/>
+              </w:rPr>
+              <w:t xml:space="preserve">定义</w:t>
+            </w:r>
+          </w:p>
+        </w:tc>
+        <w:tc>
+          <w:tcPr/>
+          <w:p>
+            <w:pPr>
+              <w:pStyle w:val="Compact"/>
+            </w:pPr>
+            <w:r>
+              <w:rPr>
+                <w:rFonts w:hint="eastAsia"/>
+              </w:rPr>
+              <w:t xml:space="preserve">依赖</w:t>
+            </w:r>
+          </w:p>
+        </w:tc>
+        <w:tc>
+          <w:tcPr/>
+          <w:p>
+            <w:pPr>
+              <w:pStyle w:val="Compact"/>
+            </w:pPr>
+            <w:r>
+              <w:rPr>
+                <w:rFonts w:hint="eastAsia"/>
+              </w:rPr>
+              <w:t xml:space="preserve">默认值</w:t>
+            </w:r>
+          </w:p>
+        </w:tc>
+      </w:tr>
+      <w:tr>
+        <w:tc>
+          <w:tcPr/>
+          <w:p>
+            <w:pPr>
+              <w:pStyle w:val="Compact"/>
+            </w:pPr>
+            <m:oMath>
+              <m:sSub>
+                <m:e>
+                  <m:r>
+                    <m:t>θ</m:t>
+                  </m:r>
+                </m:e>
+                <m:sub>
+                  <m:r>
+                    <m:rPr>
+                      <m:nor/>
+                      <m:sty m:val="p"/>
+                    </m:rPr>
+                    <m:t>dw</m:t>
+                  </m:r>
+                </m:sub>
+              </m:sSub>
+            </m:oMath>
+          </w:p>
+        </w:tc>
+        <w:tc>
+          <w:tcPr/>
+          <w:p>
+            <w:pPr>
+              <w:pStyle w:val="Compact"/>
+            </w:pPr>
+            <m:oMath>
+              <m:r>
+                <m:t>γ</m:t>
+              </m:r>
+              <m:r>
+                <m:rPr>
+                  <m:sty m:val="p"/>
+                </m:rPr>
+                <m:t>×</m:t>
+              </m:r>
+              <m:r>
+                <m:t>0.4</m:t>
+              </m:r>
+            </m:oMath>
+          </w:p>
+        </w:tc>
+        <w:tc>
+          <w:tcPr/>
+          <w:p>
+            <w:pPr>
+              <w:pStyle w:val="Compact"/>
+            </w:pPr>
+            <m:oMath>
+              <m:r>
+                <m:t>γ</m:t>
+              </m:r>
+            </m:oMath>
+          </w:p>
+        </w:tc>
+        <w:tc>
+          <w:tcPr/>
+          <w:p>
+            <w:pPr>
+              <w:pStyle w:val="Compact"/>
+            </w:pPr>
+            <w:r>
+              <w:t xml:space="preserve">0.02</w:t>
+            </w:r>
+          </w:p>
+        </w:tc>
+      </w:tr>
+      <w:tr>
+        <w:tc>
+          <w:tcPr/>
+          <w:p>
+            <w:pPr>
+              <w:pStyle w:val="Compact"/>
+            </w:pPr>
+            <m:oMath>
+              <m:sSub>
+                <m:e>
+                  <m:r>
+                    <m:t>θ</m:t>
+                  </m:r>
+                </m:e>
+                <m:sub>
+                  <m:r>
+                    <m:rPr>
+                      <m:nor/>
+                      <m:sty m:val="p"/>
+                    </m:rPr>
+                    <m:t>stable</m:t>
+                  </m:r>
+                </m:sub>
+              </m:sSub>
+            </m:oMath>
+          </w:p>
+        </w:tc>
+        <w:tc>
+          <w:tcPr/>
+          <w:p>
+            <w:pPr>
+              <w:pStyle w:val="Compact"/>
+            </w:pPr>
+            <m:oMath>
+              <m:r>
+                <m:t>γ</m:t>
+              </m:r>
+              <m:r>
+                <m:rPr>
+                  <m:sty m:val="p"/>
+                </m:rPr>
+                <m:t>×</m:t>
+              </m:r>
+              <m:r>
+                <m:t>0.2</m:t>
+              </m:r>
+            </m:oMath>
+          </w:p>
+        </w:tc>
+        <w:tc>
+          <w:tcPr/>
+          <w:p>
+            <w:pPr>
+              <w:pStyle w:val="Compact"/>
+            </w:pPr>
+            <m:oMath>
+              <m:r>
+                <m:t>γ</m:t>
+              </m:r>
+            </m:oMath>
+          </w:p>
+        </w:tc>
+        <w:tc>
+          <w:tcPr/>
+          <w:p>
+            <w:pPr>
+              <w:pStyle w:val="Compact"/>
+            </w:pPr>
+            <w:r>
+              <w:t xml:space="preserve">0.01</w:t>
+            </w:r>
+          </w:p>
+        </w:tc>
+      </w:tr>
+      <w:tr>
+        <w:tc>
+          <w:tcPr/>
+          <w:p>
+            <w:pPr>
+              <w:pStyle w:val="Compact"/>
+            </w:pPr>
+            <m:oMath>
+              <m:sSub>
+                <m:e>
+                  <m:r>
+                    <m:t>θ</m:t>
+                  </m:r>
+                </m:e>
+                <m:sub>
+                  <m:r>
+                    <m:rPr>
+                      <m:nor/>
+                      <m:sty m:val="p"/>
+                    </m:rPr>
+                    <m:t>doubt</m:t>
+                  </m:r>
+                </m:sub>
+              </m:sSub>
+            </m:oMath>
+          </w:p>
+        </w:tc>
+        <w:tc>
+          <w:tcPr/>
+          <w:p>
+            <w:pPr>
+              <w:pStyle w:val="Compact"/>
+            </w:pPr>
+            <m:oMath>
+              <m:r>
+                <m:t>τ</m:t>
+              </m:r>
+            </m:oMath>
+          </w:p>
+        </w:tc>
+        <w:tc>
+          <w:tcPr/>
+          <w:p>
+            <w:pPr>
+              <w:pStyle w:val="Compact"/>
+            </w:pPr>
+            <m:oMath>
+              <m:r>
+                <m:t>τ</m:t>
+              </m:r>
+            </m:oMath>
+          </w:p>
+        </w:tc>
+        <w:tc>
+          <w:tcPr/>
+          <w:p>
+            <w:pPr>
+              <w:pStyle w:val="Compact"/>
+            </w:pPr>
+            <w:r>
+              <w:t xml:space="preserve">0.60</w:t>
+            </w:r>
+          </w:p>
+        </w:tc>
+      </w:tr>
+      <w:tr>
+        <w:tc>
+          <w:tcPr/>
+          <w:p>
+            <w:pPr>
+              <w:pStyle w:val="Compact"/>
+            </w:pPr>
+            <m:oMath>
+              <m:sSub>
+                <m:e>
+                  <m:r>
+                    <m:t>θ</m:t>
+                  </m:r>
+                </m:e>
+                <m:sub>
+                  <m:r>
+                    <m:rPr>
+                      <m:nor/>
+                      <m:sty m:val="p"/>
+                    </m:rPr>
+                    <m:t>clear</m:t>
+                  </m:r>
+                </m:sub>
+              </m:sSub>
+            </m:oMath>
+          </w:p>
+        </w:tc>
+        <w:tc>
+          <w:tcPr/>
+          <w:p>
+            <w:pPr>
+              <w:pStyle w:val="Compact"/>
+            </w:pPr>
+            <m:oMath>
+              <m:r>
+                <m:t>1</m:t>
+              </m:r>
+              <m:r>
+                <m:rPr>
+                  <m:sty m:val="p"/>
+                </m:rPr>
+                <m:t>−</m:t>
+              </m:r>
+              <m:r>
+                <m:t>3</m:t>
+              </m:r>
+              <m:r>
+                <m:t>γ</m:t>
+              </m:r>
+            </m:oMath>
+          </w:p>
+        </w:tc>
+        <w:tc>
+          <w:tcPr/>
+          <w:p>
+            <w:pPr>
+              <w:pStyle w:val="Compact"/>
+            </w:pPr>
+            <m:oMath>
+              <m:r>
+                <m:t>γ</m:t>
+              </m:r>
+            </m:oMath>
+          </w:p>
+        </w:tc>
+        <w:tc>
+          <w:tcPr/>
+          <w:p>
+            <w:pPr>
+              <w:pStyle w:val="Compact"/>
+            </w:pPr>
+            <w:r>
+              <w:t xml:space="preserve">0.85</w:t>
+            </w:r>
+          </w:p>
+        </w:tc>
+      </w:tr>
+      <w:tr>
+        <w:tc>
+          <w:tcPr/>
+          <w:p>
+            <w:pPr>
+              <w:pStyle w:val="Compact"/>
+            </w:pPr>
+            <m:oMath>
+              <m:sSub>
+                <m:e>
+                  <m:r>
+                    <m:t>θ</m:t>
+                  </m:r>
+                </m:e>
+                <m:sub>
+                  <m:r>
+                    <m:rPr>
+                      <m:nor/>
+                      <m:sty m:val="p"/>
+                    </m:rPr>
+                    <m:t>healthy</m:t>
+                  </m:r>
+                </m:sub>
+              </m:sSub>
+            </m:oMath>
+          </w:p>
+        </w:tc>
+        <w:tc>
+          <w:tcPr/>
+          <w:p>
+            <w:pPr>
+              <w:pStyle w:val="Compact"/>
+            </w:pPr>
+            <m:oMath>
+              <m:r>
+                <m:t>1</m:t>
+              </m:r>
+              <m:r>
+                <m:rPr>
+                  <m:sty m:val="p"/>
+                </m:rPr>
+                <m:t>−</m:t>
+              </m:r>
+              <m:r>
+                <m:t>4</m:t>
+              </m:r>
+              <m:r>
+                <m:t>γ</m:t>
+              </m:r>
+            </m:oMath>
+          </w:p>
+        </w:tc>
+        <w:tc>
+          <w:tcPr/>
+          <w:p>
+            <w:pPr>
+              <w:pStyle w:val="Compact"/>
+            </w:pPr>
+            <m:oMath>
+              <m:r>
+                <m:t>γ</m:t>
+              </m:r>
+            </m:oMath>
+          </w:p>
+        </w:tc>
+        <w:tc>
+          <w:tcPr/>
+          <w:p>
+            <w:pPr>
+              <w:pStyle w:val="Compact"/>
+            </w:pPr>
+            <w:r>
+              <w:t xml:space="preserve">0.80</w:t>
+            </w:r>
+          </w:p>
+        </w:tc>
+      </w:tr>
+      <w:tr>
+        <w:tc>
+          <w:tcPr/>
+          <w:p>
+            <w:pPr>
+              <w:pStyle w:val="Compact"/>
+            </w:pPr>
+            <m:oMath>
+              <m:sSub>
+                <m:e>
+                  <m:r>
+                    <m:t>λ</m:t>
+                  </m:r>
+                </m:e>
+                <m:sub>
+                  <m:r>
+                    <m:rPr>
+                      <m:nor/>
+                      <m:sty m:val="p"/>
+                    </m:rPr>
+                    <m:t>unmerged</m:t>
+                  </m:r>
+                </m:sub>
+              </m:sSub>
+            </m:oMath>
+          </w:p>
+        </w:tc>
+        <w:tc>
+          <w:tcPr/>
+          <w:p>
+            <w:pPr>
+              <w:pStyle w:val="Compact"/>
+            </w:pPr>
+            <m:oMath>
+              <m:r>
+                <m:rPr>
+                  <m:sty m:val="p"/>
+                </m:rPr>
+                <m:t>exp</m:t>
+              </m:r>
+              <m:r>
+                <m:rPr>
+                  <m:sty m:val="p"/>
+                </m:rPr>
+                <m:t>(</m:t>
+              </m:r>
+              <m:r>
+                <m:rPr>
+                  <m:sty m:val="p"/>
+                </m:rPr>
+                <m:t>−</m:t>
+              </m:r>
+              <m:r>
+                <m:t>γ</m:t>
+              </m:r>
+              <m:r>
+                <m:rPr>
+                  <m:sty m:val="p"/>
+                </m:rPr>
+                <m:t>/</m:t>
+              </m:r>
+              <m:r>
+                <m:t>0.25</m:t>
+              </m:r>
+              <m:r>
+                <m:rPr>
+                  <m:sty m:val="p"/>
+                </m:rPr>
+                <m:t>)</m:t>
+              </m:r>
+            </m:oMath>
+          </w:p>
+        </w:tc>
+        <w:tc>
+          <w:tcPr/>
+          <w:p>
+            <w:pPr>
+              <w:pStyle w:val="Compact"/>
+            </w:pPr>
+            <m:oMath>
+              <m:r>
+                <m:t>γ</m:t>
+              </m:r>
+            </m:oMath>
+          </w:p>
+        </w:tc>
+        <w:tc>
+          <w:tcPr/>
+          <w:p>
+            <w:pPr>
+              <w:pStyle w:val="Compact"/>
+            </w:pPr>
+            <w:r>
+              <w:t xml:space="preserve">0.819</w:t>
+            </w:r>
+          </w:p>
+        </w:tc>
+      </w:tr>
+      <w:tr>
+        <w:tc>
+          <w:tcPr/>
+          <w:p>
+            <w:pPr>
+              <w:pStyle w:val="Compact"/>
+            </w:pPr>
+            <m:oMath>
+              <m:sSub>
+                <m:e>
+                  <m:r>
+                    <m:t>λ</m:t>
+                  </m:r>
+                </m:e>
+                <m:sub>
+                  <m:r>
+                    <m:rPr>
+                      <m:nor/>
+                      <m:sty m:val="p"/>
+                    </m:rPr>
+                    <m:t>merged</m:t>
+                  </m:r>
+                </m:sub>
+              </m:sSub>
+            </m:oMath>
+          </w:p>
+        </w:tc>
+        <w:tc>
+          <w:tcPr/>
+          <w:p>
+            <w:pPr>
+              <w:pStyle w:val="Compact"/>
+            </w:pPr>
+            <m:oMath>
+              <m:r>
+                <m:rPr>
+                  <m:sty m:val="p"/>
+                </m:rPr>
+                <m:t>exp</m:t>
+              </m:r>
+              <m:r>
+                <m:rPr>
+                  <m:sty m:val="p"/>
+                </m:rPr>
+                <m:t>(</m:t>
+              </m:r>
+              <m:r>
+                <m:rPr>
+                  <m:sty m:val="p"/>
+                </m:rPr>
+                <m:t>−</m:t>
+              </m:r>
+              <m:r>
+                <m:t>γ</m:t>
+              </m:r>
+              <m:r>
+                <m:rPr>
+                  <m:sty m:val="p"/>
+                </m:rPr>
+                <m:t>)</m:t>
+              </m:r>
+            </m:oMath>
+          </w:p>
+        </w:tc>
+        <w:tc>
+          <w:tcPr/>
+          <w:p>
+            <w:pPr>
+              <w:pStyle w:val="Compact"/>
+            </w:pPr>
+            <m:oMath>
+              <m:r>
+                <m:t>γ</m:t>
+              </m:r>
+            </m:oMath>
+          </w:p>
+        </w:tc>
+        <w:tc>
+          <w:tcPr/>
+          <w:p>
+            <w:pPr>
+              <w:pStyle w:val="Compact"/>
+            </w:pPr>
+            <w:r>
+              <w:t xml:space="preserve">0.951</w:t>
+            </w:r>
+          </w:p>
+        </w:tc>
+      </w:tr>
+    </w:tbl>
+    <w:bookmarkEnd w:id="49"/>
+    <w:bookmarkStart w:id="50" w:name="a.6-初始状态与边界条件"/>
+    <w:p>
+      <w:pPr>
+        <w:pStyle w:val="Heading3"/>
+      </w:pPr>
+      <w:r>
+        <w:t xml:space="preserve">A.6 </w:t>
+      </w:r>
+      <w:r>
+        <w:rPr>
+          <w:rFonts w:hint="eastAsia"/>
+        </w:rPr>
+        <w:t xml:space="preserve">初始状态与边界条件</w:t>
+      </w:r>
+    </w:p>
+    <w:p>
+      <w:pPr>
+        <w:pStyle w:val="FirstParagraph"/>
+      </w:pPr>
+      <w:r>
+        <w:rPr>
+          <w:rFonts w:hint="eastAsia"/>
+          <w:b/>
+          <w:bCs/>
+        </w:rPr>
+        <w:t xml:space="preserve">初始状态</w:t>
+      </w:r>
+      <w:r>
+        <w:rPr>
+          <w:rFonts w:hint="eastAsia"/>
+        </w:rPr>
+        <w:t xml:space="preserve">：</w:t>
+      </w:r>
+      <m:oMath>
+        <m:r>
+          <m:t>t</m:t>
+        </m:r>
+        <m:r>
+          <m:rPr>
+            <m:sty m:val="p"/>
+          </m:rPr>
+          <m:t>=</m:t>
+        </m:r>
+        <m:r>
+          <m:t>0</m:t>
+        </m:r>
+      </m:oMath>
+      <w:r>
+        <w:t xml:space="preserve"> </w:t>
+      </w:r>
+      <w:r>
+        <w:rPr>
+          <w:rFonts w:hint="eastAsia"/>
+        </w:rPr>
+        <w:t xml:space="preserve">时</w:t>
+      </w:r>
+      <w:r>
+        <w:t xml:space="preserve"> </w:t>
+      </w:r>
+      <m:oMath>
+        <m:sSub>
+          <m:e>
+            <m:r>
+              <m:t>F</m:t>
+            </m:r>
+          </m:e>
+          <m:sub>
+            <m:r>
+              <m:t>0</m:t>
+            </m:r>
+          </m:sub>
+        </m:sSub>
+        <m:r>
+          <m:rPr>
+            <m:sty m:val="p"/>
+          </m:rPr>
+          <m:t>=</m:t>
+        </m:r>
+        <m:r>
+          <m:rPr>
+            <m:sty m:val="p"/>
+          </m:rPr>
+          <m:t>∅</m:t>
+        </m:r>
+      </m:oMath>
+      <w:r>
+        <w:rPr>
+          <w:rFonts w:hint="eastAsia"/>
+        </w:rPr>
+        <w:t xml:space="preserve">，</w:t>
+      </w:r>
+      <m:oMath>
+        <m:sSub>
+          <m:e>
+            <m:r>
+              <m:rPr>
+                <m:scr m:val="script"/>
+                <m:sty m:val="p"/>
+              </m:rPr>
+              <m:t>H</m:t>
+            </m:r>
+          </m:e>
+          <m:sub>
+            <m:r>
+              <m:t>0</m:t>
+            </m:r>
+          </m:sub>
+        </m:sSub>
+        <m:r>
+          <m:rPr>
+            <m:sty m:val="p"/>
+          </m:rPr>
+          <m:t>=</m:t>
+        </m:r>
+        <m:r>
+          <m:rPr>
+            <m:sty m:val="p"/>
+          </m:rPr>
+          <m:t>∅</m:t>
+        </m:r>
+      </m:oMath>
+      <w:r>
+        <w:rPr>
+          <w:rFonts w:hint="eastAsia"/>
+        </w:rPr>
+        <w:t xml:space="preserve">，无待处理输入。</w:t>
+      </w:r>
+    </w:p>
+    <w:p>
+      <w:pPr>
+        <w:pStyle w:val="BodyText"/>
+      </w:pPr>
+      <w:r>
+        <w:rPr>
+          <w:rFonts w:hint="eastAsia"/>
+          <w:b/>
+          <w:bCs/>
+        </w:rPr>
+        <w:t xml:space="preserve">空系统备用</w:t>
+      </w:r>
+      <w:r>
+        <w:rPr>
+          <w:rFonts w:hint="eastAsia"/>
+        </w:rPr>
+        <w:t xml:space="preserve">：当</w:t>
+      </w:r>
+      <w:r>
+        <w:t xml:space="preserve"> </w:t>
+      </w:r>
+      <m:oMath>
+        <m:r>
+          <m:rPr>
+            <m:sty m:val="p"/>
+          </m:rPr>
+          <m:t>|</m:t>
+        </m:r>
+        <m:sSub>
+          <m:e>
+            <m:r>
+              <m:t>F</m:t>
+            </m:r>
+          </m:e>
+          <m:sub>
+            <m:r>
+              <m:t>t</m:t>
+            </m:r>
+          </m:sub>
+        </m:sSub>
+        <m:r>
+          <m:rPr>
+            <m:sty m:val="p"/>
+          </m:rPr>
+          <m:t>|</m:t>
+        </m:r>
+        <m:r>
+          <m:rPr>
+            <m:sty m:val="p"/>
+          </m:rPr>
+          <m:t>=</m:t>
+        </m:r>
+        <m:r>
+          <m:t>0</m:t>
+        </m:r>
+      </m:oMath>
+      <w:r>
+        <w:t xml:space="preserve"> </w:t>
+      </w:r>
+      <w:r>
+        <w:rPr>
+          <w:rFonts w:hint="eastAsia"/>
+        </w:rPr>
+        <w:t xml:space="preserve">时，任何输入直接创建新帧（合并条件无法计算）。</w:t>
+      </w:r>
+    </w:p>
+    <w:p>
+      <w:pPr>
+        <w:pStyle w:val="BodyText"/>
+      </w:pPr>
+      <w:r>
+        <w:rPr>
+          <w:rFonts w:hint="eastAsia"/>
+          <w:b/>
+          <w:bCs/>
+        </w:rPr>
+        <w:t xml:space="preserve">向量维度假定</w:t>
+      </w:r>
+      <w:r>
+        <w:rPr>
+          <w:rFonts w:hint="eastAsia"/>
+        </w:rPr>
+        <w:t xml:space="preserve">：所有</w:t>
+      </w:r>
+      <w:r>
+        <w:t xml:space="preserve"> </w:t>
+      </w:r>
+      <m:oMath>
+        <m:r>
+          <m:rPr>
+            <m:sty m:val="bi"/>
+          </m:rPr>
+          <m:t>v</m:t>
+        </m:r>
+        <m:r>
+          <m:rPr>
+            <m:sty m:val="p"/>
+          </m:rPr>
+          <m:t>,</m:t>
+        </m:r>
+        <m:r>
+          <m:rPr>
+            <m:sty m:val="bi"/>
+          </m:rPr>
+          <m:t>x</m:t>
+        </m:r>
+      </m:oMath>
+      <w:r>
+        <w:t xml:space="preserve"> </w:t>
+      </w:r>
+      <w:r>
+        <w:rPr>
+          <w:rFonts w:hint="eastAsia"/>
+        </w:rPr>
+        <w:t xml:space="preserve">维度固定为</w:t>
+      </w:r>
+      <w:r>
+        <w:t xml:space="preserve"> </w:t>
+      </w:r>
+      <m:oMath>
+        <m:r>
+          <m:t>D</m:t>
+        </m:r>
+        <m:r>
+          <m:rPr>
+            <m:sty m:val="p"/>
+          </m:rPr>
+          <m:t>=</m:t>
+        </m:r>
+        <m:r>
+          <m:t>27</m:t>
+        </m:r>
+      </m:oMath>
+      <w:r>
+        <w:rPr>
+          <w:rFonts w:hint="eastAsia"/>
+        </w:rPr>
+        <w:t xml:space="preserve">。维度不匹配时系统返回错误。</w:t>
+      </w:r>
+    </w:p>
+    <w:bookmarkEnd w:id="50"/>
+    <w:bookmarkEnd w:id="51"/>
+    <w:bookmarkEnd w:id="52"/>
     <w:sectPr>
       <w:footnotePr>
         <w:numRestart w:val="eachSect"/>
